--- a/00-首页/题组Word/习题书/教师版/第一篇-化学原理/6-化学基础与计量.docx
+++ b/00-首页/题组Word/习题书/教师版/第一篇-化学原理/6-化学基础与计量.docx
@@ -2,7 +2,7 @@
 <file path=word/document.xml><?xml version="1.0" encoding="utf-8"?>
 <w:document xmlns:w="http://schemas.openxmlformats.org/wordprocessingml/2006/main" xmlns:m="http://schemas.openxmlformats.org/officeDocument/2006/math" xmlns:r="http://schemas.openxmlformats.org/officeDocument/2006/relationships" xmlns:o="urn:schemas-microsoft-com:office:office" xmlns:v="urn:schemas-microsoft-com:vml" xmlns:w10="urn:schemas-microsoft-com:office:word" xmlns:a="http://schemas.openxmlformats.org/drawingml/2006/main" xmlns:pic="http://schemas.openxmlformats.org/drawingml/2006/picture" xmlns:wp="http://schemas.openxmlformats.org/drawingml/2006/wordprocessingDrawing">
   <w:body>
-    <w:bookmarkStart w:id="10" w:name="第-6-章-化学基础与计量"/>
+    <w:bookmarkStart w:id="15" w:name="第-6-章-化学基础与计量"/>
     <w:p>
       <w:pPr>
         <w:spacing w:after="1800" w:before="1200" w:line="276" w:lineRule="auto"/>
@@ -138,7 +138,7 @@
           <w:color w:val="5B6975"/>
           <w:sz w:val="24"/>
         </w:rPr>
-        <w:t>：1</w:t>
+        <w:t>：3</w:t>
       </w:r>
     </w:p>
     <w:p>
@@ -222,7 +222,7 @@
           <w:color w:val="5B6975"/>
           <w:sz w:val="24"/>
         </w:rPr>
-        <w:t>：2026-09-01</w:t>
+        <w:t>：2026-09-06</w:t>
       </w:r>
     </w:p>
     <w:p>
@@ -283,7 +283,7 @@
         </w:pict>
       </w:r>
     </w:p>
-    <w:bookmarkStart w:id="9" w:name="基础-习13"/>
+    <w:bookmarkStart w:id="12" w:name="一分册测试-ch1b-9-极限密度法测分子量"/>
     <w:p>
       <w:pPr>
         <w:pStyle w:val="Heading2"/>
@@ -294,6 +294,4221 @@
           <w:rFonts w:ascii="Times New Roman" w:hAnsi="Times New Roman" w:eastAsia="Times New Roman" w:cs="Times New Roman"/>
         </w:rPr>
         <w:t xml:space="preserve">6.1 </w:t>
+      </w:r>
+      <w:r>
+        <w:rPr>
+          <w:rFonts w:hint="eastAsia" w:ascii="Times New Roman" w:hAnsi="Times New Roman" w:eastAsia="SimHei" w:cs="Times New Roman"/>
+        </w:rPr>
+        <w:t>一分册测试</w:t>
+      </w:r>
+      <w:r>
+        <w:rPr>
+          <w:rFonts w:hint="eastAsia" w:ascii="Times New Roman" w:hAnsi="Times New Roman" w:eastAsia="Times New Roman" w:cs="Times New Roman"/>
+        </w:rPr>
+        <w:t>-Ch1B-9-</w:t>
+      </w:r>
+      <w:r>
+        <w:rPr>
+          <w:rFonts w:hint="eastAsia" w:ascii="Times New Roman" w:hAnsi="Times New Roman" w:eastAsia="SimHei" w:cs="Times New Roman"/>
+        </w:rPr>
+        <w:t>极限密度法测分子量</w:t>
+      </w:r>
+    </w:p>
+    <w:p>
+      <w:pPr>
+        <w:pStyle w:val="FirstParagraph"/>
+        <w:spacing w:after="80"/>
+      </w:pPr>
+      <w:r>
+        <w:rPr>
+          <w:rFonts w:hint="eastAsia" w:ascii="Times New Roman" w:hAnsi="Times New Roman" w:eastAsia="FangSong" w:cs="Times New Roman"/>
+        </w:rPr>
+        <w:t>实际气体在温度越高</w:t>
+      </w:r>
+      <w:r>
+        <w:rPr>
+          <w:rFonts w:hint="eastAsia" w:ascii="Times New Roman" w:hAnsi="Times New Roman" w:eastAsia="Times New Roman" w:cs="Times New Roman"/>
+        </w:rPr>
+        <w:t>、</w:t>
+      </w:r>
+      <w:r>
+        <w:rPr>
+          <w:rFonts w:hint="eastAsia" w:ascii="Times New Roman" w:hAnsi="Times New Roman" w:eastAsia="FangSong" w:cs="Times New Roman"/>
+        </w:rPr>
+        <w:t>压强越低时越接近理想气体</w:t>
+      </w:r>
+      <w:r>
+        <w:rPr>
+          <w:rFonts w:hint="eastAsia" w:ascii="Times New Roman" w:hAnsi="Times New Roman" w:eastAsia="Times New Roman" w:cs="Times New Roman"/>
+        </w:rPr>
+        <w:t>，</w:t>
+      </w:r>
+      <w:r>
+        <w:rPr>
+          <w:rFonts w:hint="eastAsia" w:ascii="Times New Roman" w:hAnsi="Times New Roman" w:eastAsia="FangSong" w:cs="Times New Roman"/>
+        </w:rPr>
+        <w:t>现在</w:t>
+      </w:r>
+      <w:r>
+        <w:rPr>
+          <w:rFonts w:ascii="Times New Roman" w:hAnsi="Times New Roman" w:eastAsia="Times New Roman" w:cs="Times New Roman"/>
+        </w:rPr>
+        <w:t xml:space="preserve"> 273 K </w:t>
+      </w:r>
+      <w:r>
+        <w:rPr>
+          <w:rFonts w:hint="eastAsia" w:ascii="Times New Roman" w:hAnsi="Times New Roman" w:eastAsia="FangSong" w:cs="Times New Roman"/>
+        </w:rPr>
+        <w:t xml:space="preserve">时测得</w:t>
+      </w:r>
+      <w:r>
+        <w:rPr>
+          <w:rFonts w:ascii="Times New Roman" w:hAnsi="Times New Roman" w:eastAsia="Times New Roman" w:cs="Times New Roman"/>
+        </w:rPr>
+        <w:t xml:space="preserve"> 1 g </w:t>
+      </w:r>
+      <w:r>
+        <w:rPr>
+          <w:rFonts w:hint="eastAsia" w:ascii="Times New Roman" w:hAnsi="Times New Roman" w:eastAsia="FangSong" w:cs="Times New Roman"/>
+        </w:rPr>
+        <w:t>某实际气体在不同压强下的体积如下表</w:t>
+      </w:r>
+      <w:r>
+        <w:rPr>
+          <w:rFonts w:hint="eastAsia" w:ascii="Times New Roman" w:hAnsi="Times New Roman" w:eastAsia="Times New Roman" w:cs="Times New Roman"/>
+        </w:rPr>
+        <w:t>，</w:t>
+      </w:r>
+      <w:r>
+        <w:rPr>
+          <w:rFonts w:hint="eastAsia" w:ascii="Times New Roman" w:hAnsi="Times New Roman" w:eastAsia="FangSong" w:cs="Times New Roman"/>
+        </w:rPr>
+        <w:t>请用作图法对得到的数据加以处理</w:t>
+      </w:r>
+      <w:r>
+        <w:rPr>
+          <w:rFonts w:hint="eastAsia" w:ascii="Times New Roman" w:hAnsi="Times New Roman" w:eastAsia="Times New Roman" w:cs="Times New Roman"/>
+        </w:rPr>
+        <w:t>，</w:t>
+      </w:r>
+      <w:r>
+        <w:rPr>
+          <w:rFonts w:hint="eastAsia" w:ascii="Times New Roman" w:hAnsi="Times New Roman" w:eastAsia="FangSong" w:cs="Times New Roman"/>
+        </w:rPr>
+        <w:t>求出该气体的分子量</w:t>
+      </w:r>
+      <w:r>
+        <w:rPr>
+          <w:rFonts w:hint="eastAsia" w:ascii="Times New Roman" w:hAnsi="Times New Roman" w:eastAsia="Times New Roman" w:cs="Times New Roman"/>
+        </w:rPr>
+        <w:t>。</w:t>
+      </w:r>
+    </w:p>
+    <w:tbl>
+      <w:tblPr>
+        <w:tblStyle w:val="Table"/>
+        <w:tblW w:type="auto" w:w="0"/>
+        <w:tblLook w:firstRow="1" w:lastRow="0" w:firstColumn="0" w:lastColumn="0" w:noHBand="0" w:noVBand="0" w:val="0020"/>
+      </w:tblPr>
+      <w:tblGrid>
+        <w:gridCol w:w="1320"/>
+        <w:gridCol w:w="1320"/>
+        <w:gridCol w:w="1320"/>
+        <w:gridCol w:w="1320"/>
+        <w:gridCol w:w="1320"/>
+        <w:gridCol w:w="1320"/>
+      </w:tblGrid>
+      <w:tr>
+        <w:trPr>
+          <w:tblHeader w:val="on"/>
+        </w:trPr>
+        <w:tc>
+          <w:tcPr/>
+          <w:p>
+            <w:pPr>
+              <w:pStyle w:val="Compact"/>
+              <w:jc w:val="center"/>
+            </w:pPr>
+            <m:oMath>
+              <m:r>
+                <m:t>p</m:t>
+              </m:r>
+              <m:r>
+                <m:rPr>
+                  <m:sty m:val="p"/>
+                </m:rPr>
+                <m:t>/</m:t>
+              </m:r>
+              <m:sSup>
+                <m:e>
+                  <m:r>
+                    <m:t>10</m:t>
+                  </m:r>
+                </m:e>
+                <m:sup>
+                  <m:r>
+                    <m:t>5</m:t>
+                  </m:r>
+                </m:sup>
+              </m:sSup>
+            </m:oMath>
+            <w:r>
+              <w:rPr>
+                <w:rFonts w:ascii="Times New Roman" w:hAnsi="Times New Roman" w:eastAsia="Times New Roman" w:cs="Times New Roman"/>
+                <w:b/>
+              </w:rPr>
+              <w:t xml:space="preserve"> </w:t>
+            </w:r>
+            <w:r>
+              <w:rPr>
+                <w:rFonts w:ascii="Times New Roman" w:hAnsi="Times New Roman" w:eastAsia="Times New Roman" w:cs="Times New Roman"/>
+                <w:b/>
+              </w:rPr>
+              <w:t xml:space="preserve">Pa</w:t>
+            </w:r>
+          </w:p>
+        </w:tc>
+        <w:tc>
+          <w:tcPr/>
+          <w:p>
+            <w:pPr>
+              <w:pStyle w:val="Compact"/>
+              <w:jc w:val="center"/>
+            </w:pPr>
+            <w:r>
+              <w:rPr>
+                <w:rFonts w:ascii="Times New Roman" w:hAnsi="Times New Roman" w:eastAsia="Times New Roman" w:cs="Times New Roman"/>
+                <w:b/>
+              </w:rPr>
+              <w:t xml:space="preserve">1.013</w:t>
+            </w:r>
+          </w:p>
+        </w:tc>
+        <w:tc>
+          <w:tcPr/>
+          <w:p>
+            <w:pPr>
+              <w:pStyle w:val="Compact"/>
+              <w:jc w:val="center"/>
+            </w:pPr>
+            <w:r>
+              <w:rPr>
+                <w:rFonts w:ascii="Times New Roman" w:hAnsi="Times New Roman" w:eastAsia="Times New Roman" w:cs="Times New Roman"/>
+                <w:b/>
+              </w:rPr>
+              <w:t xml:space="preserve">0.6755</w:t>
+            </w:r>
+          </w:p>
+        </w:tc>
+        <w:tc>
+          <w:tcPr/>
+          <w:p>
+            <w:pPr>
+              <w:pStyle w:val="Compact"/>
+              <w:jc w:val="center"/>
+            </w:pPr>
+            <w:r>
+              <w:rPr>
+                <w:rFonts w:ascii="Times New Roman" w:hAnsi="Times New Roman" w:eastAsia="Times New Roman" w:cs="Times New Roman"/>
+                <w:b/>
+              </w:rPr>
+              <w:t xml:space="preserve">0.5066</w:t>
+            </w:r>
+          </w:p>
+        </w:tc>
+        <w:tc>
+          <w:tcPr/>
+          <w:p>
+            <w:pPr>
+              <w:pStyle w:val="Compact"/>
+              <w:jc w:val="center"/>
+            </w:pPr>
+            <w:r>
+              <w:rPr>
+                <w:rFonts w:ascii="Times New Roman" w:hAnsi="Times New Roman" w:eastAsia="Times New Roman" w:cs="Times New Roman"/>
+                <w:b/>
+              </w:rPr>
+              <w:t xml:space="preserve">0.3378</w:t>
+            </w:r>
+          </w:p>
+        </w:tc>
+        <w:tc>
+          <w:tcPr/>
+          <w:p>
+            <w:pPr>
+              <w:pStyle w:val="Compact"/>
+              <w:jc w:val="center"/>
+            </w:pPr>
+            <w:r>
+              <w:rPr>
+                <w:rFonts w:ascii="Times New Roman" w:hAnsi="Times New Roman" w:eastAsia="Times New Roman" w:cs="Times New Roman"/>
+                <w:b/>
+              </w:rPr>
+              <w:t xml:space="preserve">0.2533</w:t>
+            </w:r>
+          </w:p>
+        </w:tc>
+      </w:tr>
+      <w:tr>
+        <w:tc>
+          <w:tcPr/>
+          <w:p>
+            <w:pPr>
+              <w:pStyle w:val="Compact"/>
+              <w:jc w:val="center"/>
+            </w:pPr>
+            <m:oMath>
+              <m:r>
+                <m:t>V</m:t>
+              </m:r>
+              <m:r>
+                <m:rPr>
+                  <m:sty m:val="p"/>
+                </m:rPr>
+                <m:t>/</m:t>
+              </m:r>
+              <m:sSup>
+                <m:e>
+                  <m:r>
+                    <m:t>10</m:t>
+                  </m:r>
+                </m:e>
+                <m:sup>
+                  <m:r>
+                    <m:rPr>
+                      <m:sty m:val="p"/>
+                    </m:rPr>
+                    <m:t>−</m:t>
+                  </m:r>
+                  <m:r>
+                    <m:t>3</m:t>
+                  </m:r>
+                </m:sup>
+              </m:sSup>
+              <m:r>
+                <m:t> </m:t>
+              </m:r>
+              <m:sSup>
+                <m:e>
+                  <m:r>
+                    <m:rPr>
+                      <m:sty m:val="p"/>
+                    </m:rPr>
+                    <m:t>m</m:t>
+                  </m:r>
+                </m:e>
+                <m:sup>
+                  <m:r>
+                    <m:rPr>
+                      <m:sty m:val="p"/>
+                    </m:rPr>
+                    <m:t>3</m:t>
+                  </m:r>
+                </m:sup>
+              </m:sSup>
+            </m:oMath>
+            <w:r>
+              <w:rPr>
+                <w:rFonts w:ascii="Times New Roman" w:hAnsi="Times New Roman" w:eastAsia="Times New Roman" w:cs="Times New Roman"/>
+              </w:rPr>
+              <w:t xml:space="preserve">​</w:t>
+            </w:r>
+          </w:p>
+        </w:tc>
+        <w:tc>
+          <w:tcPr/>
+          <w:p>
+            <w:pPr>
+              <w:pStyle w:val="Compact"/>
+              <w:jc w:val="center"/>
+            </w:pPr>
+            <w:r>
+              <w:rPr>
+                <w:rFonts w:ascii="Times New Roman" w:hAnsi="Times New Roman" w:eastAsia="Times New Roman" w:cs="Times New Roman"/>
+              </w:rPr>
+              <w:t xml:space="preserve">0.4334</w:t>
+            </w:r>
+          </w:p>
+        </w:tc>
+        <w:tc>
+          <w:tcPr/>
+          <w:p>
+            <w:pPr>
+              <w:pStyle w:val="Compact"/>
+              <w:jc w:val="center"/>
+            </w:pPr>
+            <w:r>
+              <w:rPr>
+                <w:rFonts w:ascii="Times New Roman" w:hAnsi="Times New Roman" w:eastAsia="Times New Roman" w:cs="Times New Roman"/>
+              </w:rPr>
+              <w:t xml:space="preserve">0.6552</w:t>
+            </w:r>
+          </w:p>
+        </w:tc>
+        <w:tc>
+          <w:tcPr/>
+          <w:p>
+            <w:pPr>
+              <w:pStyle w:val="Compact"/>
+              <w:jc w:val="center"/>
+            </w:pPr>
+            <w:r>
+              <w:rPr>
+                <w:rFonts w:ascii="Times New Roman" w:hAnsi="Times New Roman" w:eastAsia="Times New Roman" w:cs="Times New Roman"/>
+              </w:rPr>
+              <w:t xml:space="preserve">0.8771</w:t>
+            </w:r>
+          </w:p>
+        </w:tc>
+        <w:tc>
+          <w:tcPr/>
+          <w:p>
+            <w:pPr>
+              <w:pStyle w:val="Compact"/>
+              <w:jc w:val="center"/>
+            </w:pPr>
+            <w:r>
+              <w:rPr>
+                <w:rFonts w:ascii="Times New Roman" w:hAnsi="Times New Roman" w:eastAsia="Times New Roman" w:cs="Times New Roman"/>
+              </w:rPr>
+              <w:t xml:space="preserve">1.321</w:t>
+            </w:r>
+          </w:p>
+        </w:tc>
+        <w:tc>
+          <w:tcPr/>
+          <w:p>
+            <w:pPr>
+              <w:pStyle w:val="Compact"/>
+              <w:jc w:val="center"/>
+            </w:pPr>
+            <w:r>
+              <w:rPr>
+                <w:rFonts w:ascii="Times New Roman" w:hAnsi="Times New Roman" w:eastAsia="Times New Roman" w:cs="Times New Roman"/>
+              </w:rPr>
+              <w:t xml:space="preserve">1.765</w:t>
+            </w:r>
+          </w:p>
+        </w:tc>
+      </w:tr>
+      <w:tr>
+        <w:tc>
+          <w:tcPr/>
+          <w:p>
+            <w:pPr>
+              <w:pStyle w:val="Compact"/>
+              <w:jc w:val="center"/>
+            </w:pPr>
+          </w:p>
+        </w:tc>
+        <w:tc>
+          <w:tcPr/>
+          <w:p>
+            <w:pPr>
+              <w:pStyle w:val="Compact"/>
+              <w:jc w:val="center"/>
+            </w:pPr>
+          </w:p>
+        </w:tc>
+        <w:tc>
+          <w:tcPr/>
+          <w:p>
+            <w:pPr>
+              <w:pStyle w:val="Compact"/>
+              <w:jc w:val="center"/>
+            </w:pPr>
+          </w:p>
+        </w:tc>
+        <w:tc>
+          <w:tcPr/>
+          <w:p>
+            <w:pPr>
+              <w:pStyle w:val="Compact"/>
+              <w:jc w:val="center"/>
+            </w:pPr>
+          </w:p>
+        </w:tc>
+        <w:tc>
+          <w:tcPr/>
+          <w:p>
+            <w:pPr>
+              <w:pStyle w:val="Compact"/>
+              <w:jc w:val="center"/>
+            </w:pPr>
+          </w:p>
+        </w:tc>
+        <w:tc>
+          <w:tcPr/>
+          <w:p>
+            <w:pPr>
+              <w:pStyle w:val="Compact"/>
+              <w:jc w:val="center"/>
+            </w:pPr>
+          </w:p>
+        </w:tc>
+      </w:tr>
+      <w:tr>
+        <w:tc>
+          <w:tcPr/>
+          <w:p>
+            <w:pPr>
+              <w:pStyle w:val="Compact"/>
+              <w:jc w:val="center"/>
+            </w:pPr>
+          </w:p>
+        </w:tc>
+        <w:tc>
+          <w:tcPr/>
+          <w:p>
+            <w:pPr>
+              <w:pStyle w:val="Compact"/>
+              <w:jc w:val="center"/>
+            </w:pPr>
+          </w:p>
+        </w:tc>
+        <w:tc>
+          <w:tcPr/>
+          <w:p>
+            <w:pPr>
+              <w:pStyle w:val="Compact"/>
+              <w:jc w:val="center"/>
+            </w:pPr>
+          </w:p>
+        </w:tc>
+        <w:tc>
+          <w:tcPr/>
+          <w:p>
+            <w:pPr>
+              <w:pStyle w:val="Compact"/>
+              <w:jc w:val="center"/>
+            </w:pPr>
+          </w:p>
+        </w:tc>
+        <w:tc>
+          <w:tcPr/>
+          <w:p>
+            <w:pPr>
+              <w:pStyle w:val="Compact"/>
+              <w:jc w:val="center"/>
+            </w:pPr>
+          </w:p>
+        </w:tc>
+        <w:tc>
+          <w:tcPr/>
+          <w:p>
+            <w:pPr>
+              <w:pStyle w:val="Compact"/>
+              <w:jc w:val="center"/>
+            </w:pPr>
+          </w:p>
+        </w:tc>
+      </w:tr>
+    </w:tbl>
+    <w:p>
+      <w:pPr>
+        <w:pStyle w:val="BodyText"/>
+        <w:spacing w:before="120"/>
+      </w:pPr>
+      <w:r>
+        <w:rPr>
+          <w:rFonts w:ascii="Times New Roman" w:hAnsi="Times New Roman" w:eastAsia="Times New Roman" w:cs="Times New Roman"/>
+        </w:rPr>
+        <w:t xml:space="preserve">📖 </w:t>
+      </w:r>
+      <w:r>
+        <w:rPr>
+          <w:rFonts w:hint="eastAsia" w:ascii="Times New Roman" w:hAnsi="Times New Roman" w:eastAsia="FangSong" w:cs="Times New Roman"/>
+        </w:rPr>
+        <w:t xml:space="preserve">查看答案</w:t>
+      </w:r>
+    </w:p>
+    <w:p>
+      <w:pPr>
+        <w:pStyle w:val="BodyText"/>
+      </w:pPr>
+      <w:r>
+        <w:rPr>
+          <w:rFonts w:hint="eastAsia" w:ascii="Times New Roman" w:hAnsi="Times New Roman" w:eastAsia="FangSong" w:cs="Times New Roman"/>
+        </w:rPr>
+        <w:t xml:space="preserve">该气体的分子量</w:t>
+      </w:r>
+      <w:r>
+        <w:rPr>
+          <w:rFonts w:ascii="Times New Roman" w:hAnsi="Times New Roman" w:eastAsia="Times New Roman" w:cs="Times New Roman"/>
+        </w:rPr>
+        <w:t xml:space="preserve"> </w:t>
+      </w:r>
+      <m:oMath>
+        <m:oMathPr>
+          <m:ctrlPr>
+            <w:rPr>
+              <w:sz w:val="28"/>
+              <w:szCs w:val="28"/>
+            </w:rPr>
+          </m:ctrlPr>
+        </m:oMathPr>
+        <m:r>
+          <m:t>M</m:t>
+        </m:r>
+        <m:r>
+          <m:rPr>
+            <m:sty m:val="p"/>
+          </m:rPr>
+          <m:t>≈</m:t>
+        </m:r>
+        <m:r>
+          <m:t>50.5</m:t>
+        </m:r>
+        <m:r>
+          <m:t> </m:t>
+        </m:r>
+        <m:r>
+          <m:rPr>
+            <m:sty m:val="p"/>
+          </m:rPr>
+          <m:t>g</m:t>
+        </m:r>
+        <m:r>
+          <m:rPr>
+            <m:sty m:val="p"/>
+          </m:rPr>
+          <m:t>⋅</m:t>
+        </m:r>
+        <m:r>
+          <m:rPr>
+            <m:sty m:val="p"/>
+          </m:rPr>
+          <m:t>m</m:t>
+        </m:r>
+        <m:r>
+          <m:rPr>
+            <m:sty m:val="p"/>
+          </m:rPr>
+          <m:t>o</m:t>
+        </m:r>
+        <m:sSup>
+          <m:e>
+            <m:r>
+              <m:rPr>
+                <m:sty m:val="p"/>
+              </m:rPr>
+              <m:t>l</m:t>
+            </m:r>
+          </m:e>
+          <m:sup>
+            <m:r>
+              <m:rPr>
+                <m:sty m:val="p"/>
+              </m:rPr>
+              <m:t>−</m:t>
+            </m:r>
+            <m:r>
+              <m:rPr>
+                <m:sty m:val="p"/>
+              </m:rPr>
+              <m:t>1</m:t>
+            </m:r>
+          </m:sup>
+        </m:sSup>
+      </m:oMath>
+      <w:r>
+        <w:rPr>
+          <w:rFonts w:hint="eastAsia" w:ascii="Times New Roman" w:hAnsi="Times New Roman" w:eastAsia="Times New Roman" w:cs="Times New Roman"/>
+        </w:rPr>
+        <w:t>（</w:t>
+      </w:r>
+      <w:r>
+        <w:rPr>
+          <w:rFonts w:hint="eastAsia" w:ascii="Times New Roman" w:hAnsi="Times New Roman" w:eastAsia="FangSong" w:cs="Times New Roman"/>
+        </w:rPr>
+        <w:t>作图外推法</w:t>
+      </w:r>
+      <w:r>
+        <w:rPr>
+          <w:rFonts w:hint="eastAsia" w:ascii="Times New Roman" w:hAnsi="Times New Roman" w:eastAsia="Times New Roman" w:cs="Times New Roman"/>
+        </w:rPr>
+        <w:t>）。</w:t>
+      </w:r>
+    </w:p>
+    <w:p>
+      <w:pPr>
+        <w:pStyle w:val="BodyText"/>
+      </w:pPr>
+      <w:r>
+        <w:rPr>
+          <w:rFonts w:hint="eastAsia" w:ascii="Times New Roman" w:hAnsi="Times New Roman" w:eastAsia="FangSong" w:cs="Times New Roman"/>
+        </w:rPr>
+        <w:t>解法一</w:t>
+      </w:r>
+      <w:r>
+        <w:rPr>
+          <w:rFonts w:hint="eastAsia" w:ascii="Times New Roman" w:hAnsi="Times New Roman" w:eastAsia="Times New Roman" w:cs="Times New Roman"/>
+        </w:rPr>
+        <w:t>：</w:t>
+      </w:r>
+    </w:p>
+    <w:p>
+      <w:pPr>
+        <w:pStyle w:val="BodyText"/>
+      </w:pPr>
+      <w:r>
+        <w:rPr>
+          <w:rFonts w:hint="eastAsia" w:ascii="Times New Roman" w:hAnsi="Times New Roman" w:eastAsia="FangSong" w:cs="Times New Roman"/>
+        </w:rPr>
+        <w:t>应用极限密度法</w:t>
+      </w:r>
+      <w:r>
+        <w:rPr>
+          <w:rFonts w:hint="eastAsia" w:ascii="Times New Roman" w:hAnsi="Times New Roman" w:eastAsia="Times New Roman" w:cs="Times New Roman"/>
+        </w:rPr>
+        <w:t>，</w:t>
+      </w:r>
+      <w:r>
+        <w:rPr>
+          <w:rFonts w:hint="eastAsia" w:ascii="Times New Roman" w:hAnsi="Times New Roman" w:eastAsia="FangSong" w:cs="Times New Roman"/>
+        </w:rPr>
+        <w:t>由</w:t>
+      </w:r>
+      <w:r>
+        <w:rPr>
+          <w:rFonts w:ascii="Times New Roman" w:hAnsi="Times New Roman" w:eastAsia="Times New Roman" w:cs="Times New Roman"/>
+        </w:rPr>
+        <w:t xml:space="preserve"> </w:t>
+      </w:r>
+      <m:oMath>
+        <m:oMathPr>
+          <m:ctrlPr>
+            <w:rPr>
+              <w:sz w:val="28"/>
+              <w:szCs w:val="28"/>
+            </w:rPr>
+          </m:ctrlPr>
+        </m:oMathPr>
+        <m:r>
+          <m:t>p</m:t>
+        </m:r>
+        <m:r>
+          <m:t>V</m:t>
+        </m:r>
+        <m:r>
+          <m:rPr>
+            <m:sty m:val="p"/>
+          </m:rPr>
+          <m:t>=</m:t>
+        </m:r>
+        <m:r>
+          <m:t>m</m:t>
+        </m:r>
+        <m:r>
+          <m:t>R</m:t>
+        </m:r>
+        <m:r>
+          <m:t>T</m:t>
+        </m:r>
+        <m:r>
+          <m:rPr>
+            <m:sty m:val="p"/>
+          </m:rPr>
+          <m:t>/</m:t>
+        </m:r>
+        <m:r>
+          <m:t>M</m:t>
+        </m:r>
+      </m:oMath>
+    </w:p>
+    <w:p>
+      <w:pPr>
+        <w:pStyle w:val="BodyText"/>
+      </w:pPr>
+      <m:oMathPara>
+        <m:oMathParaPr>
+          <m:jc m:val="center"/>
+          <m:ctrlPr>
+            <w:rPr>
+              <w:sz w:val="28"/>
+              <w:szCs w:val="28"/>
+            </w:rPr>
+          </m:ctrlPr>
+        </m:oMathParaPr>
+        <m:oMath>
+          <m:r>
+            <m:t>M</m:t>
+          </m:r>
+          <m:r>
+            <m:rPr>
+              <m:sty m:val="p"/>
+            </m:rPr>
+            <m:t>=</m:t>
+          </m:r>
+          <m:sSub>
+            <m:e>
+              <m:d>
+                <m:dPr>
+                  <m:begChr m:val="("/>
+                  <m:sepChr m:val=""/>
+                  <m:endChr m:val=")"/>
+                  <m:grow/>
+                </m:dPr>
+                <m:e>
+                  <m:r>
+                    <m:t>ρ</m:t>
+                  </m:r>
+                  <m:r>
+                    <m:rPr>
+                      <m:sty m:val="p"/>
+                    </m:rPr>
+                    <m:t>/</m:t>
+                  </m:r>
+                  <m:r>
+                    <m:t>p</m:t>
+                  </m:r>
+                </m:e>
+              </m:d>
+            </m:e>
+            <m:sub>
+              <m:r>
+                <m:t>p</m:t>
+              </m:r>
+              <m:r>
+                <m:rPr>
+                  <m:sty m:val="p"/>
+                </m:rPr>
+                <m:t>→</m:t>
+              </m:r>
+              <m:r>
+                <m:t>0</m:t>
+              </m:r>
+            </m:sub>
+          </m:sSub>
+          <m:r>
+            <m:t>R</m:t>
+          </m:r>
+          <m:r>
+            <m:t>T</m:t>
+          </m:r>
+          <m:r>
+            <m:t> </m:t>
+          </m:r>
+          <m:r>
+            <m:rPr>
+              <m:sty m:val="p"/>
+            </m:rPr>
+            <m:t>(</m:t>
+          </m:r>
+          <m:r>
+            <m:t>ρ</m:t>
+          </m:r>
+          <m:r>
+            <m:t> </m:t>
+          </m:r>
+          <m:r>
+            <m:rPr>
+              <m:nor/>
+              <m:sty m:val="p"/>
+            </m:rPr>
+            <m:t>代表密度</m:t>
+          </m:r>
+          <m:r>
+            <m:rPr>
+              <m:sty m:val="p"/>
+            </m:rPr>
+            <m:t>)</m:t>
+          </m:r>
+        </m:oMath>
+      </m:oMathPara>
+    </w:p>
+    <w:p>
+      <w:pPr>
+        <w:pStyle w:val="FirstParagraph"/>
+        <w:spacing w:after="80"/>
+      </w:pPr>
+      <w:r>
+        <w:rPr>
+          <w:rFonts w:hint="eastAsia" w:ascii="Times New Roman" w:hAnsi="Times New Roman" w:eastAsia="FangSong" w:cs="Times New Roman"/>
+        </w:rPr>
+        <w:t xml:space="preserve">作</w:t>
+      </w:r>
+      <w:r>
+        <w:rPr>
+          <w:rFonts w:ascii="Times New Roman" w:hAnsi="Times New Roman" w:eastAsia="Times New Roman" w:cs="Times New Roman"/>
+        </w:rPr>
+        <w:t xml:space="preserve"> </w:t>
+      </w:r>
+      <m:oMath>
+        <m:r>
+          <m:t>ρ</m:t>
+        </m:r>
+        <m:r>
+          <m:rPr>
+            <m:sty m:val="p"/>
+          </m:rPr>
+          <m:t>/</m:t>
+        </m:r>
+        <m:r>
+          <m:t>p</m:t>
+        </m:r>
+        <m:r>
+          <m:rPr>
+            <m:sty m:val="p"/>
+          </m:rPr>
+          <m:t>∼</m:t>
+        </m:r>
+        <m:r>
+          <m:t>p</m:t>
+        </m:r>
+      </m:oMath>
+      <w:r>
+        <w:rPr>
+          <w:rFonts w:ascii="Times New Roman" w:hAnsi="Times New Roman" w:eastAsia="Times New Roman" w:cs="Times New Roman"/>
+        </w:rPr>
+        <w:t xml:space="preserve"> </w:t>
+      </w:r>
+      <w:r>
+        <w:rPr>
+          <w:rFonts w:hint="eastAsia" w:ascii="Times New Roman" w:hAnsi="Times New Roman" w:eastAsia="FangSong" w:cs="Times New Roman"/>
+        </w:rPr>
+        <w:t>图</w:t>
+      </w:r>
+      <w:r>
+        <w:rPr>
+          <w:rFonts w:hint="eastAsia" w:ascii="Times New Roman" w:hAnsi="Times New Roman" w:eastAsia="Times New Roman" w:cs="Times New Roman"/>
+        </w:rPr>
+        <w:t>，</w:t>
+      </w:r>
+      <w:r>
+        <w:rPr>
+          <w:rFonts w:hint="eastAsia" w:ascii="Times New Roman" w:hAnsi="Times New Roman" w:eastAsia="FangSong" w:cs="Times New Roman"/>
+        </w:rPr>
+        <w:t>得</w:t>
+      </w:r>
+      <w:r>
+        <w:rPr>
+          <w:rFonts w:ascii="Times New Roman" w:hAnsi="Times New Roman" w:eastAsia="Times New Roman" w:cs="Times New Roman"/>
+        </w:rPr>
+        <w:t xml:space="preserve"> </w:t>
+      </w:r>
+      <m:oMath>
+        <m:r>
+          <m:t>p</m:t>
+        </m:r>
+        <m:r>
+          <m:rPr>
+            <m:sty m:val="p"/>
+          </m:rPr>
+          <m:t>=</m:t>
+        </m:r>
+        <m:r>
+          <m:t>0</m:t>
+        </m:r>
+      </m:oMath>
+      <w:r>
+        <w:rPr>
+          <w:rFonts w:ascii="Times New Roman" w:hAnsi="Times New Roman" w:eastAsia="Times New Roman" w:cs="Times New Roman"/>
+        </w:rPr>
+        <w:t xml:space="preserve"> </w:t>
+      </w:r>
+      <w:r>
+        <w:rPr>
+          <w:rFonts w:hint="eastAsia" w:ascii="Times New Roman" w:hAnsi="Times New Roman" w:eastAsia="FangSong" w:cs="Times New Roman"/>
+        </w:rPr>
+        <w:t xml:space="preserve">时的</w:t>
+      </w:r>
+      <w:r>
+        <w:rPr>
+          <w:rFonts w:ascii="Times New Roman" w:hAnsi="Times New Roman" w:eastAsia="Times New Roman" w:cs="Times New Roman"/>
+        </w:rPr>
+        <w:t xml:space="preserve"> </w:t>
+      </w:r>
+      <m:oMath>
+        <m:r>
+          <m:t>ρ</m:t>
+        </m:r>
+        <m:r>
+          <m:rPr>
+            <m:sty m:val="p"/>
+          </m:rPr>
+          <m:t>/</m:t>
+        </m:r>
+        <m:r>
+          <m:t>p</m:t>
+        </m:r>
+      </m:oMath>
+      <w:r>
+        <w:rPr>
+          <w:rFonts w:hint="eastAsia" w:ascii="Times New Roman" w:hAnsi="Times New Roman" w:eastAsia="Times New Roman" w:cs="Times New Roman"/>
+        </w:rPr>
+        <w:t>，</w:t>
+      </w:r>
+      <w:r>
+        <w:rPr>
+          <w:rFonts w:hint="eastAsia" w:ascii="Times New Roman" w:hAnsi="Times New Roman" w:eastAsia="FangSong" w:cs="Times New Roman"/>
+        </w:rPr>
+        <w:t>代入上式即得</w:t>
+      </w:r>
+      <w:r>
+        <w:rPr>
+          <w:rFonts w:ascii="Times New Roman" w:hAnsi="Times New Roman" w:eastAsia="Times New Roman" w:cs="Times New Roman"/>
+        </w:rPr>
+        <w:t xml:space="preserve"> </w:t>
+      </w:r>
+      <m:oMath>
+        <m:r>
+          <m:t>M</m:t>
+        </m:r>
+      </m:oMath>
+      <w:r>
+        <w:rPr>
+          <w:rFonts w:ascii="Times New Roman" w:hAnsi="Times New Roman" w:eastAsia="Times New Roman" w:cs="Times New Roman"/>
+        </w:rPr>
+        <w:t xml:space="preserve">。</w:t>
+      </w:r>
+    </w:p>
+    <w:tbl>
+      <w:tblPr>
+        <w:tblStyle w:val="Table"/>
+        <w:tblW w:type="pct" w:w="5000"/>
+        <w:tblLayout w:type="fixed"/>
+        <w:tblLook w:firstRow="1" w:lastRow="0" w:firstColumn="0" w:lastColumn="0" w:noHBand="0" w:noVBand="0" w:val="0020"/>
+      </w:tblPr>
+      <w:tblGrid>
+        <w:gridCol w:w="1320"/>
+        <w:gridCol w:w="1320"/>
+        <w:gridCol w:w="1320"/>
+        <w:gridCol w:w="1320"/>
+        <w:gridCol w:w="1320"/>
+        <w:gridCol w:w="1320"/>
+      </w:tblGrid>
+      <w:tr>
+        <w:trPr>
+          <w:tblHeader w:val="on"/>
+        </w:trPr>
+        <w:tc>
+          <w:tcPr/>
+          <w:p>
+            <w:pPr>
+              <w:pStyle w:val="Compact"/>
+              <w:jc w:val="center"/>
+            </w:pPr>
+            <m:oMath>
+              <m:r>
+                <m:t>p</m:t>
+              </m:r>
+              <m:r>
+                <m:rPr>
+                  <m:sty m:val="p"/>
+                </m:rPr>
+                <m:t>/</m:t>
+              </m:r>
+              <m:sSup>
+                <m:e>
+                  <m:r>
+                    <m:t>10</m:t>
+                  </m:r>
+                </m:e>
+                <m:sup>
+                  <m:r>
+                    <m:t>5</m:t>
+                  </m:r>
+                </m:sup>
+              </m:sSup>
+              <m:r>
+                <m:t> </m:t>
+              </m:r>
+              <m:r>
+                <m:rPr>
+                  <m:sty m:val="p"/>
+                </m:rPr>
+                <m:t>P</m:t>
+              </m:r>
+              <m:r>
+                <m:rPr>
+                  <m:sty m:val="p"/>
+                </m:rPr>
+                <m:t>a</m:t>
+              </m:r>
+            </m:oMath>
+            <w:r>
+              <w:rPr>
+                <w:rFonts w:ascii="Times New Roman" w:hAnsi="Times New Roman" w:eastAsia="Times New Roman" w:cs="Times New Roman"/>
+                <w:b/>
+              </w:rPr>
+              <w:t xml:space="preserve">​</w:t>
+            </w:r>
+          </w:p>
+        </w:tc>
+        <w:tc>
+          <w:tcPr/>
+          <w:p>
+            <w:pPr>
+              <w:pStyle w:val="Compact"/>
+              <w:jc w:val="center"/>
+            </w:pPr>
+            <w:r>
+              <w:rPr>
+                <w:rFonts w:ascii="Times New Roman" w:hAnsi="Times New Roman" w:eastAsia="Times New Roman" w:cs="Times New Roman"/>
+                <w:b/>
+              </w:rPr>
+              <w:t xml:space="preserve">1.013</w:t>
+            </w:r>
+          </w:p>
+        </w:tc>
+        <w:tc>
+          <w:tcPr/>
+          <w:p>
+            <w:pPr>
+              <w:pStyle w:val="Compact"/>
+              <w:jc w:val="center"/>
+            </w:pPr>
+            <w:r>
+              <w:rPr>
+                <w:rFonts w:ascii="Times New Roman" w:hAnsi="Times New Roman" w:eastAsia="Times New Roman" w:cs="Times New Roman"/>
+                <w:b/>
+              </w:rPr>
+              <w:t xml:space="preserve">0.6755</w:t>
+            </w:r>
+          </w:p>
+        </w:tc>
+        <w:tc>
+          <w:tcPr/>
+          <w:p>
+            <w:pPr>
+              <w:pStyle w:val="Compact"/>
+              <w:jc w:val="center"/>
+            </w:pPr>
+            <w:r>
+              <w:rPr>
+                <w:rFonts w:ascii="Times New Roman" w:hAnsi="Times New Roman" w:eastAsia="Times New Roman" w:cs="Times New Roman"/>
+                <w:b/>
+              </w:rPr>
+              <w:t xml:space="preserve">0.5066</w:t>
+            </w:r>
+          </w:p>
+        </w:tc>
+        <w:tc>
+          <w:tcPr/>
+          <w:p>
+            <w:pPr>
+              <w:pStyle w:val="Compact"/>
+              <w:jc w:val="center"/>
+            </w:pPr>
+            <w:r>
+              <w:rPr>
+                <w:rFonts w:ascii="Times New Roman" w:hAnsi="Times New Roman" w:eastAsia="Times New Roman" w:cs="Times New Roman"/>
+                <w:b/>
+              </w:rPr>
+              <w:t xml:space="preserve">0.3378</w:t>
+            </w:r>
+          </w:p>
+        </w:tc>
+        <w:tc>
+          <w:tcPr/>
+          <w:p>
+            <w:pPr>
+              <w:pStyle w:val="Compact"/>
+              <w:jc w:val="center"/>
+            </w:pPr>
+            <w:r>
+              <w:rPr>
+                <w:rFonts w:ascii="Times New Roman" w:hAnsi="Times New Roman" w:eastAsia="Times New Roman" w:cs="Times New Roman"/>
+                <w:b/>
+              </w:rPr>
+              <w:t xml:space="preserve">0.2533</w:t>
+            </w:r>
+          </w:p>
+        </w:tc>
+      </w:tr>
+      <w:tr>
+        <w:tc>
+          <w:tcPr/>
+          <w:p>
+            <w:pPr>
+              <w:pStyle w:val="Compact"/>
+              <w:jc w:val="center"/>
+            </w:pPr>
+            <m:oMath>
+              <m:r>
+                <m:t>V</m:t>
+              </m:r>
+              <m:r>
+                <m:rPr>
+                  <m:sty m:val="p"/>
+                </m:rPr>
+                <m:t>/</m:t>
+              </m:r>
+              <m:sSup>
+                <m:e>
+                  <m:r>
+                    <m:t>10</m:t>
+                  </m:r>
+                </m:e>
+                <m:sup>
+                  <m:r>
+                    <m:rPr>
+                      <m:sty m:val="p"/>
+                    </m:rPr>
+                    <m:t>−</m:t>
+                  </m:r>
+                  <m:r>
+                    <m:t>3</m:t>
+                  </m:r>
+                </m:sup>
+              </m:sSup>
+              <m:r>
+                <m:t> </m:t>
+              </m:r>
+              <m:sSup>
+                <m:e>
+                  <m:r>
+                    <m:rPr>
+                      <m:sty m:val="p"/>
+                    </m:rPr>
+                    <m:t>m</m:t>
+                  </m:r>
+                </m:e>
+                <m:sup>
+                  <m:r>
+                    <m:rPr>
+                      <m:sty m:val="p"/>
+                    </m:rPr>
+                    <m:t>3</m:t>
+                  </m:r>
+                </m:sup>
+              </m:sSup>
+            </m:oMath>
+            <w:r>
+              <w:rPr>
+                <w:rFonts w:ascii="Times New Roman" w:hAnsi="Times New Roman" w:eastAsia="Times New Roman" w:cs="Times New Roman"/>
+              </w:rPr>
+              <w:t xml:space="preserve">​</w:t>
+            </w:r>
+          </w:p>
+        </w:tc>
+        <w:tc>
+          <w:tcPr/>
+          <w:p>
+            <w:pPr>
+              <w:pStyle w:val="Compact"/>
+              <w:jc w:val="center"/>
+            </w:pPr>
+            <w:r>
+              <w:rPr>
+                <w:rFonts w:ascii="Times New Roman" w:hAnsi="Times New Roman" w:eastAsia="Times New Roman" w:cs="Times New Roman"/>
+              </w:rPr>
+              <w:t xml:space="preserve">0.4334</w:t>
+            </w:r>
+          </w:p>
+        </w:tc>
+        <w:tc>
+          <w:tcPr/>
+          <w:p>
+            <w:pPr>
+              <w:pStyle w:val="Compact"/>
+              <w:jc w:val="center"/>
+            </w:pPr>
+            <w:r>
+              <w:rPr>
+                <w:rFonts w:ascii="Times New Roman" w:hAnsi="Times New Roman" w:eastAsia="Times New Roman" w:cs="Times New Roman"/>
+              </w:rPr>
+              <w:t xml:space="preserve">0.6552</w:t>
+            </w:r>
+          </w:p>
+        </w:tc>
+        <w:tc>
+          <w:tcPr/>
+          <w:p>
+            <w:pPr>
+              <w:pStyle w:val="Compact"/>
+              <w:jc w:val="center"/>
+            </w:pPr>
+            <w:r>
+              <w:rPr>
+                <w:rFonts w:ascii="Times New Roman" w:hAnsi="Times New Roman" w:eastAsia="Times New Roman" w:cs="Times New Roman"/>
+              </w:rPr>
+              <w:t xml:space="preserve">0.8771</w:t>
+            </w:r>
+          </w:p>
+        </w:tc>
+        <w:tc>
+          <w:tcPr/>
+          <w:p>
+            <w:pPr>
+              <w:pStyle w:val="Compact"/>
+              <w:jc w:val="center"/>
+            </w:pPr>
+            <w:r>
+              <w:rPr>
+                <w:rFonts w:ascii="Times New Roman" w:hAnsi="Times New Roman" w:eastAsia="Times New Roman" w:cs="Times New Roman"/>
+              </w:rPr>
+              <w:t xml:space="preserve">1.321</w:t>
+            </w:r>
+          </w:p>
+        </w:tc>
+        <w:tc>
+          <w:tcPr/>
+          <w:p>
+            <w:pPr>
+              <w:pStyle w:val="Compact"/>
+              <w:jc w:val="center"/>
+            </w:pPr>
+            <w:r>
+              <w:rPr>
+                <w:rFonts w:ascii="Times New Roman" w:hAnsi="Times New Roman" w:eastAsia="Times New Roman" w:cs="Times New Roman"/>
+              </w:rPr>
+              <w:t xml:space="preserve">1.765</w:t>
+            </w:r>
+          </w:p>
+        </w:tc>
+      </w:tr>
+      <w:tr>
+        <w:tc>
+          <w:tcPr/>
+          <w:p>
+            <w:pPr>
+              <w:pStyle w:val="Compact"/>
+              <w:jc w:val="center"/>
+            </w:pPr>
+            <m:oMath>
+              <m:r>
+                <m:t>ρ</m:t>
+              </m:r>
+              <m:r>
+                <m:rPr>
+                  <m:sty m:val="p"/>
+                </m:rPr>
+                <m:t>/</m:t>
+              </m:r>
+              <m:sSup>
+                <m:e>
+                  <m:r>
+                    <m:t>10</m:t>
+                  </m:r>
+                </m:e>
+                <m:sup>
+                  <m:r>
+                    <m:t>3</m:t>
+                  </m:r>
+                </m:sup>
+              </m:sSup>
+              <m:r>
+                <m:t> </m:t>
+              </m:r>
+              <m:r>
+                <m:rPr>
+                  <m:sty m:val="p"/>
+                </m:rPr>
+                <m:t>g</m:t>
+              </m:r>
+              <m:r>
+                <m:rPr>
+                  <m:sty m:val="p"/>
+                </m:rPr>
+                <m:t>⋅</m:t>
+              </m:r>
+              <m:sSup>
+                <m:e>
+                  <m:r>
+                    <m:rPr>
+                      <m:sty m:val="p"/>
+                    </m:rPr>
+                    <m:t>m</m:t>
+                  </m:r>
+                </m:e>
+                <m:sup>
+                  <m:r>
+                    <m:rPr>
+                      <m:sty m:val="p"/>
+                    </m:rPr>
+                    <m:t>−</m:t>
+                  </m:r>
+                  <m:r>
+                    <m:rPr>
+                      <m:sty m:val="p"/>
+                    </m:rPr>
+                    <m:t>3</m:t>
+                  </m:r>
+                </m:sup>
+              </m:sSup>
+            </m:oMath>
+            <w:r>
+              <w:rPr>
+                <w:rFonts w:ascii="Times New Roman" w:hAnsi="Times New Roman" w:eastAsia="Times New Roman" w:cs="Times New Roman"/>
+              </w:rPr>
+              <w:t xml:space="preserve">​</w:t>
+            </w:r>
+          </w:p>
+        </w:tc>
+        <w:tc>
+          <w:tcPr/>
+          <w:p>
+            <w:pPr>
+              <w:pStyle w:val="Compact"/>
+              <w:jc w:val="center"/>
+            </w:pPr>
+            <w:r>
+              <w:rPr>
+                <w:rFonts w:ascii="Times New Roman" w:hAnsi="Times New Roman" w:eastAsia="Times New Roman" w:cs="Times New Roman"/>
+              </w:rPr>
+              <w:t xml:space="preserve">2.307</w:t>
+            </w:r>
+          </w:p>
+        </w:tc>
+        <w:tc>
+          <w:tcPr/>
+          <w:p>
+            <w:pPr>
+              <w:pStyle w:val="Compact"/>
+              <w:jc w:val="center"/>
+            </w:pPr>
+            <w:r>
+              <w:rPr>
+                <w:rFonts w:ascii="Times New Roman" w:hAnsi="Times New Roman" w:eastAsia="Times New Roman" w:cs="Times New Roman"/>
+              </w:rPr>
+              <w:t xml:space="preserve">1.526</w:t>
+            </w:r>
+          </w:p>
+        </w:tc>
+        <w:tc>
+          <w:tcPr/>
+          <w:p>
+            <w:pPr>
+              <w:pStyle w:val="Compact"/>
+              <w:jc w:val="center"/>
+            </w:pPr>
+            <w:r>
+              <w:rPr>
+                <w:rFonts w:ascii="Times New Roman" w:hAnsi="Times New Roman" w:eastAsia="Times New Roman" w:cs="Times New Roman"/>
+              </w:rPr>
+              <w:t xml:space="preserve">1.140</w:t>
+            </w:r>
+          </w:p>
+        </w:tc>
+        <w:tc>
+          <w:tcPr/>
+          <w:p>
+            <w:pPr>
+              <w:pStyle w:val="Compact"/>
+              <w:jc w:val="center"/>
+            </w:pPr>
+            <w:r>
+              <w:rPr>
+                <w:rFonts w:ascii="Times New Roman" w:hAnsi="Times New Roman" w:eastAsia="Times New Roman" w:cs="Times New Roman"/>
+              </w:rPr>
+              <w:t xml:space="preserve">0.7570</w:t>
+            </w:r>
+          </w:p>
+        </w:tc>
+        <w:tc>
+          <w:tcPr/>
+          <w:p>
+            <w:pPr>
+              <w:pStyle w:val="Compact"/>
+              <w:jc w:val="center"/>
+            </w:pPr>
+            <w:r>
+              <w:rPr>
+                <w:rFonts w:ascii="Times New Roman" w:hAnsi="Times New Roman" w:eastAsia="Times New Roman" w:cs="Times New Roman"/>
+              </w:rPr>
+              <w:t xml:space="preserve">0.5666</w:t>
+            </w:r>
+          </w:p>
+        </w:tc>
+      </w:tr>
+      <w:tr>
+        <w:tc>
+          <w:tcPr/>
+          <w:p>
+            <w:pPr>
+              <w:pStyle w:val="Compact"/>
+              <w:jc w:val="center"/>
+            </w:pPr>
+            <m:oMath>
+              <m:r>
+                <m:rPr>
+                  <m:sty m:val="p"/>
+                </m:rPr>
+                <m:t>(</m:t>
+              </m:r>
+              <m:r>
+                <m:t>ρ</m:t>
+              </m:r>
+              <m:r>
+                <m:rPr>
+                  <m:sty m:val="p"/>
+                </m:rPr>
+                <m:t>/</m:t>
+              </m:r>
+              <m:r>
+                <m:t>p</m:t>
+              </m:r>
+              <m:r>
+                <m:rPr>
+                  <m:sty m:val="p"/>
+                </m:rPr>
+                <m:t>)</m:t>
+              </m:r>
+              <m:r>
+                <m:rPr>
+                  <m:sty m:val="p"/>
+                </m:rPr>
+                <m:t>/</m:t>
+              </m:r>
+              <m:sSup>
+                <m:e>
+                  <m:r>
+                    <m:t>10</m:t>
+                  </m:r>
+                </m:e>
+                <m:sup>
+                  <m:r>
+                    <m:rPr>
+                      <m:sty m:val="p"/>
+                    </m:rPr>
+                    <m:t>−</m:t>
+                  </m:r>
+                  <m:r>
+                    <m:t>2</m:t>
+                  </m:r>
+                </m:sup>
+              </m:sSup>
+              <m:r>
+                <m:t> </m:t>
+              </m:r>
+              <m:r>
+                <m:rPr>
+                  <m:sty m:val="p"/>
+                </m:rPr>
+                <m:t>g</m:t>
+              </m:r>
+              <m:r>
+                <m:rPr>
+                  <m:sty m:val="p"/>
+                </m:rPr>
+                <m:t>⋅</m:t>
+              </m:r>
+              <m:sSup>
+                <m:e>
+                  <m:r>
+                    <m:rPr>
+                      <m:sty m:val="p"/>
+                    </m:rPr>
+                    <m:t>m</m:t>
+                  </m:r>
+                </m:e>
+                <m:sup>
+                  <m:r>
+                    <m:rPr>
+                      <m:sty m:val="p"/>
+                    </m:rPr>
+                    <m:t>−</m:t>
+                  </m:r>
+                  <m:r>
+                    <m:rPr>
+                      <m:sty m:val="p"/>
+                    </m:rPr>
+                    <m:t>3</m:t>
+                  </m:r>
+                </m:sup>
+              </m:sSup>
+              <m:r>
+                <m:rPr>
+                  <m:sty m:val="p"/>
+                </m:rPr>
+                <m:t>⋅</m:t>
+              </m:r>
+              <m:r>
+                <m:rPr>
+                  <m:sty m:val="p"/>
+                </m:rPr>
+                <m:t>P</m:t>
+              </m:r>
+              <m:sSup>
+                <m:e>
+                  <m:r>
+                    <m:rPr>
+                      <m:sty m:val="p"/>
+                    </m:rPr>
+                    <m:t>a</m:t>
+                  </m:r>
+                </m:e>
+                <m:sup>
+                  <m:r>
+                    <m:rPr>
+                      <m:sty m:val="p"/>
+                    </m:rPr>
+                    <m:t>−</m:t>
+                  </m:r>
+                  <m:r>
+                    <m:rPr>
+                      <m:sty m:val="p"/>
+                    </m:rPr>
+                    <m:t>1</m:t>
+                  </m:r>
+                </m:sup>
+              </m:sSup>
+            </m:oMath>
+            <w:r>
+              <w:rPr>
+                <w:rFonts w:ascii="Times New Roman" w:hAnsi="Times New Roman" w:eastAsia="Times New Roman" w:cs="Times New Roman"/>
+              </w:rPr>
+              <w:t xml:space="preserve">​</w:t>
+            </w:r>
+          </w:p>
+        </w:tc>
+        <w:tc>
+          <w:tcPr/>
+          <w:p>
+            <w:pPr>
+              <w:pStyle w:val="Compact"/>
+              <w:jc w:val="center"/>
+            </w:pPr>
+            <w:r>
+              <w:rPr>
+                <w:rFonts w:ascii="Times New Roman" w:hAnsi="Times New Roman" w:eastAsia="Times New Roman" w:cs="Times New Roman"/>
+              </w:rPr>
+              <w:t xml:space="preserve">2.277</w:t>
+            </w:r>
+          </w:p>
+        </w:tc>
+        <w:tc>
+          <w:tcPr/>
+          <w:p>
+            <w:pPr>
+              <w:pStyle w:val="Compact"/>
+              <w:jc w:val="center"/>
+            </w:pPr>
+            <w:r>
+              <w:rPr>
+                <w:rFonts w:ascii="Times New Roman" w:hAnsi="Times New Roman" w:eastAsia="Times New Roman" w:cs="Times New Roman"/>
+              </w:rPr>
+              <w:t xml:space="preserve">2.259</w:t>
+            </w:r>
+          </w:p>
+        </w:tc>
+        <w:tc>
+          <w:tcPr/>
+          <w:p>
+            <w:pPr>
+              <w:pStyle w:val="Compact"/>
+              <w:jc w:val="center"/>
+            </w:pPr>
+            <w:r>
+              <w:rPr>
+                <w:rFonts w:ascii="Times New Roman" w:hAnsi="Times New Roman" w:eastAsia="Times New Roman" w:cs="Times New Roman"/>
+              </w:rPr>
+              <w:t xml:space="preserve">2.251</w:t>
+            </w:r>
+          </w:p>
+        </w:tc>
+        <w:tc>
+          <w:tcPr/>
+          <w:p>
+            <w:pPr>
+              <w:pStyle w:val="Compact"/>
+              <w:jc w:val="center"/>
+            </w:pPr>
+            <w:r>
+              <w:rPr>
+                <w:rFonts w:ascii="Times New Roman" w:hAnsi="Times New Roman" w:eastAsia="Times New Roman" w:cs="Times New Roman"/>
+              </w:rPr>
+              <w:t xml:space="preserve">2.241</w:t>
+            </w:r>
+          </w:p>
+        </w:tc>
+        <w:tc>
+          <w:tcPr/>
+          <w:p>
+            <w:pPr>
+              <w:pStyle w:val="Compact"/>
+              <w:jc w:val="center"/>
+            </w:pPr>
+            <w:r>
+              <w:rPr>
+                <w:rFonts w:ascii="Times New Roman" w:hAnsi="Times New Roman" w:eastAsia="Times New Roman" w:cs="Times New Roman"/>
+              </w:rPr>
+              <w:t xml:space="preserve">2.237</w:t>
+            </w:r>
+          </w:p>
+        </w:tc>
+      </w:tr>
+    </w:tbl>
+    <w:p>
+      <w:pPr>
+        <w:pStyle w:val="BodyText"/>
+        <w:spacing w:before="160" w:after="80"/>
+        <w:jc w:val="center"/>
+      </w:pPr>
+      <w:r>
+        <w:rPr>
+          <w:rFonts w:ascii="Times New Roman" w:hAnsi="Times New Roman" w:eastAsia="Times New Roman" w:cs="Times New Roman"/>
+        </w:rPr>
+        <w:drawing>
+          <wp:inline>
+            <wp:extent cx="3600000" cy="2099041"/>
+            <wp:effectExtent b="0" l="0" r="0" t="0"/>
+            <wp:docPr descr="" title="" id="10" name="Picture"/>
+            <a:graphic>
+              <a:graphicData uri="http://schemas.openxmlformats.org/drawingml/2006/picture">
+                <pic:pic>
+                  <pic:nvPicPr>
+                    <pic:cNvPr descr="c934fb94c98b60ba79699b5ab886dfca6cc84c7780623a611d3f4ef0a2454024.jpg" id="11" name="Picture"/>
+                    <pic:cNvPicPr>
+                      <a:picLocks noChangeArrowheads="1" noChangeAspect="1"/>
+                    </pic:cNvPicPr>
+                  </pic:nvPicPr>
+                  <pic:blipFill>
+                    <a:blip r:embed="rId9"/>
+                    <a:stretch>
+                      <a:fillRect/>
+                    </a:stretch>
+                  </pic:blipFill>
+                  <pic:spPr bwMode="auto">
+                    <a:xfrm>
+                      <a:off x="0" y="0"/>
+                      <a:ext cx="3600000" cy="2099041"/>
+                    </a:xfrm>
+                    <a:prstGeom prst="rect">
+                      <a:avLst/>
+                    </a:prstGeom>
+                    <a:noFill/>
+                    <a:ln w="9525">
+                      <a:noFill/>
+                      <a:headEnd/>
+                      <a:tailEnd/>
+                    </a:ln>
+                  </pic:spPr>
+                </pic:pic>
+              </a:graphicData>
+            </a:graphic>
+          </wp:inline>
+        </w:drawing>
+      </w:r>
+    </w:p>
+    <w:p>
+      <w:pPr>
+        <w:pStyle w:val="BodyText"/>
+      </w:pPr>
+      <w:r>
+        <w:rPr>
+          <w:rFonts w:hint="eastAsia" w:ascii="Times New Roman" w:hAnsi="Times New Roman" w:eastAsia="FangSong" w:cs="Times New Roman"/>
+        </w:rPr>
+        <w:t>第</w:t>
+      </w:r>
+      <w:r>
+        <w:rPr>
+          <w:rFonts w:hint="eastAsia" w:ascii="Times New Roman" w:hAnsi="Times New Roman" w:eastAsia="Times New Roman" w:cs="Times New Roman"/>
+        </w:rPr>
+        <w:t>9</w:t>
+      </w:r>
+      <w:r>
+        <w:rPr>
+          <w:rFonts w:hint="eastAsia" w:ascii="Times New Roman" w:hAnsi="Times New Roman" w:eastAsia="FangSong" w:cs="Times New Roman"/>
+        </w:rPr>
+        <w:t>题答图</w:t>
+      </w:r>
+    </w:p>
+    <w:p>
+      <w:pPr>
+        <w:pStyle w:val="BodyText"/>
+      </w:pPr>
+      <w:r>
+        <w:rPr>
+          <w:rFonts w:hint="eastAsia" w:ascii="Times New Roman" w:hAnsi="Times New Roman" w:eastAsia="FangSong" w:cs="Times New Roman"/>
+        </w:rPr>
+        <w:t xml:space="preserve">由图得</w:t>
+      </w:r>
+      <w:r>
+        <w:rPr>
+          <w:rFonts w:ascii="Times New Roman" w:hAnsi="Times New Roman" w:eastAsia="Times New Roman" w:cs="Times New Roman"/>
+        </w:rPr>
+        <w:t xml:space="preserve"> p=0 </w:t>
+      </w:r>
+      <w:r>
+        <w:rPr>
+          <w:rFonts w:hint="eastAsia" w:ascii="Times New Roman" w:hAnsi="Times New Roman" w:eastAsia="FangSong" w:cs="Times New Roman"/>
+        </w:rPr>
+        <w:t>时</w:t>
+      </w:r>
+      <w:r>
+        <w:rPr>
+          <w:rFonts w:hint="eastAsia" w:ascii="Times New Roman" w:hAnsi="Times New Roman" w:eastAsia="Times New Roman" w:cs="Times New Roman"/>
+        </w:rPr>
+        <w:t>，</w:t>
+      </w:r>
+      <m:oMath>
+        <m:oMathPr>
+          <m:ctrlPr>
+            <w:rPr>
+              <w:sz w:val="28"/>
+              <w:szCs w:val="28"/>
+            </w:rPr>
+          </m:ctrlPr>
+        </m:oMathPr>
+        <m:r>
+          <m:t>ρ</m:t>
+        </m:r>
+        <m:r>
+          <m:rPr>
+            <m:sty m:val="p"/>
+          </m:rPr>
+          <m:t>/</m:t>
+        </m:r>
+        <m:r>
+          <m:t>p</m:t>
+        </m:r>
+        <m:r>
+          <m:rPr>
+            <m:sty m:val="p"/>
+          </m:rPr>
+          <m:t>=</m:t>
+        </m:r>
+        <m:r>
+          <m:t>2.223</m:t>
+        </m:r>
+        <m:r>
+          <m:rPr>
+            <m:sty m:val="p"/>
+          </m:rPr>
+          <m:t>×</m:t>
+        </m:r>
+        <m:sSup>
+          <m:e>
+            <m:r>
+              <m:t>10</m:t>
+            </m:r>
+          </m:e>
+          <m:sup>
+            <m:r>
+              <m:rPr>
+                <m:sty m:val="p"/>
+              </m:rPr>
+              <m:t>−</m:t>
+            </m:r>
+            <m:r>
+              <m:t>2</m:t>
+            </m:r>
+          </m:sup>
+        </m:sSup>
+        <m:r>
+          <m:t> </m:t>
+        </m:r>
+        <m:r>
+          <m:rPr>
+            <m:sty m:val="p"/>
+          </m:rPr>
+          <m:t>g</m:t>
+        </m:r>
+        <m:r>
+          <m:rPr>
+            <m:sty m:val="p"/>
+          </m:rPr>
+          <m:t>⋅</m:t>
+        </m:r>
+        <m:sSup>
+          <m:e>
+            <m:r>
+              <m:rPr>
+                <m:sty m:val="p"/>
+              </m:rPr>
+              <m:t>m</m:t>
+            </m:r>
+          </m:e>
+          <m:sup>
+            <m:r>
+              <m:rPr>
+                <m:sty m:val="p"/>
+              </m:rPr>
+              <m:t>−</m:t>
+            </m:r>
+            <m:r>
+              <m:rPr>
+                <m:sty m:val="p"/>
+              </m:rPr>
+              <m:t>3</m:t>
+            </m:r>
+          </m:sup>
+        </m:sSup>
+        <m:r>
+          <m:rPr>
+            <m:sty m:val="p"/>
+          </m:rPr>
+          <m:t>⋅</m:t>
+        </m:r>
+        <m:r>
+          <m:rPr>
+            <m:sty m:val="p"/>
+          </m:rPr>
+          <m:t>P</m:t>
+        </m:r>
+        <m:sSup>
+          <m:e>
+            <m:r>
+              <m:rPr>
+                <m:sty m:val="p"/>
+              </m:rPr>
+              <m:t>a</m:t>
+            </m:r>
+          </m:e>
+          <m:sup>
+            <m:r>
+              <m:rPr>
+                <m:sty m:val="p"/>
+              </m:rPr>
+              <m:t>−</m:t>
+            </m:r>
+            <m:r>
+              <m:rPr>
+                <m:sty m:val="p"/>
+              </m:rPr>
+              <m:t>1</m:t>
+            </m:r>
+          </m:sup>
+        </m:sSup>
+      </m:oMath>
+      <w:r>
+        <w:rPr>
+          <w:rFonts w:hint="eastAsia" w:ascii="Times New Roman" w:hAnsi="Times New Roman" w:eastAsia="Times New Roman" w:cs="Times New Roman"/>
+        </w:rPr>
+        <w:t>。</w:t>
+      </w:r>
+      <w:r>
+        <w:rPr>
+          <w:rFonts w:hint="eastAsia" w:ascii="Times New Roman" w:hAnsi="Times New Roman" w:eastAsia="FangSong" w:cs="Times New Roman"/>
+        </w:rPr>
+        <w:t>故</w:t>
+      </w:r>
+      <w:r>
+        <w:rPr>
+          <w:rFonts w:ascii="Times New Roman" w:hAnsi="Times New Roman" w:eastAsia="Times New Roman" w:cs="Times New Roman"/>
+        </w:rPr>
+        <w:t xml:space="preserve"> </w:t>
+      </w:r>
+      <m:oMath>
+        <m:oMathPr>
+          <m:ctrlPr>
+            <w:rPr>
+              <w:sz w:val="28"/>
+              <w:szCs w:val="28"/>
+            </w:rPr>
+          </m:ctrlPr>
+        </m:oMathPr>
+        <m:r>
+          <m:t>M</m:t>
+        </m:r>
+        <m:r>
+          <m:rPr>
+            <m:sty m:val="p"/>
+          </m:rPr>
+          <m:t>=</m:t>
+        </m:r>
+        <m:r>
+          <m:t>2.223</m:t>
+        </m:r>
+        <m:r>
+          <m:rPr>
+            <m:sty m:val="p"/>
+          </m:rPr>
+          <m:t>×</m:t>
+        </m:r>
+        <m:sSup>
+          <m:e>
+            <m:r>
+              <m:t>10</m:t>
+            </m:r>
+          </m:e>
+          <m:sup>
+            <m:r>
+              <m:rPr>
+                <m:sty m:val="p"/>
+              </m:rPr>
+              <m:t>−</m:t>
+            </m:r>
+            <m:r>
+              <m:t>2</m:t>
+            </m:r>
+          </m:sup>
+        </m:sSup>
+        <m:r>
+          <m:t> </m:t>
+        </m:r>
+        <m:r>
+          <m:rPr>
+            <m:sty m:val="p"/>
+          </m:rPr>
+          <m:t>g</m:t>
+        </m:r>
+        <m:r>
+          <m:rPr>
+            <m:sty m:val="p"/>
+          </m:rPr>
+          <m:t>⋅</m:t>
+        </m:r>
+        <m:sSup>
+          <m:e>
+            <m:r>
+              <m:rPr>
+                <m:sty m:val="p"/>
+              </m:rPr>
+              <m:t>m</m:t>
+            </m:r>
+          </m:e>
+          <m:sup>
+            <m:r>
+              <m:rPr>
+                <m:sty m:val="p"/>
+              </m:rPr>
+              <m:t>−</m:t>
+            </m:r>
+            <m:r>
+              <m:rPr>
+                <m:sty m:val="p"/>
+              </m:rPr>
+              <m:t>3</m:t>
+            </m:r>
+          </m:sup>
+        </m:sSup>
+        <m:r>
+          <m:rPr>
+            <m:sty m:val="p"/>
+          </m:rPr>
+          <m:t>⋅</m:t>
+        </m:r>
+        <m:r>
+          <m:rPr>
+            <m:sty m:val="p"/>
+          </m:rPr>
+          <m:t>P</m:t>
+        </m:r>
+        <m:sSup>
+          <m:e>
+            <m:r>
+              <m:rPr>
+                <m:sty m:val="p"/>
+              </m:rPr>
+              <m:t>a</m:t>
+            </m:r>
+          </m:e>
+          <m:sup>
+            <m:r>
+              <m:rPr>
+                <m:sty m:val="p"/>
+              </m:rPr>
+              <m:t>−</m:t>
+            </m:r>
+            <m:r>
+              <m:rPr>
+                <m:sty m:val="p"/>
+              </m:rPr>
+              <m:t>1</m:t>
+            </m:r>
+          </m:sup>
+        </m:sSup>
+        <m:r>
+          <m:rPr>
+            <m:sty m:val="p"/>
+          </m:rPr>
+          <m:t>×</m:t>
+        </m:r>
+        <m:r>
+          <m:t>8.314</m:t>
+        </m:r>
+        <m:r>
+          <m:t> </m:t>
+        </m:r>
+        <m:r>
+          <m:rPr>
+            <m:sty m:val="p"/>
+          </m:rPr>
+          <m:t>P</m:t>
+        </m:r>
+        <m:r>
+          <m:rPr>
+            <m:sty m:val="p"/>
+          </m:rPr>
+          <m:t>a</m:t>
+        </m:r>
+        <m:r>
+          <m:rPr>
+            <m:sty m:val="p"/>
+          </m:rPr>
+          <m:t>⋅</m:t>
+        </m:r>
+        <m:sSup>
+          <m:e>
+            <m:r>
+              <m:rPr>
+                <m:sty m:val="p"/>
+              </m:rPr>
+              <m:t>m</m:t>
+            </m:r>
+          </m:e>
+          <m:sup>
+            <m:r>
+              <m:rPr>
+                <m:sty m:val="p"/>
+              </m:rPr>
+              <m:t>3</m:t>
+            </m:r>
+          </m:sup>
+        </m:sSup>
+        <m:r>
+          <m:rPr>
+            <m:sty m:val="p"/>
+          </m:rPr>
+          <m:t>⋅</m:t>
+        </m:r>
+        <m:r>
+          <m:rPr>
+            <m:sty m:val="p"/>
+          </m:rPr>
+          <m:t>m</m:t>
+        </m:r>
+        <m:r>
+          <m:rPr>
+            <m:sty m:val="p"/>
+          </m:rPr>
+          <m:t>o</m:t>
+        </m:r>
+        <m:sSup>
+          <m:e>
+            <m:r>
+              <m:rPr>
+                <m:sty m:val="p"/>
+              </m:rPr>
+              <m:t>l</m:t>
+            </m:r>
+          </m:e>
+          <m:sup>
+            <m:r>
+              <m:rPr>
+                <m:sty m:val="p"/>
+              </m:rPr>
+              <m:t>−</m:t>
+            </m:r>
+            <m:r>
+              <m:rPr>
+                <m:sty m:val="p"/>
+              </m:rPr>
+              <m:t>1</m:t>
+            </m:r>
+          </m:sup>
+        </m:sSup>
+        <m:r>
+          <m:rPr>
+            <m:sty m:val="p"/>
+          </m:rPr>
+          <m:t>⋅</m:t>
+        </m:r>
+        <m:sSup>
+          <m:e>
+            <m:r>
+              <m:rPr>
+                <m:sty m:val="p"/>
+              </m:rPr>
+              <m:t>K</m:t>
+            </m:r>
+          </m:e>
+          <m:sup>
+            <m:r>
+              <m:rPr>
+                <m:sty m:val="p"/>
+              </m:rPr>
+              <m:t>−</m:t>
+            </m:r>
+            <m:r>
+              <m:rPr>
+                <m:sty m:val="p"/>
+              </m:rPr>
+              <m:t>1</m:t>
+            </m:r>
+          </m:sup>
+        </m:sSup>
+        <m:r>
+          <m:rPr>
+            <m:sty m:val="p"/>
+          </m:rPr>
+          <m:t>×</m:t>
+        </m:r>
+        <m:r>
+          <m:t>273</m:t>
+        </m:r>
+        <m:r>
+          <m:t> </m:t>
+        </m:r>
+        <m:r>
+          <m:rPr>
+            <m:sty m:val="p"/>
+          </m:rPr>
+          <m:t>K</m:t>
+        </m:r>
+        <m:r>
+          <m:rPr>
+            <m:sty m:val="p"/>
+          </m:rPr>
+          <m:t>=</m:t>
+        </m:r>
+        <m:r>
+          <m:t>50.46</m:t>
+        </m:r>
+        <m:r>
+          <m:t> </m:t>
+        </m:r>
+        <m:r>
+          <m:rPr>
+            <m:sty m:val="p"/>
+          </m:rPr>
+          <m:t>g</m:t>
+        </m:r>
+        <m:r>
+          <m:rPr>
+            <m:sty m:val="p"/>
+          </m:rPr>
+          <m:t>⋅</m:t>
+        </m:r>
+        <m:r>
+          <m:rPr>
+            <m:sty m:val="p"/>
+          </m:rPr>
+          <m:t>m</m:t>
+        </m:r>
+        <m:r>
+          <m:rPr>
+            <m:sty m:val="p"/>
+          </m:rPr>
+          <m:t>o</m:t>
+        </m:r>
+        <m:sSup>
+          <m:e>
+            <m:r>
+              <m:rPr>
+                <m:sty m:val="p"/>
+              </m:rPr>
+              <m:t>l</m:t>
+            </m:r>
+          </m:e>
+          <m:sup>
+            <m:r>
+              <m:rPr>
+                <m:sty m:val="p"/>
+              </m:rPr>
+              <m:t>−</m:t>
+            </m:r>
+            <m:r>
+              <m:rPr>
+                <m:sty m:val="p"/>
+              </m:rPr>
+              <m:t>1</m:t>
+            </m:r>
+          </m:sup>
+        </m:sSup>
+      </m:oMath>
+    </w:p>
+    <w:p>
+      <w:pPr>
+        <w:pStyle w:val="BodyText"/>
+        <w:spacing w:after="80"/>
+      </w:pPr>
+      <w:r>
+        <w:rPr>
+          <w:rFonts w:hint="eastAsia" w:ascii="Times New Roman" w:hAnsi="Times New Roman" w:eastAsia="FangSong" w:cs="Times New Roman"/>
+        </w:rPr>
+        <w:t>解法二</w:t>
+      </w:r>
+      <w:r>
+        <w:rPr>
+          <w:rFonts w:hint="eastAsia" w:ascii="Times New Roman" w:hAnsi="Times New Roman" w:eastAsia="Times New Roman" w:cs="Times New Roman"/>
+        </w:rPr>
+        <w:t>：</w:t>
+      </w:r>
+    </w:p>
+    <w:tbl>
+      <w:tblPr>
+        <w:tblStyle w:val="Table"/>
+        <w:tblW w:type="pct" w:w="5000"/>
+        <w:tblLayout w:type="fixed"/>
+        <w:tblLook w:firstRow="1" w:lastRow="0" w:firstColumn="0" w:lastColumn="0" w:noHBand="0" w:noVBand="0" w:val="0020"/>
+      </w:tblPr>
+      <w:tblGrid>
+        <w:gridCol w:w="1320"/>
+        <w:gridCol w:w="1320"/>
+        <w:gridCol w:w="1320"/>
+        <w:gridCol w:w="1320"/>
+        <w:gridCol w:w="1320"/>
+        <w:gridCol w:w="1320"/>
+      </w:tblGrid>
+      <w:tr>
+        <w:trPr>
+          <w:tblHeader w:val="on"/>
+        </w:trPr>
+        <w:tc>
+          <w:tcPr/>
+          <w:p>
+            <w:pPr>
+              <w:pStyle w:val="Compact"/>
+              <w:jc w:val="center"/>
+            </w:pPr>
+            <m:oMath>
+              <m:r>
+                <m:t>p</m:t>
+              </m:r>
+              <m:r>
+                <m:t>V</m:t>
+              </m:r>
+              <m:r>
+                <m:rPr>
+                  <m:sty m:val="p"/>
+                </m:rPr>
+                <m:t>/</m:t>
+              </m:r>
+              <m:sSup>
+                <m:e>
+                  <m:r>
+                    <m:t>10</m:t>
+                  </m:r>
+                </m:e>
+                <m:sup>
+                  <m:r>
+                    <m:t>2</m:t>
+                  </m:r>
+                </m:sup>
+              </m:sSup>
+              <m:r>
+                <m:t> </m:t>
+              </m:r>
+              <m:r>
+                <m:rPr>
+                  <m:sty m:val="p"/>
+                </m:rPr>
+                <m:t>P</m:t>
+              </m:r>
+              <m:r>
+                <m:rPr>
+                  <m:sty m:val="p"/>
+                </m:rPr>
+                <m:t>a</m:t>
+              </m:r>
+              <m:r>
+                <m:rPr>
+                  <m:sty m:val="p"/>
+                </m:rPr>
+                <m:t>⋅</m:t>
+              </m:r>
+              <m:sSup>
+                <m:e>
+                  <m:r>
+                    <m:rPr>
+                      <m:sty m:val="p"/>
+                    </m:rPr>
+                    <m:t>m</m:t>
+                  </m:r>
+                </m:e>
+                <m:sup>
+                  <m:r>
+                    <m:rPr>
+                      <m:sty m:val="p"/>
+                    </m:rPr>
+                    <m:t>3</m:t>
+                  </m:r>
+                </m:sup>
+              </m:sSup>
+            </m:oMath>
+            <w:r>
+              <w:rPr>
+                <w:rFonts w:ascii="Times New Roman" w:hAnsi="Times New Roman" w:eastAsia="Times New Roman" w:cs="Times New Roman"/>
+                <w:b/>
+              </w:rPr>
+              <w:t xml:space="preserve">​</w:t>
+            </w:r>
+          </w:p>
+        </w:tc>
+        <w:tc>
+          <w:tcPr/>
+          <w:p>
+            <w:pPr>
+              <w:pStyle w:val="Compact"/>
+              <w:jc w:val="center"/>
+            </w:pPr>
+            <w:r>
+              <w:rPr>
+                <w:rFonts w:ascii="Times New Roman" w:hAnsi="Times New Roman" w:eastAsia="Times New Roman" w:cs="Times New Roman"/>
+                <w:b/>
+              </w:rPr>
+              <w:t xml:space="preserve">0.4390</w:t>
+            </w:r>
+          </w:p>
+        </w:tc>
+        <w:tc>
+          <w:tcPr/>
+          <w:p>
+            <w:pPr>
+              <w:pStyle w:val="Compact"/>
+              <w:jc w:val="center"/>
+            </w:pPr>
+            <w:r>
+              <w:rPr>
+                <w:rFonts w:ascii="Times New Roman" w:hAnsi="Times New Roman" w:eastAsia="Times New Roman" w:cs="Times New Roman"/>
+                <w:b/>
+              </w:rPr>
+              <w:t xml:space="preserve">0.4426</w:t>
+            </w:r>
+          </w:p>
+        </w:tc>
+        <w:tc>
+          <w:tcPr/>
+          <w:p>
+            <w:pPr>
+              <w:pStyle w:val="Compact"/>
+              <w:jc w:val="center"/>
+            </w:pPr>
+            <w:r>
+              <w:rPr>
+                <w:rFonts w:ascii="Times New Roman" w:hAnsi="Times New Roman" w:eastAsia="Times New Roman" w:cs="Times New Roman"/>
+                <w:b/>
+              </w:rPr>
+              <w:t xml:space="preserve">0.4443</w:t>
+            </w:r>
+          </w:p>
+        </w:tc>
+        <w:tc>
+          <w:tcPr/>
+          <w:p>
+            <w:pPr>
+              <w:pStyle w:val="Compact"/>
+              <w:jc w:val="center"/>
+            </w:pPr>
+            <w:r>
+              <w:rPr>
+                <w:rFonts w:ascii="Times New Roman" w:hAnsi="Times New Roman" w:eastAsia="Times New Roman" w:cs="Times New Roman"/>
+                <w:b/>
+              </w:rPr>
+              <w:t xml:space="preserve">0.4462</w:t>
+            </w:r>
+          </w:p>
+        </w:tc>
+        <w:tc>
+          <w:tcPr/>
+          <w:p>
+            <w:pPr>
+              <w:pStyle w:val="Compact"/>
+              <w:jc w:val="center"/>
+            </w:pPr>
+            <w:r>
+              <w:rPr>
+                <w:rFonts w:ascii="Times New Roman" w:hAnsi="Times New Roman" w:eastAsia="Times New Roman" w:cs="Times New Roman"/>
+                <w:b/>
+              </w:rPr>
+              <w:t xml:space="preserve">0.4471</w:t>
+            </w:r>
+          </w:p>
+        </w:tc>
+      </w:tr>
+      <w:tr>
+        <w:tc>
+          <w:tcPr/>
+          <w:p>
+            <w:pPr>
+              <w:pStyle w:val="Compact"/>
+              <w:jc w:val="center"/>
+            </w:pPr>
+            <m:oMath>
+              <m:r>
+                <m:t>p</m:t>
+              </m:r>
+              <m:r>
+                <m:rPr>
+                  <m:sty m:val="p"/>
+                </m:rPr>
+                <m:t>/</m:t>
+              </m:r>
+              <m:sSup>
+                <m:e>
+                  <m:r>
+                    <m:t>10</m:t>
+                  </m:r>
+                </m:e>
+                <m:sup>
+                  <m:r>
+                    <m:t>5</m:t>
+                  </m:r>
+                </m:sup>
+              </m:sSup>
+              <m:r>
+                <m:t> </m:t>
+              </m:r>
+              <m:r>
+                <m:rPr>
+                  <m:sty m:val="p"/>
+                </m:rPr>
+                <m:t>P</m:t>
+              </m:r>
+              <m:r>
+                <m:rPr>
+                  <m:sty m:val="p"/>
+                </m:rPr>
+                <m:t>a</m:t>
+              </m:r>
+            </m:oMath>
+            <w:r>
+              <w:rPr>
+                <w:rFonts w:ascii="Times New Roman" w:hAnsi="Times New Roman" w:eastAsia="Times New Roman" w:cs="Times New Roman"/>
+              </w:rPr>
+              <w:t xml:space="preserve">​</w:t>
+            </w:r>
+          </w:p>
+        </w:tc>
+        <w:tc>
+          <w:tcPr/>
+          <w:p>
+            <w:pPr>
+              <w:pStyle w:val="Compact"/>
+              <w:jc w:val="center"/>
+            </w:pPr>
+            <w:r>
+              <w:rPr>
+                <w:rFonts w:ascii="Times New Roman" w:hAnsi="Times New Roman" w:eastAsia="Times New Roman" w:cs="Times New Roman"/>
+              </w:rPr>
+              <w:t xml:space="preserve">1.013</w:t>
+            </w:r>
+          </w:p>
+        </w:tc>
+        <w:tc>
+          <w:tcPr/>
+          <w:p>
+            <w:pPr>
+              <w:pStyle w:val="Compact"/>
+              <w:jc w:val="center"/>
+            </w:pPr>
+            <w:r>
+              <w:rPr>
+                <w:rFonts w:ascii="Times New Roman" w:hAnsi="Times New Roman" w:eastAsia="Times New Roman" w:cs="Times New Roman"/>
+              </w:rPr>
+              <w:t xml:space="preserve">0.6755</w:t>
+            </w:r>
+          </w:p>
+        </w:tc>
+        <w:tc>
+          <w:tcPr/>
+          <w:p>
+            <w:pPr>
+              <w:pStyle w:val="Compact"/>
+              <w:jc w:val="center"/>
+            </w:pPr>
+            <w:r>
+              <w:rPr>
+                <w:rFonts w:ascii="Times New Roman" w:hAnsi="Times New Roman" w:eastAsia="Times New Roman" w:cs="Times New Roman"/>
+              </w:rPr>
+              <w:t xml:space="preserve">0.5066</w:t>
+            </w:r>
+          </w:p>
+        </w:tc>
+        <w:tc>
+          <w:tcPr/>
+          <w:p>
+            <w:pPr>
+              <w:pStyle w:val="Compact"/>
+              <w:jc w:val="center"/>
+            </w:pPr>
+            <w:r>
+              <w:rPr>
+                <w:rFonts w:ascii="Times New Roman" w:hAnsi="Times New Roman" w:eastAsia="Times New Roman" w:cs="Times New Roman"/>
+              </w:rPr>
+              <w:t xml:space="preserve">0.3378</w:t>
+            </w:r>
+          </w:p>
+        </w:tc>
+        <w:tc>
+          <w:tcPr/>
+          <w:p>
+            <w:pPr>
+              <w:pStyle w:val="Compact"/>
+              <w:jc w:val="center"/>
+            </w:pPr>
+            <w:r>
+              <w:rPr>
+                <w:rFonts w:ascii="Times New Roman" w:hAnsi="Times New Roman" w:eastAsia="Times New Roman" w:cs="Times New Roman"/>
+              </w:rPr>
+              <w:t xml:space="preserve">0.2533</w:t>
+            </w:r>
+          </w:p>
+        </w:tc>
+      </w:tr>
+    </w:tbl>
+    <w:p>
+      <w:pPr>
+        <w:pStyle w:val="BodyText"/>
+        <w:spacing w:before="120"/>
+      </w:pPr>
+      <w:r>
+        <w:rPr>
+          <w:rFonts w:hint="eastAsia" w:ascii="Times New Roman" w:hAnsi="Times New Roman" w:eastAsia="FangSong" w:cs="Times New Roman"/>
+        </w:rPr>
+        <w:t xml:space="preserve">当</w:t>
+      </w:r>
+      <w:r>
+        <w:rPr>
+          <w:rFonts w:ascii="Times New Roman" w:hAnsi="Times New Roman" w:eastAsia="Times New Roman" w:cs="Times New Roman"/>
+        </w:rPr>
+        <w:t xml:space="preserve"> </w:t>
+      </w:r>
+      <m:oMath>
+        <m:r>
+          <m:t>p</m:t>
+        </m:r>
+        <m:r>
+          <m:rPr>
+            <m:sty m:val="p"/>
+          </m:rPr>
+          <m:t>→</m:t>
+        </m:r>
+        <m:r>
+          <m:t>0</m:t>
+        </m:r>
+      </m:oMath>
+      <w:r>
+        <w:rPr>
+          <w:rFonts w:ascii="Times New Roman" w:hAnsi="Times New Roman" w:eastAsia="Times New Roman" w:cs="Times New Roman"/>
+        </w:rPr>
+        <w:t xml:space="preserve"> </w:t>
+      </w:r>
+      <w:r>
+        <w:rPr>
+          <w:rFonts w:hint="eastAsia" w:ascii="Times New Roman" w:hAnsi="Times New Roman" w:eastAsia="FangSong" w:cs="Times New Roman"/>
+        </w:rPr>
+        <w:t>时</w:t>
+      </w:r>
+      <w:r>
+        <w:rPr>
+          <w:rFonts w:hint="eastAsia" w:ascii="Times New Roman" w:hAnsi="Times New Roman" w:eastAsia="Times New Roman" w:cs="Times New Roman"/>
+        </w:rPr>
+        <w:t>，</w:t>
+      </w:r>
+      <w:r>
+        <w:rPr>
+          <w:rFonts w:hint="eastAsia" w:ascii="Times New Roman" w:hAnsi="Times New Roman" w:eastAsia="FangSong" w:cs="Times New Roman"/>
+        </w:rPr>
+        <w:t>用作图外推法得</w:t>
+      </w:r>
+      <w:r>
+        <w:rPr>
+          <w:rFonts w:hint="eastAsia" w:ascii="Times New Roman" w:hAnsi="Times New Roman" w:eastAsia="Times New Roman" w:cs="Times New Roman"/>
+        </w:rPr>
+        <w:t>：</w:t>
+      </w:r>
+      <m:oMath>
+        <m:oMathPr>
+          <m:ctrlPr>
+            <w:rPr>
+              <w:sz w:val="28"/>
+              <w:szCs w:val="28"/>
+            </w:rPr>
+          </m:ctrlPr>
+        </m:oMathPr>
+        <m:r>
+          <m:t>p</m:t>
+        </m:r>
+        <m:r>
+          <m:t>V</m:t>
+        </m:r>
+        <m:r>
+          <m:rPr>
+            <m:sty m:val="p"/>
+          </m:rPr>
+          <m:t>/</m:t>
+        </m:r>
+        <m:sSup>
+          <m:e>
+            <m:r>
+              <m:t>10</m:t>
+            </m:r>
+          </m:e>
+          <m:sup>
+            <m:r>
+              <m:t>2</m:t>
+            </m:r>
+          </m:sup>
+        </m:sSup>
+        <m:r>
+          <m:t> </m:t>
+        </m:r>
+        <m:r>
+          <m:rPr>
+            <m:sty m:val="p"/>
+          </m:rPr>
+          <m:t>P</m:t>
+        </m:r>
+        <m:r>
+          <m:rPr>
+            <m:sty m:val="p"/>
+          </m:rPr>
+          <m:t>a</m:t>
+        </m:r>
+        <m:r>
+          <m:rPr>
+            <m:sty m:val="p"/>
+          </m:rPr>
+          <m:t>⋅</m:t>
+        </m:r>
+        <m:sSup>
+          <m:e>
+            <m:r>
+              <m:rPr>
+                <m:sty m:val="p"/>
+              </m:rPr>
+              <m:t>m</m:t>
+            </m:r>
+          </m:e>
+          <m:sup>
+            <m:r>
+              <m:rPr>
+                <m:sty m:val="p"/>
+              </m:rPr>
+              <m:t>3</m:t>
+            </m:r>
+          </m:sup>
+        </m:sSup>
+        <m:r>
+          <m:rPr>
+            <m:sty m:val="p"/>
+          </m:rPr>
+          <m:t>=</m:t>
+        </m:r>
+        <m:r>
+          <m:t>0.4500</m:t>
+        </m:r>
+      </m:oMath>
+    </w:p>
+    <w:p>
+      <w:pPr>
+        <w:pStyle w:val="BodyText"/>
+      </w:pPr>
+      <w:r>
+        <w:rPr>
+          <w:rFonts w:hint="eastAsia" w:ascii="Times New Roman" w:hAnsi="Times New Roman" w:eastAsia="FangSong" w:cs="Times New Roman"/>
+        </w:rPr>
+        <w:t xml:space="preserve">因为</w:t>
+      </w:r>
+      <w:r>
+        <w:rPr>
+          <w:rFonts w:ascii="Times New Roman" w:hAnsi="Times New Roman" w:eastAsia="Times New Roman" w:cs="Times New Roman"/>
+        </w:rPr>
+        <w:t xml:space="preserve"> </w:t>
+      </w:r>
+      <m:oMath>
+        <m:oMathPr>
+          <m:ctrlPr>
+            <w:rPr>
+              <w:sz w:val="28"/>
+              <w:szCs w:val="28"/>
+            </w:rPr>
+          </m:ctrlPr>
+        </m:oMathPr>
+        <m:r>
+          <m:t>n</m:t>
+        </m:r>
+        <m:r>
+          <m:rPr>
+            <m:sty m:val="p"/>
+          </m:rPr>
+          <m:t>=</m:t>
+        </m:r>
+        <m:r>
+          <m:t>p</m:t>
+        </m:r>
+        <m:r>
+          <m:t>V</m:t>
+        </m:r>
+        <m:r>
+          <m:rPr>
+            <m:sty m:val="p"/>
+          </m:rPr>
+          <m:t>/</m:t>
+        </m:r>
+        <m:r>
+          <m:rPr>
+            <m:sty m:val="p"/>
+          </m:rPr>
+          <m:t>(</m:t>
+        </m:r>
+        <m:r>
+          <m:t>R</m:t>
+        </m:r>
+        <m:r>
+          <m:t>T</m:t>
+        </m:r>
+        <m:r>
+          <m:rPr>
+            <m:sty m:val="p"/>
+          </m:rPr>
+          <m:t>)</m:t>
+        </m:r>
+        <m:r>
+          <m:rPr>
+            <m:sty m:val="p"/>
+          </m:rPr>
+          <m:t>=</m:t>
+        </m:r>
+        <m:r>
+          <m:t>45.00</m:t>
+        </m:r>
+        <m:r>
+          <m:rPr>
+            <m:sty m:val="p"/>
+          </m:rPr>
+          <m:t>/</m:t>
+        </m:r>
+        <m:r>
+          <m:rPr>
+            <m:sty m:val="p"/>
+          </m:rPr>
+          <m:t>(</m:t>
+        </m:r>
+        <m:r>
+          <m:t>8.314</m:t>
+        </m:r>
+        <m:r>
+          <m:rPr>
+            <m:sty m:val="p"/>
+          </m:rPr>
+          <m:t>×</m:t>
+        </m:r>
+        <m:r>
+          <m:t>273</m:t>
+        </m:r>
+        <m:r>
+          <m:rPr>
+            <m:sty m:val="p"/>
+          </m:rPr>
+          <m:t>)</m:t>
+        </m:r>
+        <m:r>
+          <m:rPr>
+            <m:sty m:val="p"/>
+          </m:rPr>
+          <m:t>=</m:t>
+        </m:r>
+        <m:r>
+          <m:t>0.0198</m:t>
+        </m:r>
+        <m:r>
+          <m:t> </m:t>
+        </m:r>
+        <m:r>
+          <m:rPr>
+            <m:sty m:val="p"/>
+          </m:rPr>
+          <m:t>(</m:t>
+        </m:r>
+        <m:r>
+          <m:rPr>
+            <m:sty m:val="p"/>
+          </m:rPr>
+          <m:t>m</m:t>
+        </m:r>
+        <m:r>
+          <m:rPr>
+            <m:sty m:val="p"/>
+          </m:rPr>
+          <m:t>o</m:t>
+        </m:r>
+        <m:r>
+          <m:rPr>
+            <m:sty m:val="p"/>
+          </m:rPr>
+          <m:t>l</m:t>
+        </m:r>
+        <m:r>
+          <m:rPr>
+            <m:sty m:val="p"/>
+          </m:rPr>
+          <m:t>)</m:t>
+        </m:r>
+      </m:oMath>
+    </w:p>
+    <w:p>
+      <w:pPr>
+        <w:pStyle w:val="BodyText"/>
+      </w:pPr>
+      <m:oMath>
+        <m:r>
+          <m:t>n</m:t>
+        </m:r>
+        <m:r>
+          <m:t>M</m:t>
+        </m:r>
+        <m:r>
+          <m:rPr>
+            <m:sty m:val="p"/>
+          </m:rPr>
+          <m:t>=</m:t>
+        </m:r>
+        <m:r>
+          <m:t>ω</m:t>
+        </m:r>
+      </m:oMath>
+      <w:r>
+        <w:rPr>
+          <w:rFonts w:hint="eastAsia" w:ascii="Times New Roman" w:hAnsi="Times New Roman" w:eastAsia="Times New Roman" w:cs="Times New Roman"/>
+        </w:rPr>
+        <w:t>，</w:t>
+      </w:r>
+      <w:r>
+        <w:rPr>
+          <w:rFonts w:hint="eastAsia" w:ascii="Times New Roman" w:hAnsi="Times New Roman" w:eastAsia="FangSong" w:cs="Times New Roman"/>
+        </w:rPr>
+        <w:t>所以</w:t>
+      </w:r>
+      <w:r>
+        <w:rPr>
+          <w:rFonts w:ascii="Times New Roman" w:hAnsi="Times New Roman" w:eastAsia="Times New Roman" w:cs="Times New Roman"/>
+        </w:rPr>
+        <w:t xml:space="preserve"> </w:t>
+      </w:r>
+      <m:oMath>
+        <m:oMathPr>
+          <m:ctrlPr>
+            <w:rPr>
+              <w:sz w:val="28"/>
+              <w:szCs w:val="28"/>
+            </w:rPr>
+          </m:ctrlPr>
+        </m:oMathPr>
+        <m:r>
+          <m:t>M</m:t>
+        </m:r>
+        <m:r>
+          <m:rPr>
+            <m:sty m:val="p"/>
+          </m:rPr>
+          <m:t>=</m:t>
+        </m:r>
+        <m:r>
+          <m:t>50.5</m:t>
+        </m:r>
+        <m:r>
+          <m:t> </m:t>
+        </m:r>
+        <m:r>
+          <m:rPr>
+            <m:sty m:val="p"/>
+          </m:rPr>
+          <m:t>(</m:t>
+        </m:r>
+        <m:r>
+          <m:rPr>
+            <m:sty m:val="p"/>
+          </m:rPr>
+          <m:t>g</m:t>
+        </m:r>
+        <m:r>
+          <m:rPr>
+            <m:sty m:val="p"/>
+          </m:rPr>
+          <m:t>⋅</m:t>
+        </m:r>
+        <m:r>
+          <m:rPr>
+            <m:sty m:val="p"/>
+          </m:rPr>
+          <m:t>m</m:t>
+        </m:r>
+        <m:r>
+          <m:rPr>
+            <m:sty m:val="p"/>
+          </m:rPr>
+          <m:t>o</m:t>
+        </m:r>
+        <m:sSup>
+          <m:e>
+            <m:r>
+              <m:rPr>
+                <m:sty m:val="p"/>
+              </m:rPr>
+              <m:t>l</m:t>
+            </m:r>
+          </m:e>
+          <m:sup>
+            <m:r>
+              <m:rPr>
+                <m:sty m:val="p"/>
+              </m:rPr>
+              <m:t>−</m:t>
+            </m:r>
+            <m:r>
+              <m:rPr>
+                <m:sty m:val="p"/>
+              </m:rPr>
+              <m:t>1</m:t>
+            </m:r>
+          </m:sup>
+        </m:sSup>
+        <m:r>
+          <m:rPr>
+            <m:sty m:val="p"/>
+          </m:rPr>
+          <m:t>)</m:t>
+        </m:r>
+      </m:oMath>
+      <w:r>
+        <w:rPr>
+          <w:rFonts w:ascii="Times New Roman" w:hAnsi="Times New Roman" w:eastAsia="Times New Roman" w:cs="Times New Roman"/>
+        </w:rPr>
+        <w:t xml:space="preserve">。</w:t>
+      </w:r>
+    </w:p>
+    <w:p>
+      <w:pPr>
+        <w:spacing w:before="160" w:after="80"/>
+      </w:pPr>
+      <w:r>
+        <w:pict>
+          <v:rect style="width:0;height:1.5pt" o:hralign="center" o:hrstd="t" o:hr="t"/>
+        </w:pict>
+      </w:r>
+    </w:p>
+    <w:bookmarkEnd w:id="12"/>
+    <w:bookmarkStart w:id="13" w:name="一分册测试-ch6a-5-nh4假想元素与u235裂变"/>
+    <w:p>
+      <w:pPr>
+        <w:pStyle w:val="Heading2"/>
+        <w:spacing w:before="280" w:after="120"/>
+      </w:pPr>
+      <w:r>
+        <w:rPr>
+          <w:rFonts w:ascii="Times New Roman" w:hAnsi="Times New Roman" w:eastAsia="Times New Roman" w:cs="Times New Roman"/>
+        </w:rPr>
+        <w:t xml:space="preserve">6.2 </w:t>
+      </w:r>
+      <w:r>
+        <w:rPr>
+          <w:rFonts w:hint="eastAsia" w:ascii="Times New Roman" w:hAnsi="Times New Roman" w:eastAsia="SimHei" w:cs="Times New Roman"/>
+        </w:rPr>
+        <w:t>一分册测试</w:t>
+      </w:r>
+      <w:r>
+        <w:rPr>
+          <w:rFonts w:hint="eastAsia" w:ascii="Times New Roman" w:hAnsi="Times New Roman" w:eastAsia="Times New Roman" w:cs="Times New Roman"/>
+        </w:rPr>
+        <w:t>-Ch6A-5-NH4</w:t>
+      </w:r>
+      <w:r>
+        <w:rPr>
+          <w:rFonts w:hint="eastAsia" w:ascii="Times New Roman" w:hAnsi="Times New Roman" w:eastAsia="SimHei" w:cs="Times New Roman"/>
+        </w:rPr>
+        <w:t>假想元素与</w:t>
+      </w:r>
+      <w:r>
+        <w:rPr>
+          <w:rFonts w:hint="eastAsia" w:ascii="Times New Roman" w:hAnsi="Times New Roman" w:eastAsia="Times New Roman" w:cs="Times New Roman"/>
+        </w:rPr>
+        <w:t>U235</w:t>
+      </w:r>
+      <w:r>
+        <w:rPr>
+          <w:rFonts w:hint="eastAsia" w:ascii="Times New Roman" w:hAnsi="Times New Roman" w:eastAsia="SimHei" w:cs="Times New Roman"/>
+        </w:rPr>
+        <w:t>裂变</w:t>
+      </w:r>
+    </w:p>
+    <w:p>
+      <w:pPr>
+        <w:pStyle w:val="FirstParagraph"/>
+      </w:pPr>
+      <w:r>
+        <w:rPr>
+          <w:rFonts w:ascii="Times New Roman" w:hAnsi="Times New Roman" w:eastAsia="Times New Roman" w:cs="Times New Roman"/>
+        </w:rPr>
+        <w:t xml:space="preserve">5-1 2019 </w:t>
+      </w:r>
+      <w:r>
+        <w:rPr>
+          <w:rFonts w:hint="eastAsia" w:ascii="Times New Roman" w:hAnsi="Times New Roman" w:eastAsia="FangSong" w:cs="Times New Roman"/>
+        </w:rPr>
+        <w:t xml:space="preserve">年是门捷列夫发现元素周期表</w:t>
+      </w:r>
+      <w:r>
+        <w:rPr>
+          <w:rFonts w:ascii="Times New Roman" w:hAnsi="Times New Roman" w:eastAsia="Times New Roman" w:cs="Times New Roman"/>
+        </w:rPr>
+        <w:t xml:space="preserve"> 150 </w:t>
+      </w:r>
+      <w:r>
+        <w:rPr>
+          <w:rFonts w:hint="eastAsia" w:ascii="Times New Roman" w:hAnsi="Times New Roman" w:eastAsia="FangSong" w:cs="Times New Roman"/>
+        </w:rPr>
+        <w:t>周年</w:t>
+      </w:r>
+      <w:r>
+        <w:rPr>
+          <w:rFonts w:hint="eastAsia" w:ascii="Times New Roman" w:hAnsi="Times New Roman" w:eastAsia="Times New Roman" w:cs="Times New Roman"/>
+        </w:rPr>
+        <w:t>。</w:t>
+      </w:r>
+      <w:r>
+        <w:rPr>
+          <w:rFonts w:hint="eastAsia" w:ascii="Times New Roman" w:hAnsi="Times New Roman" w:eastAsia="FangSong" w:cs="Times New Roman"/>
+        </w:rPr>
+        <w:t>假设</w:t>
+      </w:r>
+      <w:r>
+        <w:rPr>
+          <w:rFonts w:ascii="Times New Roman" w:hAnsi="Times New Roman" w:eastAsia="Times New Roman" w:cs="Times New Roman"/>
+        </w:rPr>
+        <w:t xml:space="preserve"> </w:t>
+      </w:r>
+      <m:oMath>
+        <m:r>
+          <m:rPr>
+            <m:sty m:val="p"/>
+          </m:rPr>
+          <m:t>N</m:t>
+        </m:r>
+        <m:sSubSup>
+          <m:e>
+            <m:r>
+              <m:rPr>
+                <m:sty m:val="p"/>
+              </m:rPr>
+              <m:t>H</m:t>
+            </m:r>
+          </m:e>
+          <m:sub>
+            <m:r>
+              <m:rPr>
+                <m:sty m:val="p"/>
+              </m:rPr>
+              <m:t>4</m:t>
+            </m:r>
+          </m:sub>
+          <m:sup>
+            <m:r>
+              <m:rPr>
+                <m:sty m:val="p"/>
+              </m:rPr>
+              <m:t>+</m:t>
+            </m:r>
+          </m:sup>
+        </m:sSubSup>
+      </m:oMath>
+      <w:r>
+        <w:rPr>
+          <w:rFonts w:ascii="Times New Roman" w:hAnsi="Times New Roman" w:eastAsia="Times New Roman" w:cs="Times New Roman"/>
+        </w:rPr>
+        <w:t xml:space="preserve"> </w:t>
+      </w:r>
+      <w:r>
+        <w:rPr>
+          <w:rFonts w:hint="eastAsia" w:ascii="Times New Roman" w:hAnsi="Times New Roman" w:eastAsia="FangSong" w:cs="Times New Roman"/>
+        </w:rPr>
+        <w:t>是</w:t>
+      </w:r>
+      <w:r>
+        <w:rPr>
+          <w:rFonts w:hint="eastAsia" w:ascii="Times New Roman" w:hAnsi="Times New Roman" w:eastAsia="Times New Roman" w:cs="Times New Roman"/>
+        </w:rPr>
+        <w:t>”</w:t>
+      </w:r>
+      <w:r>
+        <w:rPr>
+          <w:rFonts w:hint="eastAsia" w:ascii="Times New Roman" w:hAnsi="Times New Roman" w:eastAsia="FangSong" w:cs="Times New Roman"/>
+        </w:rPr>
+        <w:t>元素</w:t>
+      </w:r>
+      <w:r>
+        <w:rPr>
+          <w:rFonts w:hint="eastAsia" w:ascii="Times New Roman" w:hAnsi="Times New Roman" w:eastAsia="Times New Roman" w:cs="Times New Roman"/>
+        </w:rPr>
+        <w:t>”</w:t>
+      </w:r>
+      <w:r>
+        <w:rPr>
+          <w:rFonts w:ascii="Times New Roman" w:hAnsi="Times New Roman" w:eastAsia="Times New Roman" w:cs="Times New Roman"/>
+        </w:rPr>
+        <w:t xml:space="preserve"> </w:t>
+      </w:r>
+      <m:oMath>
+        <m:r>
+          <m:rPr>
+            <m:sty m:val="p"/>
+          </m:rPr>
+          <m:t>N</m:t>
+        </m:r>
+        <m:sSub>
+          <m:e>
+            <m:r>
+              <m:rPr>
+                <m:sty m:val="p"/>
+              </m:rPr>
+              <m:t>H</m:t>
+            </m:r>
+          </m:e>
+          <m:sub>
+            <m:r>
+              <m:rPr>
+                <m:sty m:val="p"/>
+              </m:rPr>
+              <m:t>4</m:t>
+            </m:r>
+          </m:sub>
+        </m:sSub>
+      </m:oMath>
+      <w:r>
+        <w:rPr>
+          <w:rFonts w:ascii="Times New Roman" w:hAnsi="Times New Roman" w:eastAsia="Times New Roman" w:cs="Times New Roman"/>
+        </w:rPr>
+        <w:t xml:space="preserve"> </w:t>
+      </w:r>
+      <w:r>
+        <w:rPr>
+          <w:rFonts w:hint="eastAsia" w:ascii="Times New Roman" w:hAnsi="Times New Roman" w:eastAsia="FangSong" w:cs="Times New Roman"/>
+        </w:rPr>
+        <w:t>的阳离子</w:t>
+      </w:r>
+      <w:r>
+        <w:rPr>
+          <w:rFonts w:hint="eastAsia" w:ascii="Times New Roman" w:hAnsi="Times New Roman" w:eastAsia="Times New Roman" w:cs="Times New Roman"/>
+        </w:rPr>
+        <w:t>，</w:t>
+      </w:r>
+      <w:r>
+        <w:rPr>
+          <w:rFonts w:hint="eastAsia" w:ascii="Times New Roman" w:hAnsi="Times New Roman" w:eastAsia="FangSong" w:cs="Times New Roman"/>
+        </w:rPr>
+        <w:t>则</w:t>
+      </w:r>
+      <w:r>
+        <w:rPr>
+          <w:rFonts w:hint="eastAsia" w:ascii="Times New Roman" w:hAnsi="Times New Roman" w:eastAsia="Times New Roman" w:cs="Times New Roman"/>
+        </w:rPr>
+        <w:t>”</w:t>
+      </w:r>
+      <w:r>
+        <w:rPr>
+          <w:rFonts w:hint="eastAsia" w:ascii="Times New Roman" w:hAnsi="Times New Roman" w:eastAsia="FangSong" w:cs="Times New Roman"/>
+        </w:rPr>
+        <w:t>元素</w:t>
+      </w:r>
+      <w:r>
+        <w:rPr>
+          <w:rFonts w:hint="eastAsia" w:ascii="Times New Roman" w:hAnsi="Times New Roman" w:eastAsia="Times New Roman" w:cs="Times New Roman"/>
+        </w:rPr>
+        <w:t>”</w:t>
+      </w:r>
+      <w:r>
+        <w:rPr>
+          <w:rFonts w:ascii="Times New Roman" w:hAnsi="Times New Roman" w:eastAsia="Times New Roman" w:cs="Times New Roman"/>
+        </w:rPr>
+        <w:t xml:space="preserve"> </w:t>
+      </w:r>
+      <m:oMath>
+        <m:r>
+          <m:rPr>
+            <m:sty m:val="p"/>
+          </m:rPr>
+          <m:t>N</m:t>
+        </m:r>
+        <m:sSub>
+          <m:e>
+            <m:r>
+              <m:rPr>
+                <m:sty m:val="p"/>
+              </m:rPr>
+              <m:t>H</m:t>
+            </m:r>
+          </m:e>
+          <m:sub>
+            <m:r>
+              <m:rPr>
+                <m:sty m:val="p"/>
+              </m:rPr>
+              <m:t>4</m:t>
+            </m:r>
+          </m:sub>
+        </m:sSub>
+      </m:oMath>
+      <w:r>
+        <w:rPr>
+          <w:rFonts w:ascii="Times New Roman" w:hAnsi="Times New Roman" w:eastAsia="Times New Roman" w:cs="Times New Roman"/>
+        </w:rPr>
+        <w:t xml:space="preserve"> </w:t>
+      </w:r>
+      <w:r>
+        <w:rPr>
+          <w:rFonts w:hint="eastAsia" w:ascii="Times New Roman" w:hAnsi="Times New Roman" w:eastAsia="FangSong" w:cs="Times New Roman"/>
+        </w:rPr>
+        <w:t>在周期表中什么位置</w:t>
+      </w:r>
+      <w:r>
+        <w:rPr>
+          <w:rFonts w:hint="eastAsia" w:ascii="Times New Roman" w:hAnsi="Times New Roman" w:eastAsia="Times New Roman" w:cs="Times New Roman"/>
+        </w:rPr>
+        <w:t>？</w:t>
+      </w:r>
+      <w:r>
+        <w:rPr>
+          <w:rFonts w:hint="eastAsia" w:ascii="Times New Roman" w:hAnsi="Times New Roman" w:eastAsia="Times New Roman" w:cs="Times New Roman"/>
+        </w:rPr>
+        <w:t>“</w:t>
+      </w:r>
+      <w:r>
+        <w:rPr>
+          <w:rFonts w:hint="eastAsia" w:ascii="Times New Roman" w:hAnsi="Times New Roman" w:eastAsia="FangSong" w:cs="Times New Roman"/>
+        </w:rPr>
+        <w:t>元素</w:t>
+      </w:r>
+      <w:r>
+        <w:rPr>
+          <w:rFonts w:hint="eastAsia" w:ascii="Times New Roman" w:hAnsi="Times New Roman" w:eastAsia="Times New Roman" w:cs="Times New Roman"/>
+        </w:rPr>
+        <w:t>”</w:t>
+      </w:r>
+      <w:r>
+        <w:rPr>
+          <w:rFonts w:ascii="Times New Roman" w:hAnsi="Times New Roman" w:eastAsia="Times New Roman" w:cs="Times New Roman"/>
+        </w:rPr>
+        <w:t xml:space="preserve"> </w:t>
+      </w:r>
+      <m:oMath>
+        <m:r>
+          <m:rPr>
+            <m:sty m:val="p"/>
+          </m:rPr>
+          <m:t>N</m:t>
+        </m:r>
+        <m:sSub>
+          <m:e>
+            <m:r>
+              <m:rPr>
+                <m:sty m:val="p"/>
+              </m:rPr>
+              <m:t>H</m:t>
+            </m:r>
+          </m:e>
+          <m:sub>
+            <m:r>
+              <m:rPr>
+                <m:sty m:val="p"/>
+              </m:rPr>
+              <m:t>4</m:t>
+            </m:r>
+          </m:sub>
+        </m:sSub>
+      </m:oMath>
+      <w:r>
+        <w:rPr>
+          <w:rFonts w:ascii="Times New Roman" w:hAnsi="Times New Roman" w:eastAsia="Times New Roman" w:cs="Times New Roman"/>
+        </w:rPr>
+        <w:t xml:space="preserve"> </w:t>
+      </w:r>
+      <w:r>
+        <w:rPr>
+          <w:rFonts w:hint="eastAsia" w:ascii="Times New Roman" w:hAnsi="Times New Roman" w:eastAsia="FangSong" w:cs="Times New Roman"/>
+        </w:rPr>
+        <w:t>的单质常温常压下熔点如何</w:t>
+      </w:r>
+      <w:r>
+        <w:rPr>
+          <w:rFonts w:hint="eastAsia" w:ascii="Times New Roman" w:hAnsi="Times New Roman" w:eastAsia="Times New Roman" w:cs="Times New Roman"/>
+        </w:rPr>
+        <w:t>？</w:t>
+      </w:r>
+      <w:r>
+        <w:rPr>
+          <w:rFonts w:hint="eastAsia" w:ascii="Times New Roman" w:hAnsi="Times New Roman" w:eastAsia="FangSong" w:cs="Times New Roman"/>
+        </w:rPr>
+        <w:t>什么状态</w:t>
+      </w:r>
+      <w:r>
+        <w:rPr>
+          <w:rFonts w:hint="eastAsia" w:ascii="Times New Roman" w:hAnsi="Times New Roman" w:eastAsia="Times New Roman" w:cs="Times New Roman"/>
+        </w:rPr>
+        <w:t>？</w:t>
+      </w:r>
+      <w:r>
+        <w:rPr>
+          <w:rFonts w:hint="eastAsia" w:ascii="Times New Roman" w:hAnsi="Times New Roman" w:eastAsia="FangSong" w:cs="Times New Roman"/>
+        </w:rPr>
+        <w:t>能否导电</w:t>
+      </w:r>
+      <w:r>
+        <w:rPr>
+          <w:rFonts w:hint="eastAsia" w:ascii="Times New Roman" w:hAnsi="Times New Roman" w:eastAsia="Times New Roman" w:cs="Times New Roman"/>
+        </w:rPr>
+        <w:t>？</w:t>
+      </w:r>
+      <m:oMath>
+        <m:r>
+          <m:rPr>
+            <m:sty m:val="p"/>
+          </m:rPr>
+          <m:t>N</m:t>
+        </m:r>
+        <m:sSub>
+          <m:e>
+            <m:r>
+              <m:rPr>
+                <m:sty m:val="p"/>
+              </m:rPr>
+              <m:t>H</m:t>
+            </m:r>
+          </m:e>
+          <m:sub>
+            <m:r>
+              <m:rPr>
+                <m:sty m:val="p"/>
+              </m:rPr>
+              <m:t>4</m:t>
+            </m:r>
+          </m:sub>
+        </m:sSub>
+      </m:oMath>
+      <w:r>
+        <w:rPr>
+          <w:rFonts w:ascii="Times New Roman" w:hAnsi="Times New Roman" w:eastAsia="Times New Roman" w:cs="Times New Roman"/>
+        </w:rPr>
+        <w:t xml:space="preserve"> </w:t>
+      </w:r>
+      <w:r>
+        <w:rPr>
+          <w:rFonts w:hint="eastAsia" w:ascii="Times New Roman" w:hAnsi="Times New Roman" w:eastAsia="FangSong" w:cs="Times New Roman"/>
+        </w:rPr>
+        <w:t>的碳酸盐水溶性如何</w:t>
+      </w:r>
+      <w:r>
+        <w:rPr>
+          <w:rFonts w:hint="eastAsia" w:ascii="Times New Roman" w:hAnsi="Times New Roman" w:eastAsia="Times New Roman" w:cs="Times New Roman"/>
+        </w:rPr>
+        <w:t>？</w:t>
+      </w:r>
+    </w:p>
+    <w:p>
+      <w:pPr>
+        <w:pStyle w:val="BodyText"/>
+      </w:pPr>
+      <w:r>
+        <w:rPr>
+          <w:rFonts w:ascii="Times New Roman" w:hAnsi="Times New Roman" w:eastAsia="Times New Roman" w:cs="Times New Roman"/>
+        </w:rPr>
+        <w:t xml:space="preserve">5-2 </w:t>
+      </w:r>
+      <w:r>
+        <w:rPr>
+          <w:rFonts w:hint="eastAsia" w:ascii="Times New Roman" w:hAnsi="Times New Roman" w:eastAsia="FangSong" w:cs="Times New Roman"/>
+        </w:rPr>
+        <w:t xml:space="preserve">放射性元素的发现</w:t>
+      </w:r>
+      <w:r>
+        <w:rPr>
+          <w:rFonts w:ascii="Times New Roman" w:hAnsi="Times New Roman" w:eastAsia="Times New Roman" w:cs="Times New Roman"/>
+        </w:rPr>
+        <w:t xml:space="preserve"> 19 </w:t>
+      </w:r>
+      <w:r>
+        <w:rPr>
+          <w:rFonts w:hint="eastAsia" w:ascii="Times New Roman" w:hAnsi="Times New Roman" w:eastAsia="FangSong" w:cs="Times New Roman"/>
+        </w:rPr>
+        <w:t xml:space="preserve">世纪末</w:t>
+      </w:r>
+      <w:r>
+        <w:rPr>
+          <w:rFonts w:ascii="Times New Roman" w:hAnsi="Times New Roman" w:eastAsia="Times New Roman" w:cs="Times New Roman"/>
+        </w:rPr>
+        <w:t xml:space="preserve"> 20 </w:t>
+      </w:r>
+      <w:r>
+        <w:rPr>
+          <w:rFonts w:hint="eastAsia" w:ascii="Times New Roman" w:hAnsi="Times New Roman" w:eastAsia="FangSong" w:cs="Times New Roman"/>
+        </w:rPr>
+        <w:t>世纪初物理学发生巨大变革的基础</w:t>
+      </w:r>
+      <w:r>
+        <w:rPr>
+          <w:rFonts w:hint="eastAsia" w:ascii="Times New Roman" w:hAnsi="Times New Roman" w:eastAsia="Times New Roman" w:cs="Times New Roman"/>
+        </w:rPr>
+        <w:t>。</w:t>
+      </w:r>
+      <w:r>
+        <w:rPr>
+          <w:rFonts w:hint="eastAsia" w:ascii="Times New Roman" w:hAnsi="Times New Roman" w:eastAsia="FangSong" w:cs="Times New Roman"/>
+        </w:rPr>
+        <w:t>最早发现的具有放射性的元素是铀</w:t>
+      </w:r>
+      <w:r>
+        <w:rPr>
+          <w:rFonts w:hint="eastAsia" w:ascii="Times New Roman" w:hAnsi="Times New Roman" w:eastAsia="Times New Roman" w:cs="Times New Roman"/>
+        </w:rPr>
+        <w:t>，</w:t>
+      </w:r>
+      <w:r>
+        <w:rPr>
+          <w:rFonts w:hint="eastAsia" w:ascii="Times New Roman" w:hAnsi="Times New Roman" w:eastAsia="FangSong" w:cs="Times New Roman"/>
+        </w:rPr>
+        <w:t>铀也是核电厂的燃料</w:t>
+      </w:r>
+      <w:r>
+        <w:rPr>
+          <w:rFonts w:hint="eastAsia" w:ascii="Times New Roman" w:hAnsi="Times New Roman" w:eastAsia="Times New Roman" w:cs="Times New Roman"/>
+        </w:rPr>
+        <w:t>。</w:t>
+      </w:r>
+      <m:oMath>
+        <m:oMathPr>
+          <m:ctrlPr>
+            <w:rPr>
+              <w:sz w:val="28"/>
+              <w:szCs w:val="28"/>
+            </w:rPr>
+          </m:ctrlPr>
+        </m:oMathPr>
+        <m:sSubSup>
+          <m:e>
+            <m:r>
+              <m:t>​</m:t>
+            </m:r>
+          </m:e>
+          <m:sub>
+            <m:r>
+              <m:t>92</m:t>
+            </m:r>
+          </m:sub>
+          <m:sup>
+            <m:r>
+              <m:t>235</m:t>
+            </m:r>
+          </m:sup>
+        </m:sSubSup>
+        <m:r>
+          <m:rPr>
+            <m:sty m:val="p"/>
+          </m:rPr>
+          <m:t>U</m:t>
+        </m:r>
+      </m:oMath>
+      <w:r>
+        <w:rPr>
+          <w:rFonts w:ascii="Times New Roman" w:hAnsi="Times New Roman" w:eastAsia="Times New Roman" w:cs="Times New Roman"/>
+        </w:rPr>
+        <w:t xml:space="preserve"> </w:t>
+      </w:r>
+      <w:r>
+        <w:rPr>
+          <w:rFonts w:hint="eastAsia" w:ascii="Times New Roman" w:hAnsi="Times New Roman" w:eastAsia="FangSong" w:cs="Times New Roman"/>
+        </w:rPr>
+        <w:t>是自然界存在的易于发生裂变的唯一核素</w:t>
+      </w:r>
+      <w:r>
+        <w:rPr>
+          <w:rFonts w:hint="eastAsia" w:ascii="Times New Roman" w:hAnsi="Times New Roman" w:eastAsia="Times New Roman" w:cs="Times New Roman"/>
+        </w:rPr>
+        <w:t>。</w:t>
+      </w:r>
+      <m:oMath>
+        <m:oMathPr>
+          <m:ctrlPr>
+            <w:rPr>
+              <w:sz w:val="28"/>
+              <w:szCs w:val="28"/>
+            </w:rPr>
+          </m:ctrlPr>
+        </m:oMathPr>
+        <m:sSubSup>
+          <m:e>
+            <m:r>
+              <m:t>​</m:t>
+            </m:r>
+          </m:e>
+          <m:sub>
+            <m:r>
+              <m:t>92</m:t>
+            </m:r>
+          </m:sub>
+          <m:sup>
+            <m:r>
+              <m:t>235</m:t>
+            </m:r>
+          </m:sup>
+        </m:sSubSup>
+        <m:r>
+          <m:rPr>
+            <m:sty m:val="p"/>
+          </m:rPr>
+          <m:t>U</m:t>
+        </m:r>
+      </m:oMath>
+      <w:r>
+        <w:rPr>
+          <w:rFonts w:ascii="Times New Roman" w:hAnsi="Times New Roman" w:eastAsia="Times New Roman" w:cs="Times New Roman"/>
+        </w:rPr>
+        <w:t xml:space="preserve"> </w:t>
+      </w:r>
+      <w:r>
+        <w:rPr>
+          <w:rFonts w:hint="eastAsia" w:ascii="Times New Roman" w:hAnsi="Times New Roman" w:eastAsia="FangSong" w:cs="Times New Roman"/>
+        </w:rPr>
+        <w:t xml:space="preserve">吸收一个中子发生核裂变可得到</w:t>
+      </w:r>
+      <w:r>
+        <w:rPr>
+          <w:rFonts w:ascii="Times New Roman" w:hAnsi="Times New Roman" w:eastAsia="Times New Roman" w:cs="Times New Roman"/>
+        </w:rPr>
+        <w:t xml:space="preserve"> </w:t>
+      </w:r>
+      <m:oMath>
+        <m:oMathPr>
+          <m:ctrlPr>
+            <w:rPr>
+              <w:sz w:val="28"/>
+              <w:szCs w:val="28"/>
+            </w:rPr>
+          </m:ctrlPr>
+        </m:oMathPr>
+        <m:sSup>
+          <m:e>
+            <m:r>
+              <m:t>​</m:t>
+            </m:r>
+          </m:e>
+          <m:sup>
+            <m:r>
+              <m:t>142</m:t>
+            </m:r>
+          </m:sup>
+        </m:sSup>
+        <m:r>
+          <m:rPr>
+            <m:sty m:val="p"/>
+          </m:rPr>
+          <m:t>B</m:t>
+        </m:r>
+        <m:r>
+          <m:rPr>
+            <m:sty m:val="p"/>
+          </m:rPr>
+          <m:t>a</m:t>
+        </m:r>
+      </m:oMath>
+      <w:r>
+        <w:rPr>
+          <w:rFonts w:ascii="Times New Roman" w:hAnsi="Times New Roman" w:eastAsia="Times New Roman" w:cs="Times New Roman"/>
+        </w:rPr>
+        <w:t xml:space="preserve"> </w:t>
+      </w:r>
+      <w:r>
+        <w:rPr>
+          <w:rFonts w:hint="eastAsia" w:ascii="Times New Roman" w:hAnsi="Times New Roman" w:eastAsia="FangSong" w:cs="Times New Roman"/>
+        </w:rPr>
+        <w:t xml:space="preserve">和</w:t>
+      </w:r>
+      <w:r>
+        <w:rPr>
+          <w:rFonts w:ascii="Times New Roman" w:hAnsi="Times New Roman" w:eastAsia="Times New Roman" w:cs="Times New Roman"/>
+        </w:rPr>
+        <w:t xml:space="preserve"> </w:t>
+      </w:r>
+      <m:oMath>
+        <m:sSup>
+          <m:e>
+            <m:r>
+              <m:t>​</m:t>
+            </m:r>
+          </m:e>
+          <m:sup>
+            <m:r>
+              <m:t>91</m:t>
+            </m:r>
+          </m:sup>
+        </m:sSup>
+        <m:r>
+          <m:rPr>
+            <m:sty m:val="p"/>
+          </m:rPr>
+          <m:t>K</m:t>
+        </m:r>
+        <m:r>
+          <m:rPr>
+            <m:sty m:val="p"/>
+          </m:rPr>
+          <m:t>r</m:t>
+        </m:r>
+      </m:oMath>
+      <w:r>
+        <w:rPr>
+          <w:rFonts w:hint="eastAsia" w:ascii="Times New Roman" w:hAnsi="Times New Roman" w:eastAsia="Times New Roman" w:cs="Times New Roman"/>
+        </w:rPr>
+        <w:t>，</w:t>
+      </w:r>
+      <w:r>
+        <w:rPr>
+          <w:rFonts w:hint="eastAsia" w:ascii="Times New Roman" w:hAnsi="Times New Roman" w:eastAsia="FangSong" w:cs="Times New Roman"/>
+        </w:rPr>
+        <w:t>或</w:t>
+      </w:r>
+      <w:r>
+        <w:rPr>
+          <w:rFonts w:ascii="Times New Roman" w:hAnsi="Times New Roman" w:eastAsia="Times New Roman" w:cs="Times New Roman"/>
+        </w:rPr>
+        <w:t xml:space="preserve"> </w:t>
+      </w:r>
+      <m:oMath>
+        <m:sSup>
+          <m:e>
+            <m:r>
+              <m:t>​</m:t>
+            </m:r>
+          </m:e>
+          <m:sup>
+            <m:r>
+              <m:t>135</m:t>
+            </m:r>
+          </m:sup>
+        </m:sSup>
+        <m:r>
+          <m:rPr>
+            <m:sty m:val="p"/>
+          </m:rPr>
+          <m:t>I</m:t>
+        </m:r>
+      </m:oMath>
+      <w:r>
+        <w:rPr>
+          <w:rFonts w:ascii="Times New Roman" w:hAnsi="Times New Roman" w:eastAsia="Times New Roman" w:cs="Times New Roman"/>
+        </w:rPr>
+        <w:t xml:space="preserve"> </w:t>
+      </w:r>
+      <w:r>
+        <w:rPr>
+          <w:rFonts w:hint="eastAsia" w:ascii="Times New Roman" w:hAnsi="Times New Roman" w:eastAsia="FangSong" w:cs="Times New Roman"/>
+        </w:rPr>
+        <w:t xml:space="preserve">和</w:t>
+      </w:r>
+      <w:r>
+        <w:rPr>
+          <w:rFonts w:ascii="Times New Roman" w:hAnsi="Times New Roman" w:eastAsia="Times New Roman" w:cs="Times New Roman"/>
+        </w:rPr>
+        <w:t xml:space="preserve"> </w:t>
+      </w:r>
+      <m:oMath>
+        <m:sSup>
+          <m:e>
+            <m:r>
+              <m:t>​</m:t>
+            </m:r>
+          </m:e>
+          <m:sup>
+            <m:r>
+              <m:t>97</m:t>
+            </m:r>
+          </m:sup>
+        </m:sSup>
+        <m:r>
+          <m:rPr>
+            <m:sty m:val="p"/>
+          </m:rPr>
+          <m:t>Y</m:t>
+        </m:r>
+      </m:oMath>
+      <w:r>
+        <w:rPr>
+          <w:rFonts w:ascii="Times New Roman" w:hAnsi="Times New Roman" w:eastAsia="Times New Roman" w:cs="Times New Roman"/>
+        </w:rPr>
+        <w:t xml:space="preserve"> </w:t>
+      </w:r>
+      <w:r>
+        <w:rPr>
+          <w:rFonts w:hint="eastAsia" w:ascii="Times New Roman" w:hAnsi="Times New Roman" w:eastAsia="FangSong" w:cs="Times New Roman"/>
+        </w:rPr>
+        <w:t>等</w:t>
+      </w:r>
+      <w:r>
+        <w:rPr>
+          <w:rFonts w:hint="eastAsia" w:ascii="Times New Roman" w:hAnsi="Times New Roman" w:eastAsia="Times New Roman" w:cs="Times New Roman"/>
+        </w:rPr>
+        <w:t>。</w:t>
+      </w:r>
+      <w:r>
+        <w:rPr>
+          <w:rFonts w:hint="eastAsia" w:ascii="Times New Roman" w:hAnsi="Times New Roman" w:eastAsia="FangSong" w:cs="Times New Roman"/>
+        </w:rPr>
+        <w:t>请写出上述核反应方程式</w:t>
+      </w:r>
+      <w:r>
+        <w:rPr>
+          <w:rFonts w:hint="eastAsia" w:ascii="Times New Roman" w:hAnsi="Times New Roman" w:eastAsia="Times New Roman" w:cs="Times New Roman"/>
+        </w:rPr>
+        <w:t>。</w:t>
+      </w:r>
+    </w:p>
+    <w:p>
+      <w:pPr>
+        <w:pStyle w:val="BodyText"/>
+      </w:pPr>
+      <w:r>
+        <w:rPr>
+          <w:rFonts w:ascii="Times New Roman" w:hAnsi="Times New Roman" w:eastAsia="Times New Roman" w:cs="Times New Roman"/>
+        </w:rPr>
+        <w:t xml:space="preserve">📖 </w:t>
+      </w:r>
+      <w:r>
+        <w:rPr>
+          <w:rFonts w:hint="eastAsia" w:ascii="Times New Roman" w:hAnsi="Times New Roman" w:eastAsia="FangSong" w:cs="Times New Roman"/>
+        </w:rPr>
+        <w:t xml:space="preserve">查看答案</w:t>
+      </w:r>
+    </w:p>
+    <w:p>
+      <w:pPr>
+        <w:pStyle w:val="BodyText"/>
+      </w:pPr>
+      <w:r>
+        <w:rPr>
+          <w:rFonts w:ascii="Times New Roman" w:hAnsi="Times New Roman" w:eastAsia="Times New Roman" w:cs="Times New Roman"/>
+        </w:rPr>
+        <w:t xml:space="preserve">5-1 </w:t>
+      </w:r>
+      <w:r>
+        <w:rPr>
+          <w:rFonts w:hint="eastAsia" w:ascii="Times New Roman" w:hAnsi="Times New Roman" w:eastAsia="FangSong" w:cs="Times New Roman"/>
+        </w:rPr>
+        <w:t xml:space="preserve">第三周期第</w:t>
+      </w:r>
+      <w:r>
+        <w:rPr>
+          <w:rFonts w:ascii="Times New Roman" w:hAnsi="Times New Roman" w:eastAsia="Times New Roman" w:cs="Times New Roman"/>
+        </w:rPr>
+        <w:t xml:space="preserve"> IA </w:t>
+      </w:r>
+      <w:r>
+        <w:rPr>
+          <w:rFonts w:hint="eastAsia" w:ascii="Times New Roman" w:hAnsi="Times New Roman" w:eastAsia="FangSong" w:cs="Times New Roman"/>
+        </w:rPr>
+        <w:t>族</w:t>
+      </w:r>
+      <w:r>
+        <w:rPr>
+          <w:rFonts w:hint="eastAsia" w:ascii="Times New Roman" w:hAnsi="Times New Roman" w:eastAsia="Times New Roman" w:cs="Times New Roman"/>
+        </w:rPr>
+        <w:t>；</w:t>
+      </w:r>
+      <w:r>
+        <w:rPr>
+          <w:rFonts w:hint="eastAsia" w:ascii="Times New Roman" w:hAnsi="Times New Roman" w:eastAsia="FangSong" w:cs="Times New Roman"/>
+        </w:rPr>
+        <w:t>低</w:t>
+      </w:r>
+      <w:r>
+        <w:rPr>
+          <w:rFonts w:hint="eastAsia" w:ascii="Times New Roman" w:hAnsi="Times New Roman" w:eastAsia="Times New Roman" w:cs="Times New Roman"/>
+        </w:rPr>
+        <w:t>；</w:t>
+      </w:r>
+      <w:r>
+        <w:rPr>
+          <w:rFonts w:hint="eastAsia" w:ascii="Times New Roman" w:hAnsi="Times New Roman" w:eastAsia="FangSong" w:cs="Times New Roman"/>
+        </w:rPr>
+        <w:t>固</w:t>
+      </w:r>
+      <w:r>
+        <w:rPr>
+          <w:rFonts w:hint="eastAsia" w:ascii="Times New Roman" w:hAnsi="Times New Roman" w:eastAsia="Times New Roman" w:cs="Times New Roman"/>
+        </w:rPr>
+        <w:t>；</w:t>
+      </w:r>
+      <w:r>
+        <w:rPr>
+          <w:rFonts w:hint="eastAsia" w:ascii="Times New Roman" w:hAnsi="Times New Roman" w:eastAsia="FangSong" w:cs="Times New Roman"/>
+        </w:rPr>
+        <w:t>能</w:t>
+      </w:r>
+      <w:r>
+        <w:rPr>
+          <w:rFonts w:hint="eastAsia" w:ascii="Times New Roman" w:hAnsi="Times New Roman" w:eastAsia="Times New Roman" w:cs="Times New Roman"/>
+        </w:rPr>
+        <w:t>；</w:t>
+      </w:r>
+      <w:r>
+        <w:rPr>
+          <w:rFonts w:hint="eastAsia" w:ascii="Times New Roman" w:hAnsi="Times New Roman" w:eastAsia="FangSong" w:cs="Times New Roman"/>
+        </w:rPr>
+        <w:t>易</w:t>
+      </w:r>
+      <w:r>
+        <w:rPr>
+          <w:rFonts w:hint="eastAsia" w:ascii="Times New Roman" w:hAnsi="Times New Roman" w:eastAsia="Times New Roman" w:cs="Times New Roman"/>
+        </w:rPr>
+        <w:t>。</w:t>
+      </w:r>
+    </w:p>
+    <w:p>
+      <w:pPr>
+        <w:pStyle w:val="BodyText"/>
+      </w:pPr>
+      <w:r>
+        <w:rPr>
+          <w:rFonts w:ascii="Times New Roman" w:hAnsi="Times New Roman" w:eastAsia="Times New Roman" w:cs="Times New Roman"/>
+        </w:rPr>
+        <w:t xml:space="preserve">5-2</w:t>
+      </w:r>
+      <w:r>
+        <w:rPr>
+          <w:rFonts w:ascii="Times New Roman" w:hAnsi="Times New Roman" w:eastAsia="Times New Roman" w:cs="Times New Roman"/>
+        </w:rPr>
+        <w:t xml:space="preserve"> </w:t>
+      </w:r>
+      <m:oMath>
+        <m:oMathPr>
+          <m:ctrlPr>
+            <w:rPr>
+              <w:sz w:val="28"/>
+              <w:szCs w:val="28"/>
+            </w:rPr>
+          </m:ctrlPr>
+        </m:oMathPr>
+        <m:sSubSup>
+          <m:e>
+            <m:r>
+              <m:t>​</m:t>
+            </m:r>
+          </m:e>
+          <m:sub>
+            <m:r>
+              <m:t>92</m:t>
+            </m:r>
+          </m:sub>
+          <m:sup>
+            <m:r>
+              <m:t>235</m:t>
+            </m:r>
+          </m:sup>
+        </m:sSubSup>
+        <m:r>
+          <m:rPr>
+            <m:sty m:val="p"/>
+          </m:rPr>
+          <m:t>U</m:t>
+        </m:r>
+        <m:r>
+          <m:rPr>
+            <m:sty m:val="p"/>
+          </m:rPr>
+          <m:t>+</m:t>
+        </m:r>
+        <m:sSubSup>
+          <m:e>
+            <m:r>
+              <m:t>​</m:t>
+            </m:r>
+          </m:e>
+          <m:sub>
+            <m:r>
+              <m:t>0</m:t>
+            </m:r>
+          </m:sub>
+          <m:sup>
+            <m:r>
+              <m:t>1</m:t>
+            </m:r>
+          </m:sup>
+        </m:sSubSup>
+        <m:r>
+          <m:rPr>
+            <m:sty m:val="p"/>
+          </m:rPr>
+          <m:t>n</m:t>
+        </m:r>
+        <m:r>
+          <m:rPr>
+            <m:sty m:val="p"/>
+          </m:rPr>
+          <m:t>→</m:t>
+        </m:r>
+        <m:sSubSup>
+          <m:e>
+            <m:r>
+              <m:t>​</m:t>
+            </m:r>
+          </m:e>
+          <m:sub>
+            <m:r>
+              <m:t>56</m:t>
+            </m:r>
+          </m:sub>
+          <m:sup>
+            <m:r>
+              <m:t>142</m:t>
+            </m:r>
+          </m:sup>
+        </m:sSubSup>
+        <m:r>
+          <m:rPr>
+            <m:sty m:val="p"/>
+          </m:rPr>
+          <m:t>B</m:t>
+        </m:r>
+        <m:r>
+          <m:rPr>
+            <m:sty m:val="p"/>
+          </m:rPr>
+          <m:t>a</m:t>
+        </m:r>
+        <m:r>
+          <m:rPr>
+            <m:sty m:val="p"/>
+          </m:rPr>
+          <m:t>+</m:t>
+        </m:r>
+        <m:sSubSup>
+          <m:e>
+            <m:r>
+              <m:t>​</m:t>
+            </m:r>
+          </m:e>
+          <m:sub>
+            <m:r>
+              <m:t>36</m:t>
+            </m:r>
+          </m:sub>
+          <m:sup>
+            <m:r>
+              <m:t>91</m:t>
+            </m:r>
+          </m:sup>
+        </m:sSubSup>
+        <m:r>
+          <m:rPr>
+            <m:sty m:val="p"/>
+          </m:rPr>
+          <m:t>K</m:t>
+        </m:r>
+        <m:r>
+          <m:rPr>
+            <m:sty m:val="p"/>
+          </m:rPr>
+          <m:t>r</m:t>
+        </m:r>
+        <m:r>
+          <m:rPr>
+            <m:sty m:val="p"/>
+          </m:rPr>
+          <m:t>+</m:t>
+        </m:r>
+        <m:r>
+          <m:t>3</m:t>
+        </m:r>
+        <m:r>
+          <m:t> </m:t>
+        </m:r>
+        <m:sSubSup>
+          <m:e>
+            <m:r>
+              <m:t>​</m:t>
+            </m:r>
+          </m:e>
+          <m:sub>
+            <m:r>
+              <m:t>0</m:t>
+            </m:r>
+          </m:sub>
+          <m:sup>
+            <m:r>
+              <m:t>1</m:t>
+            </m:r>
+          </m:sup>
+        </m:sSubSup>
+        <m:r>
+          <m:rPr>
+            <m:sty m:val="p"/>
+          </m:rPr>
+          <m:t>n</m:t>
+        </m:r>
+      </m:oMath>
+      <w:r>
+        <w:rPr>
+          <w:rFonts w:hint="eastAsia" w:ascii="Times New Roman" w:hAnsi="Times New Roman" w:eastAsia="Times New Roman" w:cs="Times New Roman"/>
+        </w:rPr>
+        <w:t xml:space="preserve">，</w:t>
+      </w:r>
+      <m:oMath>
+        <m:oMathPr>
+          <m:ctrlPr>
+            <w:rPr>
+              <w:sz w:val="28"/>
+              <w:szCs w:val="28"/>
+            </w:rPr>
+          </m:ctrlPr>
+        </m:oMathPr>
+        <m:sSubSup>
+          <m:e>
+            <m:r>
+              <m:t>​</m:t>
+            </m:r>
+          </m:e>
+          <m:sub>
+            <m:r>
+              <m:t>92</m:t>
+            </m:r>
+          </m:sub>
+          <m:sup>
+            <m:r>
+              <m:t>235</m:t>
+            </m:r>
+          </m:sup>
+        </m:sSubSup>
+        <m:r>
+          <m:rPr>
+            <m:sty m:val="p"/>
+          </m:rPr>
+          <m:t>U</m:t>
+        </m:r>
+        <m:r>
+          <m:rPr>
+            <m:sty m:val="p"/>
+          </m:rPr>
+          <m:t>+</m:t>
+        </m:r>
+        <m:sSubSup>
+          <m:e>
+            <m:r>
+              <m:t>​</m:t>
+            </m:r>
+          </m:e>
+          <m:sub>
+            <m:r>
+              <m:t>0</m:t>
+            </m:r>
+          </m:sub>
+          <m:sup>
+            <m:r>
+              <m:t>1</m:t>
+            </m:r>
+          </m:sup>
+        </m:sSubSup>
+        <m:r>
+          <m:rPr>
+            <m:sty m:val="p"/>
+          </m:rPr>
+          <m:t>n</m:t>
+        </m:r>
+        <m:r>
+          <m:rPr>
+            <m:sty m:val="p"/>
+          </m:rPr>
+          <m:t>→</m:t>
+        </m:r>
+        <m:sSubSup>
+          <m:e>
+            <m:r>
+              <m:t>​</m:t>
+            </m:r>
+          </m:e>
+          <m:sub>
+            <m:r>
+              <m:t>53</m:t>
+            </m:r>
+          </m:sub>
+          <m:sup>
+            <m:r>
+              <m:t>135</m:t>
+            </m:r>
+          </m:sup>
+        </m:sSubSup>
+        <m:r>
+          <m:rPr>
+            <m:sty m:val="p"/>
+          </m:rPr>
+          <m:t>I</m:t>
+        </m:r>
+        <m:r>
+          <m:rPr>
+            <m:sty m:val="p"/>
+          </m:rPr>
+          <m:t>+</m:t>
+        </m:r>
+        <m:sSubSup>
+          <m:e>
+            <m:r>
+              <m:t>​</m:t>
+            </m:r>
+          </m:e>
+          <m:sub>
+            <m:r>
+              <m:t>39</m:t>
+            </m:r>
+          </m:sub>
+          <m:sup>
+            <m:r>
+              <m:t>97</m:t>
+            </m:r>
+          </m:sup>
+        </m:sSubSup>
+        <m:r>
+          <m:rPr>
+            <m:sty m:val="p"/>
+          </m:rPr>
+          <m:t>Y</m:t>
+        </m:r>
+        <m:r>
+          <m:rPr>
+            <m:sty m:val="p"/>
+          </m:rPr>
+          <m:t>+</m:t>
+        </m:r>
+        <m:r>
+          <m:t>4</m:t>
+        </m:r>
+        <m:r>
+          <m:t> </m:t>
+        </m:r>
+        <m:sSubSup>
+          <m:e>
+            <m:r>
+              <m:t>​</m:t>
+            </m:r>
+          </m:e>
+          <m:sub>
+            <m:r>
+              <m:t>0</m:t>
+            </m:r>
+          </m:sub>
+          <m:sup>
+            <m:r>
+              <m:t>1</m:t>
+            </m:r>
+          </m:sup>
+        </m:sSubSup>
+        <m:r>
+          <m:rPr>
+            <m:sty m:val="p"/>
+          </m:rPr>
+          <m:t>n</m:t>
+        </m:r>
+      </m:oMath>
+      <w:r>
+        <w:rPr>
+          <w:rFonts w:ascii="Times New Roman" w:hAnsi="Times New Roman" w:eastAsia="Times New Roman" w:cs="Times New Roman"/>
+        </w:rPr>
+        <w:t xml:space="preserve">。</w:t>
+      </w:r>
+    </w:p>
+    <w:p>
+      <w:pPr>
+        <w:spacing w:before="160" w:after="80"/>
+      </w:pPr>
+      <w:r>
+        <w:pict>
+          <v:rect style="width:0;height:1.5pt" o:hralign="center" o:hrstd="t" o:hr="t"/>
+        </w:pict>
+      </w:r>
+    </w:p>
+    <w:bookmarkEnd w:id="13"/>
+    <w:bookmarkStart w:id="14" w:name="基础-习13"/>
+    <w:p>
+      <w:pPr>
+        <w:pStyle w:val="Heading2"/>
+        <w:spacing w:before="280" w:after="120"/>
+      </w:pPr>
+      <w:r>
+        <w:rPr>
+          <w:rFonts w:ascii="Times New Roman" w:hAnsi="Times New Roman" w:eastAsia="Times New Roman" w:cs="Times New Roman"/>
+        </w:rPr>
+        <w:t xml:space="preserve">6.3 </w:t>
       </w:r>
       <w:r>
         <w:rPr>
@@ -1421,10 +5636,10 @@
         </w:pict>
       </w:r>
     </w:p>
-    <w:bookmarkEnd w:id="9"/>
-    <w:bookmarkEnd w:id="10"/>
+    <w:bookmarkEnd w:id="14"/>
+    <w:bookmarkEnd w:id="15"/>
     <w:sectPr>
-      <w:footerReference w:type="default" r:id="rId9"/>
+      <w:footerReference w:type="default" r:id="rId10"/>
       <w:footnotePr>
         <w:numRestart w:val="eachSect"/>
       </w:footnotePr>

--- a/00-首页/题组Word/习题书/教师版/第一篇-化学原理/6-化学基础与计量.docx
+++ b/00-首页/题组Word/习题书/教师版/第一篇-化学原理/6-化学基础与计量.docx
@@ -3,239 +3,6 @@
 <w:document xmlns:w="http://schemas.openxmlformats.org/wordprocessingml/2006/main" xmlns:m="http://schemas.openxmlformats.org/officeDocument/2006/math" xmlns:r="http://schemas.openxmlformats.org/officeDocument/2006/relationships" xmlns:o="urn:schemas-microsoft-com:office:office" xmlns:v="urn:schemas-microsoft-com:vml" xmlns:w10="urn:schemas-microsoft-com:office:word" xmlns:a="http://schemas.openxmlformats.org/drawingml/2006/main" xmlns:pic="http://schemas.openxmlformats.org/drawingml/2006/picture" xmlns:wp="http://schemas.openxmlformats.org/drawingml/2006/wordprocessingDrawing">
   <w:body>
     <w:bookmarkStart w:id="15" w:name="第-6-章-化学基础与计量"/>
-    <w:p>
-      <w:pPr>
-        <w:spacing w:after="1800" w:before="1200" w:line="276" w:lineRule="auto"/>
-        <w:jc w:val="center"/>
-      </w:pPr>
-    </w:p>
-    <w:p>
-      <w:pPr>
-        <w:spacing w:after="320" w:before="0" w:line="276" w:lineRule="auto"/>
-        <w:jc w:val="center"/>
-      </w:pPr>
-      <w:r>
-        <w:rPr>
-          <w:rFonts w:ascii="Times New Roman" w:hAnsi="Times New Roman" w:eastAsia="SimHei" w:cs="Times New Roman"/>
-          <w:b/>
-          <w:color w:val="17324D"/>
-          <w:sz w:val="64"/>
-        </w:rPr>
-        <w:t>化学竞赛习题册</w:t>
-      </w:r>
-    </w:p>
-    <w:p>
-      <w:pPr>
-        <w:spacing w:after="120" w:before="0" w:line="276" w:lineRule="auto"/>
-        <w:jc w:val="center"/>
-      </w:pPr>
-      <w:r>
-        <w:rPr>
-          <w:rFonts w:ascii="Times New Roman" w:hAnsi="Times New Roman" w:eastAsia="SimHei" w:cs="Times New Roman"/>
-          <w:b w:val="0"/>
-          <w:color w:val="5B6975"/>
-          <w:sz w:val="32"/>
-        </w:rPr>
-        <w:t>第一篇</w:t>
-      </w:r>
-      <w:r>
-        <w:rPr>
-          <w:rFonts w:ascii="Times New Roman" w:hAnsi="Times New Roman" w:eastAsia="Times New Roman" w:cs="Times New Roman"/>
-          <w:b w:val="0"/>
-          <w:color w:val="5B6975"/>
-          <w:sz w:val="32"/>
-        </w:rPr>
-        <w:t xml:space="preserve"> </w:t>
-      </w:r>
-      <w:r>
-        <w:rPr>
-          <w:rFonts w:ascii="Times New Roman" w:hAnsi="Times New Roman" w:eastAsia="SimHei" w:cs="Times New Roman"/>
-          <w:b w:val="0"/>
-          <w:color w:val="5B6975"/>
-          <w:sz w:val="32"/>
-        </w:rPr>
-        <w:t>化学原理</w:t>
-      </w:r>
-    </w:p>
-    <w:p>
-      <w:pPr>
-        <w:spacing w:after="600" w:before="0" w:line="276" w:lineRule="auto"/>
-        <w:jc w:val="center"/>
-      </w:pPr>
-      <w:r>
-        <w:rPr>
-          <w:rFonts w:ascii="Times New Roman" w:hAnsi="Times New Roman" w:eastAsia="SimHei" w:cs="Times New Roman"/>
-          <w:b/>
-          <w:color w:val="17324D"/>
-          <w:sz w:val="44"/>
-        </w:rPr>
-        <w:t>第</w:t>
-      </w:r>
-      <w:r>
-        <w:rPr>
-          <w:rFonts w:ascii="Times New Roman" w:hAnsi="Times New Roman" w:eastAsia="Times New Roman" w:cs="Times New Roman"/>
-          <w:b/>
-          <w:color w:val="17324D"/>
-          <w:sz w:val="44"/>
-        </w:rPr>
-        <w:t xml:space="preserve"> 6 </w:t>
-      </w:r>
-      <w:r>
-        <w:rPr>
-          <w:rFonts w:ascii="Times New Roman" w:hAnsi="Times New Roman" w:eastAsia="SimHei" w:cs="Times New Roman"/>
-          <w:b/>
-          <w:color w:val="17324D"/>
-          <w:sz w:val="44"/>
-        </w:rPr>
-        <w:t>章</w:t>
-      </w:r>
-      <w:r>
-        <w:rPr>
-          <w:rFonts w:ascii="Times New Roman" w:hAnsi="Times New Roman" w:eastAsia="Times New Roman" w:cs="Times New Roman"/>
-          <w:b/>
-          <w:color w:val="17324D"/>
-          <w:sz w:val="44"/>
-        </w:rPr>
-        <w:t xml:space="preserve"> </w:t>
-      </w:r>
-      <w:r>
-        <w:rPr>
-          <w:rFonts w:ascii="Times New Roman" w:hAnsi="Times New Roman" w:eastAsia="SimHei" w:cs="Times New Roman"/>
-          <w:b/>
-          <w:color w:val="17324D"/>
-          <w:sz w:val="44"/>
-        </w:rPr>
-        <w:t>化学基础与计量</w:t>
-      </w:r>
-    </w:p>
-    <w:p>
-      <w:pPr>
-        <w:spacing w:after="600" w:before="120" w:line="276" w:lineRule="auto"/>
-        <w:jc w:val="center"/>
-        <w:pBdr>
-          <w:bottom w:val="single" w:sz="8" w:space="4" w:color="4A6577"/>
-        </w:pBdr>
-      </w:pPr>
-    </w:p>
-    <w:p>
-      <w:pPr>
-        <w:spacing w:after="160" w:before="0" w:line="276" w:lineRule="auto"/>
-        <w:jc w:val="center"/>
-      </w:pPr>
-      <w:r>
-        <w:rPr>
-          <w:rFonts w:ascii="Times New Roman" w:hAnsi="Times New Roman" w:eastAsia="FangSong" w:cs="Times New Roman"/>
-          <w:b w:val="0"/>
-          <w:color w:val="5B6975"/>
-          <w:sz w:val="24"/>
-        </w:rPr>
-        <w:t>题量</w:t>
-      </w:r>
-      <w:r>
-        <w:rPr>
-          <w:rFonts w:ascii="Times New Roman" w:hAnsi="Times New Roman" w:eastAsia="Times New Roman" w:cs="Times New Roman"/>
-          <w:b w:val="0"/>
-          <w:color w:val="5B6975"/>
-          <w:sz w:val="24"/>
-        </w:rPr>
-        <w:t>：3</w:t>
-      </w:r>
-    </w:p>
-    <w:p>
-      <w:pPr>
-        <w:spacing w:after="160" w:before="0" w:line="276" w:lineRule="auto"/>
-        <w:jc w:val="center"/>
-      </w:pPr>
-      <w:r>
-        <w:rPr>
-          <w:rFonts w:ascii="Times New Roman" w:hAnsi="Times New Roman" w:eastAsia="FangSong" w:cs="Times New Roman"/>
-          <w:b w:val="0"/>
-          <w:color w:val="5B6975"/>
-          <w:sz w:val="24"/>
-        </w:rPr>
-        <w:t>版本</w:t>
-      </w:r>
-      <w:r>
-        <w:rPr>
-          <w:rFonts w:ascii="Times New Roman" w:hAnsi="Times New Roman" w:eastAsia="Times New Roman" w:cs="Times New Roman"/>
-          <w:b w:val="0"/>
-          <w:color w:val="5B6975"/>
-          <w:sz w:val="24"/>
-        </w:rPr>
-        <w:t>：</w:t>
-      </w:r>
-      <w:r>
-        <w:rPr>
-          <w:rFonts w:ascii="Times New Roman" w:hAnsi="Times New Roman" w:eastAsia="FangSong" w:cs="Times New Roman"/>
-          <w:b w:val="0"/>
-          <w:color w:val="5B6975"/>
-          <w:sz w:val="24"/>
-        </w:rPr>
-        <w:t>教师版</w:t>
-      </w:r>
-      <w:r>
-        <w:rPr>
-          <w:rFonts w:ascii="Times New Roman" w:hAnsi="Times New Roman" w:eastAsia="Times New Roman" w:cs="Times New Roman"/>
-          <w:b w:val="0"/>
-          <w:color w:val="5B6975"/>
-          <w:sz w:val="24"/>
-        </w:rPr>
-        <w:t>（</w:t>
-      </w:r>
-      <w:r>
-        <w:rPr>
-          <w:rFonts w:ascii="Times New Roman" w:hAnsi="Times New Roman" w:eastAsia="FangSong" w:cs="Times New Roman"/>
-          <w:b w:val="0"/>
-          <w:color w:val="5B6975"/>
-          <w:sz w:val="24"/>
-        </w:rPr>
-        <w:t>含答案</w:t>
-      </w:r>
-      <w:r>
-        <w:rPr>
-          <w:rFonts w:ascii="Times New Roman" w:hAnsi="Times New Roman" w:eastAsia="Times New Roman" w:cs="Times New Roman"/>
-          <w:b w:val="0"/>
-          <w:color w:val="5B6975"/>
-          <w:sz w:val="24"/>
-        </w:rPr>
-        <w:t>）</w:t>
-      </w:r>
-    </w:p>
-    <w:p>
-      <w:pPr>
-        <w:spacing w:after="160" w:before="0" w:line="276" w:lineRule="auto"/>
-        <w:jc w:val="center"/>
-      </w:pPr>
-      <w:r>
-        <w:rPr>
-          <w:rFonts w:ascii="Times New Roman" w:hAnsi="Times New Roman" w:eastAsia="FangSong" w:cs="Times New Roman"/>
-          <w:b w:val="0"/>
-          <w:color w:val="5B6975"/>
-          <w:sz w:val="24"/>
-        </w:rPr>
-        <w:t>日期</w:t>
-      </w:r>
-      <w:r>
-        <w:rPr>
-          <w:rFonts w:ascii="Times New Roman" w:hAnsi="Times New Roman" w:eastAsia="Times New Roman" w:cs="Times New Roman"/>
-          <w:b w:val="0"/>
-          <w:color w:val="5B6975"/>
-          <w:sz w:val="24"/>
-        </w:rPr>
-        <w:t>：2026-09-06</w:t>
-      </w:r>
-    </w:p>
-    <w:p>
-      <w:pPr>
-        <w:jc w:val="center"/>
-      </w:pPr>
-      <w:r>
-        <w:rPr>
-          <w:rFonts w:ascii="Times New Roman" w:hAnsi="Times New Roman" w:eastAsia="Times New Roman" w:cs="Times New Roman"/>
-        </w:rPr>
-        <w:br w:type="page"/>
-      </w:r>
-    </w:p>
     <w:p>
       <w:pPr>
         <w:pStyle w:val="Heading1"/>

--- a/00-首页/题组Word/习题书/教师版/第一篇-化学原理/6-化学基础与计量.docx
+++ b/00-首页/题组Word/习题书/教师版/第一篇-化学原理/6-化学基础与计量.docx
@@ -2,7 +2,7 @@
 <file path=word/document.xml><?xml version="1.0" encoding="utf-8"?>
 <w:document xmlns:w="http://schemas.openxmlformats.org/wordprocessingml/2006/main" xmlns:m="http://schemas.openxmlformats.org/officeDocument/2006/math" xmlns:r="http://schemas.openxmlformats.org/officeDocument/2006/relationships" xmlns:o="urn:schemas-microsoft-com:office:office" xmlns:v="urn:schemas-microsoft-com:vml" xmlns:w10="urn:schemas-microsoft-com:office:word" xmlns:a="http://schemas.openxmlformats.org/drawingml/2006/main" xmlns:pic="http://schemas.openxmlformats.org/drawingml/2006/picture" xmlns:wp="http://schemas.openxmlformats.org/drawingml/2006/wordprocessingDrawing">
   <w:body>
-    <w:bookmarkStart w:id="15" w:name="第-6-章-化学基础与计量"/>
+    <w:bookmarkStart w:id="21" w:name="第-6-章-化学基础与计量"/>
     <w:p>
       <w:pPr>
         <w:pStyle w:val="Heading1"/>
@@ -50,7 +50,7 @@
         </w:pict>
       </w:r>
     </w:p>
-    <w:bookmarkStart w:id="12" w:name="一分册测试-ch1b-9-极限密度法测分子量"/>
+    <w:bookmarkStart w:id="9" w:name="基础巩固"/>
     <w:p>
       <w:pPr>
         <w:pStyle w:val="Heading2"/>
@@ -58,6 +58,20 @@
       </w:pPr>
       <w:r>
         <w:rPr>
+          <w:rFonts w:hint="eastAsia" w:ascii="Times New Roman" w:hAnsi="Times New Roman" w:eastAsia="SimHei" w:cs="Times New Roman"/>
+        </w:rPr>
+        <w:t xml:space="preserve">基础巩固</w:t>
+      </w:r>
+    </w:p>
+    <w:bookmarkEnd w:id="9"/>
+    <w:bookmarkStart w:id="10" w:name="习题3.14-314同位素放射性衰变的速率"/>
+    <w:p>
+      <w:pPr>
+        <w:pStyle w:val="Heading2"/>
+        <w:spacing w:before="280" w:after="120"/>
+      </w:pPr>
+      <w:r>
+        <w:rPr>
           <w:rFonts w:ascii="Times New Roman" w:hAnsi="Times New Roman" w:eastAsia="Times New Roman" w:cs="Times New Roman"/>
         </w:rPr>
         <w:t xml:space="preserve">6.1 </w:t>
@@ -66,13 +80,3921 @@
         <w:rPr>
           <w:rFonts w:hint="eastAsia" w:ascii="Times New Roman" w:hAnsi="Times New Roman" w:eastAsia="SimHei" w:cs="Times New Roman"/>
         </w:rPr>
-        <w:t>一分册测试</w:t>
-      </w:r>
-      <w:r>
-        <w:rPr>
-          <w:rFonts w:hint="eastAsia" w:ascii="Times New Roman" w:hAnsi="Times New Roman" w:eastAsia="Times New Roman" w:cs="Times New Roman"/>
-        </w:rPr>
-        <w:t>-Ch1B-9-</w:t>
+        <w:t>习题</w:t>
+      </w:r>
+      <w:r>
+        <w:rPr>
+          <w:rFonts w:hint="eastAsia" w:ascii="Times New Roman" w:hAnsi="Times New Roman" w:eastAsia="Times New Roman" w:cs="Times New Roman"/>
+        </w:rPr>
+        <w:t>3.14-314</w:t>
+      </w:r>
+      <w:r>
+        <w:rPr>
+          <w:rFonts w:hint="eastAsia" w:ascii="Times New Roman" w:hAnsi="Times New Roman" w:eastAsia="SimHei" w:cs="Times New Roman"/>
+        </w:rPr>
+        <w:t>同位素放射性衰变的速率</w:t>
+      </w:r>
+    </w:p>
+    <w:p>
+      <w:pPr>
+        <w:pStyle w:val="FirstParagraph"/>
+      </w:pPr>
+      <w:r>
+        <w:rPr>
+          <w:rFonts w:ascii="Times New Roman" w:hAnsi="Times New Roman" w:eastAsia="Times New Roman" w:cs="Times New Roman"/>
+        </w:rPr>
+        <w:t xml:space="preserve">3.14 </w:t>
+      </w:r>
+      <w:r>
+        <w:rPr>
+          <w:rFonts w:hint="eastAsia" w:ascii="Times New Roman" w:hAnsi="Times New Roman" w:eastAsia="FangSong" w:cs="Times New Roman"/>
+        </w:rPr>
+        <w:t xml:space="preserve">同位素</w:t>
+      </w:r>
+      <w:r>
+        <w:rPr>
+          <w:rFonts w:ascii="Times New Roman" w:hAnsi="Times New Roman" w:eastAsia="Times New Roman" w:cs="Times New Roman"/>
+        </w:rPr>
+        <w:t xml:space="preserve"> </w:t>
+      </w:r>
+      <m:oMath>
+        <m:oMathPr>
+          <m:ctrlPr>
+            <w:rPr>
+              <w:sz w:val="28"/>
+              <w:szCs w:val="28"/>
+            </w:rPr>
+          </m:ctrlPr>
+        </m:oMathPr>
+        <m:sSubSup>
+          <m:e>
+            <m:r>
+              <m:t>​</m:t>
+            </m:r>
+          </m:e>
+          <m:sub>
+            <m:r>
+              <m:t>38</m:t>
+            </m:r>
+          </m:sub>
+          <m:sup>
+            <m:r>
+              <m:t>90</m:t>
+            </m:r>
+          </m:sup>
+        </m:sSubSup>
+        <m:r>
+          <m:t>S</m:t>
+        </m:r>
+        <m:r>
+          <m:t>r</m:t>
+        </m:r>
+      </m:oMath>
+      <w:r>
+        <w:rPr>
+          <w:rFonts w:ascii="Times New Roman" w:hAnsi="Times New Roman" w:eastAsia="Times New Roman" w:cs="Times New Roman"/>
+        </w:rPr>
+        <w:t xml:space="preserve"> </w:t>
+      </w:r>
+      <w:r>
+        <w:rPr>
+          <w:rFonts w:hint="eastAsia" w:ascii="Times New Roman" w:hAnsi="Times New Roman" w:eastAsia="FangSong" w:cs="Times New Roman"/>
+        </w:rPr>
+        <w:t xml:space="preserve">放射性衰变的速率常数</w:t>
+      </w:r>
+      <w:r>
+        <w:rPr>
+          <w:rFonts w:ascii="Times New Roman" w:hAnsi="Times New Roman" w:eastAsia="Times New Roman" w:cs="Times New Roman"/>
+        </w:rPr>
+        <w:t xml:space="preserve"> </w:t>
+      </w:r>
+      <m:oMath>
+        <m:oMathPr>
+          <m:ctrlPr>
+            <w:rPr>
+              <w:sz w:val="28"/>
+              <w:szCs w:val="28"/>
+            </w:rPr>
+          </m:ctrlPr>
+        </m:oMathPr>
+        <m:r>
+          <m:t>k</m:t>
+        </m:r>
+        <m:r>
+          <m:rPr>
+            <m:sty m:val="p"/>
+          </m:rPr>
+          <m:t>=</m:t>
+        </m:r>
+        <m:r>
+          <m:t>3.48</m:t>
+        </m:r>
+        <m:r>
+          <m:rPr>
+            <m:sty m:val="p"/>
+          </m:rPr>
+          <m:t>×</m:t>
+        </m:r>
+        <m:sSup>
+          <m:e>
+            <m:r>
+              <m:t>10</m:t>
+            </m:r>
+          </m:e>
+          <m:sup>
+            <m:r>
+              <m:rPr>
+                <m:sty m:val="p"/>
+              </m:rPr>
+              <m:t>−</m:t>
+            </m:r>
+            <m:r>
+              <m:t>2</m:t>
+            </m:r>
+          </m:sup>
+        </m:sSup>
+        <m:sSup>
+          <m:e>
+            <m:r>
+              <m:t>a</m:t>
+            </m:r>
+          </m:e>
+          <m:sup>
+            <m:r>
+              <m:rPr>
+                <m:sty m:val="p"/>
+              </m:rPr>
+              <m:t>−</m:t>
+            </m:r>
+            <m:r>
+              <m:t>1</m:t>
+            </m:r>
+          </m:sup>
+        </m:sSup>
+      </m:oMath>
+      <w:r>
+        <w:rPr>
+          <w:rFonts w:ascii="Times New Roman" w:hAnsi="Times New Roman" w:eastAsia="Times New Roman" w:cs="Times New Roman"/>
+        </w:rPr>
+        <w:t xml:space="preserve"> </w:t>
+      </w:r>
+      <w:r>
+        <w:rPr>
+          <w:rFonts w:hint="eastAsia" w:ascii="Times New Roman" w:hAnsi="Times New Roman" w:eastAsia="Times New Roman" w:cs="Times New Roman"/>
+        </w:rPr>
+        <w:t>，</w:t>
+      </w:r>
+      <w:r>
+        <w:rPr>
+          <w:rFonts w:hint="eastAsia" w:ascii="Times New Roman" w:hAnsi="Times New Roman" w:eastAsia="FangSong" w:cs="Times New Roman"/>
+        </w:rPr>
+        <w:t>则反应的半衰期为</w:t>
+      </w:r>
+      <w:r>
+        <w:rPr>
+          <w:rFonts w:hint="eastAsia" w:ascii="Times New Roman" w:hAnsi="Times New Roman" w:eastAsia="Times New Roman" w:cs="Times New Roman"/>
+        </w:rPr>
+        <w:t>____a；</w:t>
+      </w:r>
+      <w:r>
+        <w:rPr>
+          <w:rFonts w:hint="eastAsia" w:ascii="Times New Roman" w:hAnsi="Times New Roman" w:eastAsia="FangSong" w:cs="Times New Roman"/>
+        </w:rPr>
+        <w:t>若有</w:t>
+      </w:r>
+      <w:r>
+        <w:rPr>
+          <w:rFonts w:hint="eastAsia" w:ascii="Times New Roman" w:hAnsi="Times New Roman" w:eastAsia="Times New Roman" w:cs="Times New Roman"/>
+        </w:rPr>
+        <w:t>1.00g</w:t>
+      </w:r>
+      <w:r>
+        <w:rPr>
+          <w:rFonts w:hint="eastAsia" w:ascii="Times New Roman" w:hAnsi="Times New Roman" w:eastAsia="FangSong" w:cs="Times New Roman"/>
+        </w:rPr>
+        <w:t>的</w:t>
+      </w:r>
+      <w:r>
+        <w:rPr>
+          <w:rFonts w:ascii="Times New Roman" w:hAnsi="Times New Roman" w:eastAsia="Times New Roman" w:cs="Times New Roman"/>
+        </w:rPr>
+        <w:t xml:space="preserve"> </w:t>
+      </w:r>
+      <m:oMath>
+        <m:oMathPr>
+          <m:ctrlPr>
+            <w:rPr>
+              <w:sz w:val="28"/>
+              <w:szCs w:val="28"/>
+            </w:rPr>
+          </m:ctrlPr>
+        </m:oMathPr>
+        <m:sSubSup>
+          <m:e>
+            <m:r>
+              <m:t>​</m:t>
+            </m:r>
+          </m:e>
+          <m:sub>
+            <m:r>
+              <m:t>38</m:t>
+            </m:r>
+          </m:sub>
+          <m:sup>
+            <m:r>
+              <m:t>90</m:t>
+            </m:r>
+          </m:sup>
+        </m:sSubSup>
+        <m:r>
+          <m:t>S</m:t>
+        </m:r>
+        <m:r>
+          <m:t>r</m:t>
+        </m:r>
+      </m:oMath>
+      <w:r>
+        <w:rPr>
+          <w:rFonts w:ascii="Times New Roman" w:hAnsi="Times New Roman" w:eastAsia="Times New Roman" w:cs="Times New Roman"/>
+        </w:rPr>
+        <w:t xml:space="preserve"> </w:t>
+      </w:r>
+      <w:r>
+        <w:rPr>
+          <w:rFonts w:hint="eastAsia" w:ascii="Times New Roman" w:hAnsi="Times New Roman" w:eastAsia="Times New Roman" w:cs="Times New Roman"/>
+        </w:rPr>
+        <w:t>，30</w:t>
+      </w:r>
+      <w:r>
+        <w:rPr>
+          <w:rFonts w:hint="eastAsia" w:ascii="Times New Roman" w:hAnsi="Times New Roman" w:eastAsia="FangSong" w:cs="Times New Roman"/>
+        </w:rPr>
+        <w:t>年后的残留量为</w:t>
+      </w:r>
+      <w:r>
+        <w:rPr>
+          <w:rFonts w:hint="eastAsia" w:ascii="Times New Roman" w:hAnsi="Times New Roman" w:eastAsia="Times New Roman" w:cs="Times New Roman"/>
+        </w:rPr>
+        <w:t>____g。</w:t>
+      </w:r>
+    </w:p>
+    <w:p>
+      <w:pPr>
+        <w:pStyle w:val="BodyText"/>
+      </w:pPr>
+      <w:r>
+        <w:rPr>
+          <w:rFonts w:ascii="Times New Roman" w:hAnsi="Times New Roman" w:eastAsia="Times New Roman" w:cs="Times New Roman"/>
+        </w:rPr>
+        <w:t xml:space="preserve">📖 </w:t>
+      </w:r>
+      <w:r>
+        <w:rPr>
+          <w:rFonts w:hint="eastAsia" w:ascii="Times New Roman" w:hAnsi="Times New Roman" w:eastAsia="FangSong" w:cs="Times New Roman"/>
+        </w:rPr>
+        <w:t xml:space="preserve">查看答案</w:t>
+      </w:r>
+    </w:p>
+    <w:p>
+      <w:pPr>
+        <w:pStyle w:val="BodyText"/>
+      </w:pPr>
+      <w:r>
+        <w:rPr>
+          <w:rFonts w:ascii="Times New Roman" w:hAnsi="Times New Roman" w:eastAsia="Times New Roman" w:cs="Times New Roman"/>
+        </w:rPr>
+        <w:t xml:space="preserve">19.91,0.352。</w:t>
+      </w:r>
+    </w:p>
+    <w:p>
+      <w:pPr>
+        <w:spacing w:before="160" w:after="80"/>
+      </w:pPr>
+      <w:r>
+        <w:pict>
+          <v:rect style="width:0;height:1.5pt" o:hralign="center" o:hrstd="t" o:hr="t"/>
+        </w:pict>
+      </w:r>
+    </w:p>
+    <w:bookmarkEnd w:id="10"/>
+    <w:bookmarkStart w:id="11" w:name="习题3.28-328由于放射性同位素c的衰"/>
+    <w:p>
+      <w:pPr>
+        <w:pStyle w:val="Heading2"/>
+        <w:spacing w:before="280" w:after="120"/>
+      </w:pPr>
+      <w:r>
+        <w:rPr>
+          <w:rFonts w:ascii="Times New Roman" w:hAnsi="Times New Roman" w:eastAsia="Times New Roman" w:cs="Times New Roman"/>
+        </w:rPr>
+        <w:t xml:space="preserve">6.2 </w:t>
+      </w:r>
+      <w:r>
+        <w:rPr>
+          <w:rFonts w:hint="eastAsia" w:ascii="Times New Roman" w:hAnsi="Times New Roman" w:eastAsia="SimHei" w:cs="Times New Roman"/>
+        </w:rPr>
+        <w:t>习题</w:t>
+      </w:r>
+      <w:r>
+        <w:rPr>
+          <w:rFonts w:hint="eastAsia" w:ascii="Times New Roman" w:hAnsi="Times New Roman" w:eastAsia="Times New Roman" w:cs="Times New Roman"/>
+        </w:rPr>
+        <w:t>3.28-328</w:t>
+      </w:r>
+      <w:r>
+        <w:rPr>
+          <w:rFonts w:hint="eastAsia" w:ascii="Times New Roman" w:hAnsi="Times New Roman" w:eastAsia="SimHei" w:cs="Times New Roman"/>
+        </w:rPr>
+        <w:t>由于放射性同位素</w:t>
+      </w:r>
+      <w:r>
+        <w:rPr>
+          <w:rFonts w:hint="eastAsia" w:ascii="Times New Roman" w:hAnsi="Times New Roman" w:eastAsia="Times New Roman" w:cs="Times New Roman"/>
+        </w:rPr>
+        <w:t>C</w:t>
+      </w:r>
+      <w:r>
+        <w:rPr>
+          <w:rFonts w:hint="eastAsia" w:ascii="Times New Roman" w:hAnsi="Times New Roman" w:eastAsia="SimHei" w:cs="Times New Roman"/>
+        </w:rPr>
+        <w:t>的衰</w:t>
+      </w:r>
+    </w:p>
+    <w:p>
+      <w:pPr>
+        <w:pStyle w:val="FirstParagraph"/>
+      </w:pPr>
+      <w:r>
+        <w:rPr>
+          <w:rFonts w:ascii="Times New Roman" w:hAnsi="Times New Roman" w:eastAsia="Times New Roman" w:cs="Times New Roman"/>
+        </w:rPr>
+        <w:t xml:space="preserve">3.28 </w:t>
+      </w:r>
+      <w:r>
+        <w:rPr>
+          <w:rFonts w:hint="eastAsia" w:ascii="Times New Roman" w:hAnsi="Times New Roman" w:eastAsia="FangSong" w:cs="Times New Roman"/>
+        </w:rPr>
+        <w:t>由于放射性同位素</w:t>
+      </w:r>
+      <w:r>
+        <w:rPr>
+          <w:rFonts w:hint="eastAsia" w:ascii="Times New Roman" w:hAnsi="Times New Roman" w:eastAsia="Times New Roman" w:cs="Times New Roman"/>
+          <w:vertAlign w:val="superscript"/>
+        </w:rPr>
+        <w:t>14</w:t>
+      </w:r>
+      <w:r>
+        <w:rPr>
+          <w:rFonts w:ascii="Times New Roman" w:hAnsi="Times New Roman" w:eastAsia="Times New Roman" w:cs="Times New Roman"/>
+        </w:rPr>
+        <w:t xml:space="preserve"> C </w:t>
+      </w:r>
+      <w:r>
+        <w:rPr>
+          <w:rFonts w:hint="eastAsia" w:ascii="Times New Roman" w:hAnsi="Times New Roman" w:eastAsia="FangSong" w:cs="Times New Roman"/>
+        </w:rPr>
+        <w:t>的衰变相当于一级反应</w:t>
+      </w:r>
+      <w:r>
+        <w:rPr>
+          <w:rFonts w:hint="eastAsia" w:ascii="Times New Roman" w:hAnsi="Times New Roman" w:eastAsia="Times New Roman" w:cs="Times New Roman"/>
+        </w:rPr>
+        <w:t>，</w:t>
+      </w:r>
+      <w:r>
+        <w:rPr>
+          <w:rFonts w:hint="eastAsia" w:ascii="Times New Roman" w:hAnsi="Times New Roman" w:eastAsia="FangSong" w:cs="Times New Roman"/>
+        </w:rPr>
+        <w:t>因此可根据一级反应的反应物浓度与时间的关系进行计算</w:t>
+      </w:r>
+      <w:r>
+        <w:rPr>
+          <w:rFonts w:hint="eastAsia" w:ascii="Times New Roman" w:hAnsi="Times New Roman" w:eastAsia="Times New Roman" w:cs="Times New Roman"/>
+        </w:rPr>
+        <w:t>。</w:t>
+      </w:r>
+    </w:p>
+    <w:p>
+      <w:pPr>
+        <w:pStyle w:val="BodyText"/>
+      </w:pPr>
+      <w:r>
+        <w:rPr>
+          <w:rFonts w:hint="eastAsia" w:ascii="Times New Roman" w:hAnsi="Times New Roman" w:eastAsia="FangSong" w:cs="Times New Roman"/>
+        </w:rPr>
+        <w:t xml:space="preserve">所以</w:t>
+      </w:r>
+    </w:p>
+    <w:p>
+      <w:pPr>
+        <w:pStyle w:val="BodyText"/>
+      </w:pPr>
+      <w:r>
+        <w:rPr>
+          <w:rFonts w:hint="eastAsia" w:ascii="Times New Roman" w:hAnsi="Times New Roman" w:eastAsia="FangSong" w:cs="Times New Roman"/>
+        </w:rPr>
+        <w:t xml:space="preserve">由</w:t>
+      </w:r>
+    </w:p>
+    <w:p>
+      <w:pPr>
+        <w:pStyle w:val="BodyText"/>
+      </w:pPr>
+      <w:r>
+        <w:rPr>
+          <w:rFonts w:hint="eastAsia" w:ascii="Times New Roman" w:hAnsi="Times New Roman" w:eastAsia="FangSong" w:cs="Times New Roman"/>
+        </w:rPr>
+        <w:t xml:space="preserve">得</w:t>
+      </w:r>
+    </w:p>
+    <w:p>
+      <w:pPr>
+        <w:pStyle w:val="BodyText"/>
+      </w:pPr>
+      <m:oMathPara>
+        <m:oMathParaPr>
+          <m:jc m:val="center"/>
+          <m:ctrlPr>
+            <w:rPr>
+              <w:sz w:val="28"/>
+              <w:szCs w:val="28"/>
+            </w:rPr>
+          </m:ctrlPr>
+        </m:oMathParaPr>
+        <m:oMath>
+          <m:eqArr>
+            <m:e>
+              <m:r>
+                <m:t>&amp;</m:t>
+              </m:r>
+              <m:sSub>
+                <m:e>
+                  <m:r>
+                    <m:t>t</m:t>
+                  </m:r>
+                </m:e>
+                <m:sub>
+                  <m:r>
+                    <m:t>1</m:t>
+                  </m:r>
+                  <m:r>
+                    <m:rPr>
+                      <m:sty m:val="p"/>
+                    </m:rPr>
+                    <m:t>/</m:t>
+                  </m:r>
+                  <m:r>
+                    <m:t>2</m:t>
+                  </m:r>
+                </m:sub>
+              </m:sSub>
+              <m:r>
+                <m:rPr>
+                  <m:sty m:val="p"/>
+                </m:rPr>
+                <m:t>=</m:t>
+              </m:r>
+              <m:f>
+                <m:fPr>
+                  <m:type m:val="bar"/>
+                </m:fPr>
+                <m:num>
+                  <m:r>
+                    <m:t>0</m:t>
+                  </m:r>
+                  <m:r>
+                    <m:rPr>
+                      <m:sty m:val="p"/>
+                    </m:rPr>
+                    <m:t>.</m:t>
+                  </m:r>
+                  <m:r>
+                    <m:t>6</m:t>
+                  </m:r>
+                  <m:r>
+                    <m:t>9</m:t>
+                  </m:r>
+                  <m:r>
+                    <m:t>3</m:t>
+                  </m:r>
+                </m:num>
+                <m:den>
+                  <m:r>
+                    <m:t>k</m:t>
+                  </m:r>
+                </m:den>
+              </m:f>
+            </m:e>
+            <m:e>
+              <m:r>
+                <m:t>&amp;</m:t>
+              </m:r>
+              <m:r>
+                <m:t>k</m:t>
+              </m:r>
+              <m:r>
+                <m:rPr>
+                  <m:sty m:val="p"/>
+                </m:rPr>
+                <m:t>=</m:t>
+              </m:r>
+              <m:f>
+                <m:fPr>
+                  <m:type m:val="bar"/>
+                </m:fPr>
+                <m:num>
+                  <m:r>
+                    <m:t>0</m:t>
+                  </m:r>
+                  <m:r>
+                    <m:rPr>
+                      <m:sty m:val="p"/>
+                    </m:rPr>
+                    <m:t>.</m:t>
+                  </m:r>
+                  <m:r>
+                    <m:t>6</m:t>
+                  </m:r>
+                  <m:r>
+                    <m:t>9</m:t>
+                  </m:r>
+                  <m:r>
+                    <m:t>3</m:t>
+                  </m:r>
+                </m:num>
+                <m:den>
+                  <m:sSub>
+                    <m:e>
+                      <m:r>
+                        <m:t>t</m:t>
+                      </m:r>
+                    </m:e>
+                    <m:sub>
+                      <m:r>
+                        <m:t>1</m:t>
+                      </m:r>
+                      <m:r>
+                        <m:rPr>
+                          <m:sty m:val="p"/>
+                        </m:rPr>
+                        <m:t>/</m:t>
+                      </m:r>
+                      <m:r>
+                        <m:t>2</m:t>
+                      </m:r>
+                    </m:sub>
+                  </m:sSub>
+                </m:den>
+              </m:f>
+              <m:r>
+                <m:rPr>
+                  <m:sty m:val="p"/>
+                </m:rPr>
+                <m:t>=</m:t>
+              </m:r>
+              <m:f>
+                <m:fPr>
+                  <m:type m:val="bar"/>
+                </m:fPr>
+                <m:num>
+                  <m:r>
+                    <m:t>0</m:t>
+                  </m:r>
+                  <m:r>
+                    <m:rPr>
+                      <m:sty m:val="p"/>
+                    </m:rPr>
+                    <m:t>.</m:t>
+                  </m:r>
+                  <m:r>
+                    <m:t>6</m:t>
+                  </m:r>
+                  <m:r>
+                    <m:t>9</m:t>
+                  </m:r>
+                  <m:r>
+                    <m:t>3</m:t>
+                  </m:r>
+                </m:num>
+                <m:den>
+                  <m:r>
+                    <m:t>5</m:t>
+                  </m:r>
+                  <m:r>
+                    <m:t>7</m:t>
+                  </m:r>
+                  <m:r>
+                    <m:t>2</m:t>
+                  </m:r>
+                  <m:r>
+                    <m:t>0</m:t>
+                  </m:r>
+                  <m:r>
+                    <m:rPr>
+                      <m:sty m:val="p"/>
+                    </m:rPr>
+                    <m:t>a</m:t>
+                  </m:r>
+                </m:den>
+              </m:f>
+              <m:r>
+                <m:rPr>
+                  <m:sty m:val="p"/>
+                </m:rPr>
+                <m:t>=</m:t>
+              </m:r>
+              <m:r>
+                <m:t>1</m:t>
+              </m:r>
+              <m:r>
+                <m:rPr>
+                  <m:sty m:val="p"/>
+                </m:rPr>
+                <m:t>.</m:t>
+              </m:r>
+              <m:r>
+                <m:t>2</m:t>
+              </m:r>
+              <m:r>
+                <m:t>1</m:t>
+              </m:r>
+              <m:r>
+                <m:rPr>
+                  <m:sty m:val="p"/>
+                </m:rPr>
+                <m:t>×</m:t>
+              </m:r>
+              <m:r>
+                <m:t>1</m:t>
+              </m:r>
+              <m:sSup>
+                <m:e>
+                  <m:r>
+                    <m:t>0</m:t>
+                  </m:r>
+                </m:e>
+                <m:sup>
+                  <m:r>
+                    <m:rPr>
+                      <m:sty m:val="p"/>
+                    </m:rPr>
+                    <m:t>−</m:t>
+                  </m:r>
+                  <m:r>
+                    <m:t>4</m:t>
+                  </m:r>
+                </m:sup>
+              </m:sSup>
+              <m:sSup>
+                <m:e>
+                  <m:r>
+                    <m:rPr>
+                      <m:sty m:val="p"/>
+                    </m:rPr>
+                    <m:t>a</m:t>
+                  </m:r>
+                </m:e>
+                <m:sup>
+                  <m:r>
+                    <m:rPr>
+                      <m:sty m:val="p"/>
+                    </m:rPr>
+                    <m:t>−</m:t>
+                  </m:r>
+                  <m:r>
+                    <m:t>1</m:t>
+                  </m:r>
+                </m:sup>
+              </m:sSup>
+            </m:e>
+            <m:e>
+              <m:r>
+                <m:t>&amp;</m:t>
+              </m:r>
+              <m:r>
+                <m:rPr>
+                  <m:sty m:val="p"/>
+                </m:rPr>
+                <m:t>lg</m:t>
+              </m:r>
+              <m:f>
+                <m:fPr>
+                  <m:type m:val="bar"/>
+                </m:fPr>
+                <m:num>
+                  <m:r>
+                    <m:t>c</m:t>
+                  </m:r>
+                </m:num>
+                <m:den>
+                  <m:sSub>
+                    <m:e>
+                      <m:r>
+                        <m:t>c</m:t>
+                      </m:r>
+                    </m:e>
+                    <m:sub>
+                      <m:r>
+                        <m:t>0</m:t>
+                      </m:r>
+                    </m:sub>
+                  </m:sSub>
+                </m:den>
+              </m:f>
+              <m:r>
+                <m:rPr>
+                  <m:sty m:val="p"/>
+                </m:rPr>
+                <m:t>=</m:t>
+              </m:r>
+              <m:r>
+                <m:rPr>
+                  <m:sty m:val="p"/>
+                </m:rPr>
+                <m:t>−</m:t>
+              </m:r>
+              <m:f>
+                <m:fPr>
+                  <m:type m:val="bar"/>
+                </m:fPr>
+                <m:num>
+                  <m:r>
+                    <m:t>k</m:t>
+                  </m:r>
+                </m:num>
+                <m:den>
+                  <m:r>
+                    <m:t>2</m:t>
+                  </m:r>
+                  <m:r>
+                    <m:rPr>
+                      <m:sty m:val="p"/>
+                    </m:rPr>
+                    <m:t>.</m:t>
+                  </m:r>
+                  <m:r>
+                    <m:t>3</m:t>
+                  </m:r>
+                  <m:r>
+                    <m:t>0</m:t>
+                  </m:r>
+                  <m:r>
+                    <m:t>3</m:t>
+                  </m:r>
+                </m:den>
+              </m:f>
+              <m:r>
+                <m:t>t</m:t>
+              </m:r>
+            </m:e>
+            <m:e>
+              <m:r>
+                <m:t>&amp;</m:t>
+              </m:r>
+              <m:r>
+                <m:t>t</m:t>
+              </m:r>
+              <m:r>
+                <m:rPr>
+                  <m:sty m:val="p"/>
+                </m:rPr>
+                <m:t>=</m:t>
+              </m:r>
+              <m:r>
+                <m:rPr>
+                  <m:sty m:val="p"/>
+                </m:rPr>
+                <m:t>−</m:t>
+              </m:r>
+              <m:f>
+                <m:fPr>
+                  <m:type m:val="bar"/>
+                </m:fPr>
+                <m:num>
+                  <m:r>
+                    <m:t>2</m:t>
+                  </m:r>
+                  <m:r>
+                    <m:rPr>
+                      <m:sty m:val="p"/>
+                    </m:rPr>
+                    <m:t>.</m:t>
+                  </m:r>
+                  <m:r>
+                    <m:t>3</m:t>
+                  </m:r>
+                  <m:r>
+                    <m:t>0</m:t>
+                  </m:r>
+                  <m:r>
+                    <m:t>3</m:t>
+                  </m:r>
+                  <m:r>
+                    <m:rPr>
+                      <m:sty m:val="p"/>
+                    </m:rPr>
+                    <m:t>lg</m:t>
+                  </m:r>
+                  <m:f>
+                    <m:fPr>
+                      <m:type m:val="bar"/>
+                    </m:fPr>
+                    <m:num>
+                      <m:r>
+                        <m:t>c</m:t>
+                      </m:r>
+                    </m:num>
+                    <m:den>
+                      <m:sSub>
+                        <m:e>
+                          <m:r>
+                            <m:t>c</m:t>
+                          </m:r>
+                        </m:e>
+                        <m:sub>
+                          <m:r>
+                            <m:t>0</m:t>
+                          </m:r>
+                        </m:sub>
+                      </m:sSub>
+                    </m:den>
+                  </m:f>
+                </m:num>
+                <m:den>
+                  <m:r>
+                    <m:t>k</m:t>
+                  </m:r>
+                </m:den>
+              </m:f>
+            </m:e>
+            <m:e>
+              <m:r>
+                <m:t>&amp;</m:t>
+              </m:r>
+              <m:r>
+                <m:rPr>
+                  <m:sty m:val="p"/>
+                </m:rPr>
+                <m:t>=</m:t>
+              </m:r>
+              <m:r>
+                <m:rPr>
+                  <m:sty m:val="p"/>
+                </m:rPr>
+                <m:t>−</m:t>
+              </m:r>
+              <m:f>
+                <m:fPr>
+                  <m:type m:val="bar"/>
+                </m:fPr>
+                <m:num>
+                  <m:r>
+                    <m:t>2</m:t>
+                  </m:r>
+                  <m:r>
+                    <m:rPr>
+                      <m:sty m:val="p"/>
+                    </m:rPr>
+                    <m:t>.</m:t>
+                  </m:r>
+                  <m:r>
+                    <m:t>3</m:t>
+                  </m:r>
+                  <m:r>
+                    <m:t>0</m:t>
+                  </m:r>
+                  <m:r>
+                    <m:t>3</m:t>
+                  </m:r>
+                  <m:r>
+                    <m:rPr>
+                      <m:sty m:val="p"/>
+                    </m:rPr>
+                    <m:t>×</m:t>
+                  </m:r>
+                  <m:r>
+                    <m:rPr>
+                      <m:sty m:val="p"/>
+                    </m:rPr>
+                    <m:t>lg</m:t>
+                  </m:r>
+                  <m:f>
+                    <m:fPr>
+                      <m:type m:val="bar"/>
+                    </m:fPr>
+                    <m:num>
+                      <m:r>
+                        <m:t>8</m:t>
+                      </m:r>
+                      <m:r>
+                        <m:t>5</m:t>
+                      </m:r>
+                    </m:num>
+                    <m:den>
+                      <m:r>
+                        <m:t>1</m:t>
+                      </m:r>
+                      <m:r>
+                        <m:t>0</m:t>
+                      </m:r>
+                      <m:r>
+                        <m:t>0</m:t>
+                      </m:r>
+                    </m:den>
+                  </m:f>
+                </m:num>
+                <m:den>
+                  <m:r>
+                    <m:t>1</m:t>
+                  </m:r>
+                  <m:r>
+                    <m:rPr>
+                      <m:sty m:val="p"/>
+                    </m:rPr>
+                    <m:t>.</m:t>
+                  </m:r>
+                  <m:r>
+                    <m:t>2</m:t>
+                  </m:r>
+                  <m:r>
+                    <m:t>1</m:t>
+                  </m:r>
+                  <m:r>
+                    <m:rPr>
+                      <m:sty m:val="p"/>
+                    </m:rPr>
+                    <m:t>×</m:t>
+                  </m:r>
+                  <m:r>
+                    <m:t>1</m:t>
+                  </m:r>
+                  <m:sSup>
+                    <m:e>
+                      <m:r>
+                        <m:t>0</m:t>
+                      </m:r>
+                    </m:e>
+                    <m:sup>
+                      <m:r>
+                        <m:rPr>
+                          <m:sty m:val="p"/>
+                        </m:rPr>
+                        <m:t>−</m:t>
+                      </m:r>
+                      <m:r>
+                        <m:t>4</m:t>
+                      </m:r>
+                    </m:sup>
+                  </m:sSup>
+                  <m:sSup>
+                    <m:e>
+                      <m:r>
+                        <m:rPr>
+                          <m:sty m:val="p"/>
+                        </m:rPr>
+                        <m:t>a</m:t>
+                      </m:r>
+                    </m:e>
+                    <m:sup>
+                      <m:r>
+                        <m:rPr>
+                          <m:sty m:val="p"/>
+                        </m:rPr>
+                        <m:t>−</m:t>
+                      </m:r>
+                      <m:r>
+                        <m:t>1</m:t>
+                      </m:r>
+                    </m:sup>
+                  </m:sSup>
+                </m:den>
+              </m:f>
+              <m:r>
+                <m:rPr>
+                  <m:sty m:val="p"/>
+                </m:rPr>
+                <m:t>=</m:t>
+              </m:r>
+              <m:r>
+                <m:t>1</m:t>
+              </m:r>
+              <m:r>
+                <m:rPr>
+                  <m:sty m:val="p"/>
+                </m:rPr>
+                <m:t>.</m:t>
+              </m:r>
+              <m:r>
+                <m:t>3</m:t>
+              </m:r>
+              <m:r>
+                <m:rPr>
+                  <m:sty m:val="p"/>
+                </m:rPr>
+                <m:t>×</m:t>
+              </m:r>
+              <m:r>
+                <m:t>1</m:t>
+              </m:r>
+              <m:sSup>
+                <m:e>
+                  <m:r>
+                    <m:t>0</m:t>
+                  </m:r>
+                </m:e>
+                <m:sup>
+                  <m:r>
+                    <m:t>3</m:t>
+                  </m:r>
+                </m:sup>
+              </m:sSup>
+              <m:r>
+                <m:rPr>
+                  <m:sty m:val="p"/>
+                </m:rPr>
+                <m:t>a</m:t>
+              </m:r>
+            </m:e>
+          </m:eqArr>
+        </m:oMath>
+      </m:oMathPara>
+    </w:p>
+    <w:p>
+      <w:pPr>
+        <w:pStyle w:val="FirstParagraph"/>
+      </w:pPr>
+      <w:r>
+        <w:rPr>
+          <w:rFonts w:hint="eastAsia" w:ascii="Times New Roman" w:hAnsi="Times New Roman" w:eastAsia="FangSong" w:cs="Times New Roman"/>
+        </w:rPr>
+        <w:t xml:space="preserve">故该纺织品的年龄约为</w:t>
+      </w:r>
+      <w:r>
+        <w:rPr>
+          <w:rFonts w:ascii="Times New Roman" w:hAnsi="Times New Roman" w:eastAsia="Times New Roman" w:cs="Times New Roman"/>
+        </w:rPr>
+        <w:t xml:space="preserve"> </w:t>
+      </w:r>
+      <m:oMath>
+        <m:oMathPr>
+          <m:ctrlPr>
+            <w:rPr>
+              <w:sz w:val="28"/>
+              <w:szCs w:val="28"/>
+            </w:rPr>
+          </m:ctrlPr>
+        </m:oMathPr>
+        <m:r>
+          <m:t>1.3</m:t>
+        </m:r>
+        <m:r>
+          <m:rPr>
+            <m:sty m:val="p"/>
+          </m:rPr>
+          <m:t>×</m:t>
+        </m:r>
+        <m:sSup>
+          <m:e>
+            <m:r>
+              <m:t>10</m:t>
+            </m:r>
+          </m:e>
+          <m:sup>
+            <m:r>
+              <m:t>3</m:t>
+            </m:r>
+          </m:sup>
+        </m:sSup>
+      </m:oMath>
+      <w:r>
+        <w:rPr>
+          <w:rFonts w:ascii="Times New Roman" w:hAnsi="Times New Roman" w:eastAsia="Times New Roman" w:cs="Times New Roman"/>
+        </w:rPr>
+        <w:t xml:space="preserve"> </w:t>
+      </w:r>
+      <w:r>
+        <w:rPr>
+          <w:rFonts w:hint="eastAsia" w:ascii="Times New Roman" w:hAnsi="Times New Roman" w:eastAsia="FangSong" w:cs="Times New Roman"/>
+        </w:rPr>
+        <w:t>年</w:t>
+      </w:r>
+      <w:r>
+        <w:rPr>
+          <w:rFonts w:hint="eastAsia" w:ascii="Times New Roman" w:hAnsi="Times New Roman" w:eastAsia="Times New Roman" w:cs="Times New Roman"/>
+        </w:rPr>
+        <w:t>。</w:t>
+      </w:r>
+    </w:p>
+    <w:p>
+      <w:pPr>
+        <w:pStyle w:val="BodyText"/>
+      </w:pPr>
+      <w:r>
+        <w:rPr>
+          <w:rFonts w:ascii="Times New Roman" w:hAnsi="Times New Roman" w:eastAsia="Times New Roman" w:cs="Times New Roman"/>
+        </w:rPr>
+        <w:t xml:space="preserve">📖 </w:t>
+      </w:r>
+      <w:r>
+        <w:rPr>
+          <w:rFonts w:hint="eastAsia" w:ascii="Times New Roman" w:hAnsi="Times New Roman" w:eastAsia="FangSong" w:cs="Times New Roman"/>
+        </w:rPr>
+        <w:t xml:space="preserve">查看答案</w:t>
+      </w:r>
+    </w:p>
+    <w:p>
+      <w:pPr>
+        <w:pStyle w:val="BodyText"/>
+      </w:pPr>
+      <w:r>
+        <w:rPr>
+          <w:rFonts w:hint="eastAsia" w:ascii="Times New Roman" w:hAnsi="Times New Roman" w:eastAsia="FangSong" w:cs="Times New Roman"/>
+        </w:rPr>
+        <w:t>由于放射性同位素</w:t>
+      </w:r>
+      <w:r>
+        <w:rPr>
+          <w:rFonts w:hint="eastAsia" w:ascii="Times New Roman" w:hAnsi="Times New Roman" w:eastAsia="Times New Roman" w:cs="Times New Roman"/>
+          <w:vertAlign w:val="superscript"/>
+        </w:rPr>
+        <w:t>14</w:t>
+      </w:r>
+      <w:r>
+        <w:rPr>
+          <w:rFonts w:ascii="Times New Roman" w:hAnsi="Times New Roman" w:eastAsia="Times New Roman" w:cs="Times New Roman"/>
+        </w:rPr>
+        <w:t xml:space="preserve"> C </w:t>
+      </w:r>
+      <w:r>
+        <w:rPr>
+          <w:rFonts w:hint="eastAsia" w:ascii="Times New Roman" w:hAnsi="Times New Roman" w:eastAsia="FangSong" w:cs="Times New Roman"/>
+        </w:rPr>
+        <w:t>的衰变相当于一级反应</w:t>
+      </w:r>
+      <w:r>
+        <w:rPr>
+          <w:rFonts w:hint="eastAsia" w:ascii="Times New Roman" w:hAnsi="Times New Roman" w:eastAsia="Times New Roman" w:cs="Times New Roman"/>
+        </w:rPr>
+        <w:t>，</w:t>
+      </w:r>
+      <w:r>
+        <w:rPr>
+          <w:rFonts w:hint="eastAsia" w:ascii="Times New Roman" w:hAnsi="Times New Roman" w:eastAsia="FangSong" w:cs="Times New Roman"/>
+        </w:rPr>
+        <w:t>因此可根据一级反应的反应物浓度与时间的关系进行计算</w:t>
+      </w:r>
+      <w:r>
+        <w:rPr>
+          <w:rFonts w:hint="eastAsia" w:ascii="Times New Roman" w:hAnsi="Times New Roman" w:eastAsia="Times New Roman" w:cs="Times New Roman"/>
+        </w:rPr>
+        <w:t>。</w:t>
+      </w:r>
+    </w:p>
+    <w:p>
+      <w:pPr>
+        <w:pStyle w:val="BodyText"/>
+      </w:pPr>
+      <w:r>
+        <w:rPr>
+          <w:rFonts w:hint="eastAsia" w:ascii="Times New Roman" w:hAnsi="Times New Roman" w:eastAsia="FangSong" w:cs="Times New Roman"/>
+        </w:rPr>
+        <w:t xml:space="preserve">所以</w:t>
+      </w:r>
+    </w:p>
+    <w:p>
+      <w:pPr>
+        <w:pStyle w:val="BodyText"/>
+      </w:pPr>
+      <w:r>
+        <w:rPr>
+          <w:rFonts w:hint="eastAsia" w:ascii="Times New Roman" w:hAnsi="Times New Roman" w:eastAsia="FangSong" w:cs="Times New Roman"/>
+        </w:rPr>
+        <w:t xml:space="preserve">由</w:t>
+      </w:r>
+    </w:p>
+    <w:p>
+      <w:pPr>
+        <w:pStyle w:val="BodyText"/>
+      </w:pPr>
+      <w:r>
+        <w:rPr>
+          <w:rFonts w:hint="eastAsia" w:ascii="Times New Roman" w:hAnsi="Times New Roman" w:eastAsia="FangSong" w:cs="Times New Roman"/>
+        </w:rPr>
+        <w:t xml:space="preserve">得</w:t>
+      </w:r>
+    </w:p>
+    <w:p>
+      <w:pPr>
+        <w:pStyle w:val="BodyText"/>
+      </w:pPr>
+      <m:oMathPara>
+        <m:oMathParaPr>
+          <m:jc m:val="center"/>
+          <m:ctrlPr>
+            <w:rPr>
+              <w:sz w:val="28"/>
+              <w:szCs w:val="28"/>
+            </w:rPr>
+          </m:ctrlPr>
+        </m:oMathParaPr>
+        <m:oMath>
+          <m:eqArr>
+            <m:e>
+              <m:r>
+                <m:t>&amp;</m:t>
+              </m:r>
+              <m:sSub>
+                <m:e>
+                  <m:r>
+                    <m:t>t</m:t>
+                  </m:r>
+                </m:e>
+                <m:sub>
+                  <m:r>
+                    <m:t>1</m:t>
+                  </m:r>
+                  <m:r>
+                    <m:rPr>
+                      <m:sty m:val="p"/>
+                    </m:rPr>
+                    <m:t>/</m:t>
+                  </m:r>
+                  <m:r>
+                    <m:t>2</m:t>
+                  </m:r>
+                </m:sub>
+              </m:sSub>
+              <m:r>
+                <m:rPr>
+                  <m:sty m:val="p"/>
+                </m:rPr>
+                <m:t>=</m:t>
+              </m:r>
+              <m:f>
+                <m:fPr>
+                  <m:type m:val="bar"/>
+                </m:fPr>
+                <m:num>
+                  <m:r>
+                    <m:t>0</m:t>
+                  </m:r>
+                  <m:r>
+                    <m:rPr>
+                      <m:sty m:val="p"/>
+                    </m:rPr>
+                    <m:t>.</m:t>
+                  </m:r>
+                  <m:r>
+                    <m:t>6</m:t>
+                  </m:r>
+                  <m:r>
+                    <m:t>9</m:t>
+                  </m:r>
+                  <m:r>
+                    <m:t>3</m:t>
+                  </m:r>
+                </m:num>
+                <m:den>
+                  <m:r>
+                    <m:t>k</m:t>
+                  </m:r>
+                </m:den>
+              </m:f>
+            </m:e>
+            <m:e>
+              <m:r>
+                <m:t>&amp;</m:t>
+              </m:r>
+              <m:r>
+                <m:t>k</m:t>
+              </m:r>
+              <m:r>
+                <m:rPr>
+                  <m:sty m:val="p"/>
+                </m:rPr>
+                <m:t>=</m:t>
+              </m:r>
+              <m:f>
+                <m:fPr>
+                  <m:type m:val="bar"/>
+                </m:fPr>
+                <m:num>
+                  <m:r>
+                    <m:t>0</m:t>
+                  </m:r>
+                  <m:r>
+                    <m:rPr>
+                      <m:sty m:val="p"/>
+                    </m:rPr>
+                    <m:t>.</m:t>
+                  </m:r>
+                  <m:r>
+                    <m:t>6</m:t>
+                  </m:r>
+                  <m:r>
+                    <m:t>9</m:t>
+                  </m:r>
+                  <m:r>
+                    <m:t>3</m:t>
+                  </m:r>
+                </m:num>
+                <m:den>
+                  <m:sSub>
+                    <m:e>
+                      <m:r>
+                        <m:t>t</m:t>
+                      </m:r>
+                    </m:e>
+                    <m:sub>
+                      <m:r>
+                        <m:t>1</m:t>
+                      </m:r>
+                      <m:r>
+                        <m:rPr>
+                          <m:sty m:val="p"/>
+                        </m:rPr>
+                        <m:t>/</m:t>
+                      </m:r>
+                      <m:r>
+                        <m:t>2</m:t>
+                      </m:r>
+                    </m:sub>
+                  </m:sSub>
+                </m:den>
+              </m:f>
+              <m:r>
+                <m:rPr>
+                  <m:sty m:val="p"/>
+                </m:rPr>
+                <m:t>=</m:t>
+              </m:r>
+              <m:f>
+                <m:fPr>
+                  <m:type m:val="bar"/>
+                </m:fPr>
+                <m:num>
+                  <m:r>
+                    <m:t>0</m:t>
+                  </m:r>
+                  <m:r>
+                    <m:rPr>
+                      <m:sty m:val="p"/>
+                    </m:rPr>
+                    <m:t>.</m:t>
+                  </m:r>
+                  <m:r>
+                    <m:t>6</m:t>
+                  </m:r>
+                  <m:r>
+                    <m:t>9</m:t>
+                  </m:r>
+                  <m:r>
+                    <m:t>3</m:t>
+                  </m:r>
+                </m:num>
+                <m:den>
+                  <m:r>
+                    <m:t>5</m:t>
+                  </m:r>
+                  <m:r>
+                    <m:t>7</m:t>
+                  </m:r>
+                  <m:r>
+                    <m:t>2</m:t>
+                  </m:r>
+                  <m:r>
+                    <m:t>0</m:t>
+                  </m:r>
+                  <m:r>
+                    <m:rPr>
+                      <m:sty m:val="p"/>
+                    </m:rPr>
+                    <m:t>a</m:t>
+                  </m:r>
+                </m:den>
+              </m:f>
+              <m:r>
+                <m:rPr>
+                  <m:sty m:val="p"/>
+                </m:rPr>
+                <m:t>=</m:t>
+              </m:r>
+              <m:r>
+                <m:t>1</m:t>
+              </m:r>
+              <m:r>
+                <m:rPr>
+                  <m:sty m:val="p"/>
+                </m:rPr>
+                <m:t>.</m:t>
+              </m:r>
+              <m:r>
+                <m:t>2</m:t>
+              </m:r>
+              <m:r>
+                <m:t>1</m:t>
+              </m:r>
+              <m:r>
+                <m:rPr>
+                  <m:sty m:val="p"/>
+                </m:rPr>
+                <m:t>×</m:t>
+              </m:r>
+              <m:r>
+                <m:t>1</m:t>
+              </m:r>
+              <m:sSup>
+                <m:e>
+                  <m:r>
+                    <m:t>0</m:t>
+                  </m:r>
+                </m:e>
+                <m:sup>
+                  <m:r>
+                    <m:rPr>
+                      <m:sty m:val="p"/>
+                    </m:rPr>
+                    <m:t>−</m:t>
+                  </m:r>
+                  <m:r>
+                    <m:t>4</m:t>
+                  </m:r>
+                </m:sup>
+              </m:sSup>
+              <m:sSup>
+                <m:e>
+                  <m:r>
+                    <m:rPr>
+                      <m:sty m:val="p"/>
+                    </m:rPr>
+                    <m:t>a</m:t>
+                  </m:r>
+                </m:e>
+                <m:sup>
+                  <m:r>
+                    <m:rPr>
+                      <m:sty m:val="p"/>
+                    </m:rPr>
+                    <m:t>−</m:t>
+                  </m:r>
+                  <m:r>
+                    <m:t>1</m:t>
+                  </m:r>
+                </m:sup>
+              </m:sSup>
+            </m:e>
+            <m:e>
+              <m:r>
+                <m:t>&amp;</m:t>
+              </m:r>
+              <m:r>
+                <m:rPr>
+                  <m:sty m:val="p"/>
+                </m:rPr>
+                <m:t>lg</m:t>
+              </m:r>
+              <m:f>
+                <m:fPr>
+                  <m:type m:val="bar"/>
+                </m:fPr>
+                <m:num>
+                  <m:r>
+                    <m:t>c</m:t>
+                  </m:r>
+                </m:num>
+                <m:den>
+                  <m:sSub>
+                    <m:e>
+                      <m:r>
+                        <m:t>c</m:t>
+                      </m:r>
+                    </m:e>
+                    <m:sub>
+                      <m:r>
+                        <m:t>0</m:t>
+                      </m:r>
+                    </m:sub>
+                  </m:sSub>
+                </m:den>
+              </m:f>
+              <m:r>
+                <m:rPr>
+                  <m:sty m:val="p"/>
+                </m:rPr>
+                <m:t>=</m:t>
+              </m:r>
+              <m:r>
+                <m:rPr>
+                  <m:sty m:val="p"/>
+                </m:rPr>
+                <m:t>−</m:t>
+              </m:r>
+              <m:f>
+                <m:fPr>
+                  <m:type m:val="bar"/>
+                </m:fPr>
+                <m:num>
+                  <m:r>
+                    <m:t>k</m:t>
+                  </m:r>
+                </m:num>
+                <m:den>
+                  <m:r>
+                    <m:t>2</m:t>
+                  </m:r>
+                  <m:r>
+                    <m:rPr>
+                      <m:sty m:val="p"/>
+                    </m:rPr>
+                    <m:t>.</m:t>
+                  </m:r>
+                  <m:r>
+                    <m:t>3</m:t>
+                  </m:r>
+                  <m:r>
+                    <m:t>0</m:t>
+                  </m:r>
+                  <m:r>
+                    <m:t>3</m:t>
+                  </m:r>
+                </m:den>
+              </m:f>
+              <m:r>
+                <m:t>t</m:t>
+              </m:r>
+            </m:e>
+            <m:e>
+              <m:r>
+                <m:t>&amp;</m:t>
+              </m:r>
+              <m:r>
+                <m:t>t</m:t>
+              </m:r>
+              <m:r>
+                <m:rPr>
+                  <m:sty m:val="p"/>
+                </m:rPr>
+                <m:t>=</m:t>
+              </m:r>
+              <m:r>
+                <m:rPr>
+                  <m:sty m:val="p"/>
+                </m:rPr>
+                <m:t>−</m:t>
+              </m:r>
+              <m:f>
+                <m:fPr>
+                  <m:type m:val="bar"/>
+                </m:fPr>
+                <m:num>
+                  <m:r>
+                    <m:t>2</m:t>
+                  </m:r>
+                  <m:r>
+                    <m:rPr>
+                      <m:sty m:val="p"/>
+                    </m:rPr>
+                    <m:t>.</m:t>
+                  </m:r>
+                  <m:r>
+                    <m:t>3</m:t>
+                  </m:r>
+                  <m:r>
+                    <m:t>0</m:t>
+                  </m:r>
+                  <m:r>
+                    <m:t>3</m:t>
+                  </m:r>
+                  <m:r>
+                    <m:rPr>
+                      <m:sty m:val="p"/>
+                    </m:rPr>
+                    <m:t>lg</m:t>
+                  </m:r>
+                  <m:f>
+                    <m:fPr>
+                      <m:type m:val="bar"/>
+                    </m:fPr>
+                    <m:num>
+                      <m:r>
+                        <m:t>c</m:t>
+                      </m:r>
+                    </m:num>
+                    <m:den>
+                      <m:sSub>
+                        <m:e>
+                          <m:r>
+                            <m:t>c</m:t>
+                          </m:r>
+                        </m:e>
+                        <m:sub>
+                          <m:r>
+                            <m:t>0</m:t>
+                          </m:r>
+                        </m:sub>
+                      </m:sSub>
+                    </m:den>
+                  </m:f>
+                </m:num>
+                <m:den>
+                  <m:r>
+                    <m:t>k</m:t>
+                  </m:r>
+                </m:den>
+              </m:f>
+            </m:e>
+            <m:e>
+              <m:r>
+                <m:t>&amp;</m:t>
+              </m:r>
+              <m:r>
+                <m:rPr>
+                  <m:sty m:val="p"/>
+                </m:rPr>
+                <m:t>=</m:t>
+              </m:r>
+              <m:r>
+                <m:rPr>
+                  <m:sty m:val="p"/>
+                </m:rPr>
+                <m:t>−</m:t>
+              </m:r>
+              <m:f>
+                <m:fPr>
+                  <m:type m:val="bar"/>
+                </m:fPr>
+                <m:num>
+                  <m:r>
+                    <m:t>2</m:t>
+                  </m:r>
+                  <m:r>
+                    <m:rPr>
+                      <m:sty m:val="p"/>
+                    </m:rPr>
+                    <m:t>.</m:t>
+                  </m:r>
+                  <m:r>
+                    <m:t>3</m:t>
+                  </m:r>
+                  <m:r>
+                    <m:t>0</m:t>
+                  </m:r>
+                  <m:r>
+                    <m:t>3</m:t>
+                  </m:r>
+                  <m:r>
+                    <m:rPr>
+                      <m:sty m:val="p"/>
+                    </m:rPr>
+                    <m:t>×</m:t>
+                  </m:r>
+                  <m:r>
+                    <m:rPr>
+                      <m:sty m:val="p"/>
+                    </m:rPr>
+                    <m:t>lg</m:t>
+                  </m:r>
+                  <m:f>
+                    <m:fPr>
+                      <m:type m:val="bar"/>
+                    </m:fPr>
+                    <m:num>
+                      <m:r>
+                        <m:t>8</m:t>
+                      </m:r>
+                      <m:r>
+                        <m:t>5</m:t>
+                      </m:r>
+                    </m:num>
+                    <m:den>
+                      <m:r>
+                        <m:t>1</m:t>
+                      </m:r>
+                      <m:r>
+                        <m:t>0</m:t>
+                      </m:r>
+                      <m:r>
+                        <m:t>0</m:t>
+                      </m:r>
+                    </m:den>
+                  </m:f>
+                </m:num>
+                <m:den>
+                  <m:r>
+                    <m:t>1</m:t>
+                  </m:r>
+                  <m:r>
+                    <m:rPr>
+                      <m:sty m:val="p"/>
+                    </m:rPr>
+                    <m:t>.</m:t>
+                  </m:r>
+                  <m:r>
+                    <m:t>2</m:t>
+                  </m:r>
+                  <m:r>
+                    <m:t>1</m:t>
+                  </m:r>
+                  <m:r>
+                    <m:rPr>
+                      <m:sty m:val="p"/>
+                    </m:rPr>
+                    <m:t>×</m:t>
+                  </m:r>
+                  <m:r>
+                    <m:t>1</m:t>
+                  </m:r>
+                  <m:sSup>
+                    <m:e>
+                      <m:r>
+                        <m:t>0</m:t>
+                      </m:r>
+                    </m:e>
+                    <m:sup>
+                      <m:r>
+                        <m:rPr>
+                          <m:sty m:val="p"/>
+                        </m:rPr>
+                        <m:t>−</m:t>
+                      </m:r>
+                      <m:r>
+                        <m:t>4</m:t>
+                      </m:r>
+                    </m:sup>
+                  </m:sSup>
+                  <m:sSup>
+                    <m:e>
+                      <m:r>
+                        <m:rPr>
+                          <m:sty m:val="p"/>
+                        </m:rPr>
+                        <m:t>a</m:t>
+                      </m:r>
+                    </m:e>
+                    <m:sup>
+                      <m:r>
+                        <m:rPr>
+                          <m:sty m:val="p"/>
+                        </m:rPr>
+                        <m:t>−</m:t>
+                      </m:r>
+                      <m:r>
+                        <m:t>1</m:t>
+                      </m:r>
+                    </m:sup>
+                  </m:sSup>
+                </m:den>
+              </m:f>
+              <m:r>
+                <m:rPr>
+                  <m:sty m:val="p"/>
+                </m:rPr>
+                <m:t>=</m:t>
+              </m:r>
+              <m:r>
+                <m:t>1</m:t>
+              </m:r>
+              <m:r>
+                <m:rPr>
+                  <m:sty m:val="p"/>
+                </m:rPr>
+                <m:t>.</m:t>
+              </m:r>
+              <m:r>
+                <m:t>3</m:t>
+              </m:r>
+              <m:r>
+                <m:rPr>
+                  <m:sty m:val="p"/>
+                </m:rPr>
+                <m:t>×</m:t>
+              </m:r>
+              <m:r>
+                <m:t>1</m:t>
+              </m:r>
+              <m:sSup>
+                <m:e>
+                  <m:r>
+                    <m:t>0</m:t>
+                  </m:r>
+                </m:e>
+                <m:sup>
+                  <m:r>
+                    <m:t>3</m:t>
+                  </m:r>
+                </m:sup>
+              </m:sSup>
+              <m:r>
+                <m:rPr>
+                  <m:sty m:val="p"/>
+                </m:rPr>
+                <m:t>a</m:t>
+              </m:r>
+            </m:e>
+          </m:eqArr>
+        </m:oMath>
+      </m:oMathPara>
+    </w:p>
+    <w:p>
+      <w:pPr>
+        <w:pStyle w:val="FirstParagraph"/>
+      </w:pPr>
+      <w:r>
+        <w:rPr>
+          <w:rFonts w:hint="eastAsia" w:ascii="Times New Roman" w:hAnsi="Times New Roman" w:eastAsia="FangSong" w:cs="Times New Roman"/>
+        </w:rPr>
+        <w:t xml:space="preserve">故该纺织品的年龄约为</w:t>
+      </w:r>
+      <w:r>
+        <w:rPr>
+          <w:rFonts w:ascii="Times New Roman" w:hAnsi="Times New Roman" w:eastAsia="Times New Roman" w:cs="Times New Roman"/>
+        </w:rPr>
+        <w:t xml:space="preserve"> </w:t>
+      </w:r>
+      <m:oMath>
+        <m:oMathPr>
+          <m:ctrlPr>
+            <w:rPr>
+              <w:sz w:val="28"/>
+              <w:szCs w:val="28"/>
+            </w:rPr>
+          </m:ctrlPr>
+        </m:oMathPr>
+        <m:r>
+          <m:t>1.3</m:t>
+        </m:r>
+        <m:r>
+          <m:rPr>
+            <m:sty m:val="p"/>
+          </m:rPr>
+          <m:t>×</m:t>
+        </m:r>
+        <m:sSup>
+          <m:e>
+            <m:r>
+              <m:t>10</m:t>
+            </m:r>
+          </m:e>
+          <m:sup>
+            <m:r>
+              <m:t>3</m:t>
+            </m:r>
+          </m:sup>
+        </m:sSup>
+      </m:oMath>
+      <w:r>
+        <w:rPr>
+          <w:rFonts w:ascii="Times New Roman" w:hAnsi="Times New Roman" w:eastAsia="Times New Roman" w:cs="Times New Roman"/>
+        </w:rPr>
+        <w:t xml:space="preserve"> </w:t>
+      </w:r>
+      <w:r>
+        <w:rPr>
+          <w:rFonts w:hint="eastAsia" w:ascii="Times New Roman" w:hAnsi="Times New Roman" w:eastAsia="FangSong" w:cs="Times New Roman"/>
+        </w:rPr>
+        <w:t>年</w:t>
+      </w:r>
+      <w:r>
+        <w:rPr>
+          <w:rFonts w:hint="eastAsia" w:ascii="Times New Roman" w:hAnsi="Times New Roman" w:eastAsia="Times New Roman" w:cs="Times New Roman"/>
+        </w:rPr>
+        <w:t>。</w:t>
+      </w:r>
+    </w:p>
+    <w:p>
+      <w:pPr>
+        <w:spacing w:before="160" w:after="80"/>
+      </w:pPr>
+      <w:r>
+        <w:pict>
+          <v:rect style="width:0;height:1.5pt" o:hralign="center" o:hrstd="t" o:hr="t"/>
+        </w:pict>
+      </w:r>
+    </w:p>
+    <w:bookmarkEnd w:id="11"/>
+    <w:bookmarkStart w:id="12" w:name="习题3.9-39质量数为210的钋同位素"/>
+    <w:p>
+      <w:pPr>
+        <w:pStyle w:val="Heading2"/>
+        <w:spacing w:before="280" w:after="120"/>
+      </w:pPr>
+      <w:r>
+        <w:rPr>
+          <w:rFonts w:ascii="Times New Roman" w:hAnsi="Times New Roman" w:eastAsia="Times New Roman" w:cs="Times New Roman"/>
+        </w:rPr>
+        <w:t xml:space="preserve">6.3 </w:t>
+      </w:r>
+      <w:r>
+        <w:rPr>
+          <w:rFonts w:hint="eastAsia" w:ascii="Times New Roman" w:hAnsi="Times New Roman" w:eastAsia="SimHei" w:cs="Times New Roman"/>
+        </w:rPr>
+        <w:t>习题</w:t>
+      </w:r>
+      <w:r>
+        <w:rPr>
+          <w:rFonts w:hint="eastAsia" w:ascii="Times New Roman" w:hAnsi="Times New Roman" w:eastAsia="Times New Roman" w:cs="Times New Roman"/>
+        </w:rPr>
+        <w:t>3.9-39</w:t>
+      </w:r>
+      <w:r>
+        <w:rPr>
+          <w:rFonts w:hint="eastAsia" w:ascii="Times New Roman" w:hAnsi="Times New Roman" w:eastAsia="SimHei" w:cs="Times New Roman"/>
+        </w:rPr>
+        <w:t>质量数为</w:t>
+      </w:r>
+      <w:r>
+        <w:rPr>
+          <w:rFonts w:hint="eastAsia" w:ascii="Times New Roman" w:hAnsi="Times New Roman" w:eastAsia="Times New Roman" w:cs="Times New Roman"/>
+        </w:rPr>
+        <w:t>210</w:t>
+      </w:r>
+      <w:r>
+        <w:rPr>
+          <w:rFonts w:hint="eastAsia" w:ascii="Times New Roman" w:hAnsi="Times New Roman" w:eastAsia="SimHei" w:cs="Times New Roman"/>
+        </w:rPr>
+        <w:t>的钋同位素</w:t>
+      </w:r>
+    </w:p>
+    <w:p>
+      <w:pPr>
+        <w:pStyle w:val="FirstParagraph"/>
+      </w:pPr>
+      <w:r>
+        <w:rPr>
+          <w:rFonts w:ascii="Times New Roman" w:hAnsi="Times New Roman" w:eastAsia="Times New Roman" w:cs="Times New Roman"/>
+        </w:rPr>
+        <w:t xml:space="preserve">3.9 </w:t>
+      </w:r>
+      <w:r>
+        <w:rPr>
+          <w:rFonts w:hint="eastAsia" w:ascii="Times New Roman" w:hAnsi="Times New Roman" w:eastAsia="FangSong" w:cs="Times New Roman"/>
+        </w:rPr>
+        <w:t xml:space="preserve">质量数为</w:t>
+      </w:r>
+      <w:r>
+        <w:rPr>
+          <w:rFonts w:ascii="Times New Roman" w:hAnsi="Times New Roman" w:eastAsia="Times New Roman" w:cs="Times New Roman"/>
+        </w:rPr>
+        <w:t xml:space="preserve"> 210 </w:t>
+      </w:r>
+      <w:r>
+        <w:rPr>
+          <w:rFonts w:hint="eastAsia" w:ascii="Times New Roman" w:hAnsi="Times New Roman" w:eastAsia="FangSong" w:cs="Times New Roman"/>
+        </w:rPr>
+        <w:t xml:space="preserve">的钋同位素进行</w:t>
+      </w:r>
+      <w:r>
+        <w:rPr>
+          <w:rFonts w:ascii="Times New Roman" w:hAnsi="Times New Roman" w:eastAsia="Times New Roman" w:cs="Times New Roman"/>
+        </w:rPr>
+        <w:t xml:space="preserve"> </w:t>
+      </w:r>
+      <m:oMath>
+        <m:r>
+          <m:t>β</m:t>
+        </m:r>
+      </m:oMath>
+      <w:r>
+        <w:rPr>
+          <w:rFonts w:ascii="Times New Roman" w:hAnsi="Times New Roman" w:eastAsia="Times New Roman" w:cs="Times New Roman"/>
+        </w:rPr>
+        <w:t xml:space="preserve"> </w:t>
+      </w:r>
+      <w:r>
+        <w:rPr>
+          <w:rFonts w:hint="eastAsia" w:ascii="Times New Roman" w:hAnsi="Times New Roman" w:eastAsia="FangSong" w:cs="Times New Roman"/>
+        </w:rPr>
+        <w:t>衰变</w:t>
+      </w:r>
+      <w:r>
+        <w:rPr>
+          <w:rFonts w:hint="eastAsia" w:ascii="Times New Roman" w:hAnsi="Times New Roman" w:eastAsia="Times New Roman" w:cs="Times New Roman"/>
+        </w:rPr>
+        <w:t>,</w:t>
+      </w:r>
+      <w:r>
+        <w:rPr>
+          <w:rFonts w:ascii="Times New Roman" w:hAnsi="Times New Roman" w:eastAsia="Times New Roman" w:cs="Times New Roman"/>
+        </w:rPr>
+        <w:t xml:space="preserve"> </w:t>
+      </w:r>
+      <w:r>
+        <w:rPr>
+          <w:rFonts w:hint="eastAsia" w:ascii="Times New Roman" w:hAnsi="Times New Roman" w:eastAsia="FangSong" w:cs="Times New Roman"/>
+        </w:rPr>
+        <w:t xml:space="preserve">经过</w:t>
+      </w:r>
+      <w:r>
+        <w:rPr>
+          <w:rFonts w:ascii="Times New Roman" w:hAnsi="Times New Roman" w:eastAsia="Times New Roman" w:cs="Times New Roman"/>
+        </w:rPr>
+        <w:t xml:space="preserve"> 14 </w:t>
+      </w:r>
+      <w:r>
+        <w:rPr>
+          <w:rFonts w:hint="eastAsia" w:ascii="Times New Roman" w:hAnsi="Times New Roman" w:eastAsia="FangSong" w:cs="Times New Roman"/>
+        </w:rPr>
+        <w:t>天后</w:t>
+      </w:r>
+      <w:r>
+        <w:rPr>
+          <w:rFonts w:hint="eastAsia" w:ascii="Times New Roman" w:hAnsi="Times New Roman" w:eastAsia="Times New Roman" w:cs="Times New Roman"/>
+        </w:rPr>
+        <w:t>,</w:t>
+      </w:r>
+      <w:r>
+        <w:rPr>
+          <w:rFonts w:ascii="Times New Roman" w:hAnsi="Times New Roman" w:eastAsia="Times New Roman" w:cs="Times New Roman"/>
+        </w:rPr>
+        <w:t xml:space="preserve"> </w:t>
+      </w:r>
+      <w:r>
+        <w:rPr>
+          <w:rFonts w:hint="eastAsia" w:ascii="Times New Roman" w:hAnsi="Times New Roman" w:eastAsia="FangSong" w:cs="Times New Roman"/>
+        </w:rPr>
+        <w:t xml:space="preserve">同位素的活性降低了</w:t>
+      </w:r>
+      <w:r>
+        <w:rPr>
+          <w:rFonts w:ascii="Times New Roman" w:hAnsi="Times New Roman" w:eastAsia="Times New Roman" w:cs="Times New Roman"/>
+        </w:rPr>
+        <w:t xml:space="preserve"> </w:t>
+      </w:r>
+      <m:oMath>
+        <m:r>
+          <m:t>6.85</m:t>
+        </m:r>
+        <m:r>
+          <m:rPr>
+            <m:sty m:val="p"/>
+          </m:rPr>
+          <m:t>%</m:t>
+        </m:r>
+      </m:oMath>
+      <w:r>
+        <w:rPr>
+          <w:rFonts w:ascii="Times New Roman" w:hAnsi="Times New Roman" w:eastAsia="Times New Roman" w:cs="Times New Roman"/>
+        </w:rPr>
+        <w:t xml:space="preserve"> </w:t>
+      </w:r>
+      <w:r>
+        <w:rPr>
+          <w:rFonts w:ascii="Times New Roman" w:hAnsi="Times New Roman" w:eastAsia="Times New Roman" w:cs="Times New Roman"/>
+        </w:rPr>
+        <w:t xml:space="preserve">, </w:t>
+      </w:r>
+      <w:r>
+        <w:rPr>
+          <w:rFonts w:hint="eastAsia" w:ascii="Times New Roman" w:hAnsi="Times New Roman" w:eastAsia="FangSong" w:cs="Times New Roman"/>
+        </w:rPr>
+        <w:t xml:space="preserve">则该同位素分解</w:t>
+      </w:r>
+      <w:r>
+        <w:rPr>
+          <w:rFonts w:ascii="Times New Roman" w:hAnsi="Times New Roman" w:eastAsia="Times New Roman" w:cs="Times New Roman"/>
+        </w:rPr>
+        <w:t xml:space="preserve"> </w:t>
+      </w:r>
+      <m:oMath>
+        <m:r>
+          <m:t>90</m:t>
+        </m:r>
+        <m:r>
+          <m:rPr>
+            <m:sty m:val="p"/>
+          </m:rPr>
+          <m:t>%</m:t>
+        </m:r>
+      </m:oMath>
+      <w:r>
+        <w:rPr>
+          <w:rFonts w:ascii="Times New Roman" w:hAnsi="Times New Roman" w:eastAsia="Times New Roman" w:cs="Times New Roman"/>
+        </w:rPr>
+        <w:t xml:space="preserve"> </w:t>
+      </w:r>
+      <w:r>
+        <w:rPr>
+          <w:rFonts w:hint="eastAsia" w:ascii="Times New Roman" w:hAnsi="Times New Roman" w:eastAsia="FangSong" w:cs="Times New Roman"/>
+        </w:rPr>
+        <w:t xml:space="preserve">所需要的天数为</w:t>
+      </w:r>
+      <w:r>
+        <w:rPr>
+          <w:rFonts w:ascii="Times New Roman" w:hAnsi="Times New Roman" w:eastAsia="Times New Roman" w:cs="Times New Roman"/>
+        </w:rPr>
+        <w:t xml:space="preserve"> </w:t>
+      </w:r>
+      <w:r>
+        <w:rPr>
+          <w:rFonts w:ascii="Times New Roman" w:hAnsi="Times New Roman" w:eastAsia="Times New Roman" w:cs="Times New Roman"/>
+        </w:rPr>
+        <w:t xml:space="preserve">(A) 354; (B) 263; (C) 300; (D) 454。</w:t>
+      </w:r>
+    </w:p>
+    <w:p>
+      <w:pPr>
+        <w:pStyle w:val="BodyText"/>
+      </w:pPr>
+      <w:r>
+        <w:rPr>
+          <w:rFonts w:ascii="Times New Roman" w:hAnsi="Times New Roman" w:eastAsia="Times New Roman" w:cs="Times New Roman"/>
+        </w:rPr>
+        <w:t xml:space="preserve">📖 </w:t>
+      </w:r>
+      <w:r>
+        <w:rPr>
+          <w:rFonts w:hint="eastAsia" w:ascii="Times New Roman" w:hAnsi="Times New Roman" w:eastAsia="FangSong" w:cs="Times New Roman"/>
+        </w:rPr>
+        <w:t xml:space="preserve">查看答案</w:t>
+      </w:r>
+    </w:p>
+    <w:p>
+      <w:pPr>
+        <w:pStyle w:val="BodyText"/>
+      </w:pPr>
+      <w:r>
+        <w:rPr>
+          <w:rFonts w:ascii="Times New Roman" w:hAnsi="Times New Roman" w:eastAsia="Times New Roman" w:cs="Times New Roman"/>
+          <w:b/>
+          <w:bCs/>
+        </w:rPr>
+        <w:t xml:space="preserve">(D)</w:t>
+      </w:r>
+    </w:p>
+    <w:p>
+      <w:pPr>
+        <w:spacing w:before="160" w:after="80"/>
+      </w:pPr>
+      <w:r>
+        <w:pict>
+          <v:rect style="width:0;height:1.5pt" o:hralign="center" o:hrstd="t" o:hr="t"/>
+        </w:pict>
+      </w:r>
+    </w:p>
+    <w:bookmarkEnd w:id="12"/>
+    <w:bookmarkStart w:id="13" w:name="ch6b-5-太阳碳氮循环聚变"/>
+    <w:p>
+      <w:pPr>
+        <w:pStyle w:val="Heading2"/>
+        <w:spacing w:before="280" w:after="120"/>
+      </w:pPr>
+      <w:r>
+        <w:rPr>
+          <w:rFonts w:ascii="Times New Roman" w:hAnsi="Times New Roman" w:eastAsia="Times New Roman" w:cs="Times New Roman"/>
+        </w:rPr>
+        <w:t xml:space="preserve">6.4 </w:t>
+      </w:r>
+      <w:r>
+        <w:rPr>
+          <w:rFonts w:hint="eastAsia" w:ascii="Times New Roman" w:hAnsi="Times New Roman" w:eastAsia="Times New Roman" w:cs="Times New Roman"/>
+        </w:rPr>
+        <w:t>Ch6B-5-</w:t>
+      </w:r>
+      <w:r>
+        <w:rPr>
+          <w:rFonts w:hint="eastAsia" w:ascii="Times New Roman" w:hAnsi="Times New Roman" w:eastAsia="SimHei" w:cs="Times New Roman"/>
+        </w:rPr>
+        <w:t>太阳碳氮循环聚变</w:t>
+      </w:r>
+    </w:p>
+    <w:p>
+      <w:pPr>
+        <w:pStyle w:val="FirstParagraph"/>
+      </w:pPr>
+      <w:r>
+        <w:rPr>
+          <w:rFonts w:hint="eastAsia" w:ascii="Times New Roman" w:hAnsi="Times New Roman" w:eastAsia="FangSong" w:cs="Times New Roman"/>
+        </w:rPr>
+        <w:t>世界各国科学家</w:t>
+      </w:r>
+      <w:r>
+        <w:rPr>
+          <w:rFonts w:hint="eastAsia" w:ascii="Times New Roman" w:hAnsi="Times New Roman" w:eastAsia="Times New Roman" w:cs="Times New Roman"/>
+        </w:rPr>
+        <w:t>，</w:t>
+      </w:r>
+      <w:r>
+        <w:rPr>
+          <w:rFonts w:hint="eastAsia" w:ascii="Times New Roman" w:hAnsi="Times New Roman" w:eastAsia="FangSong" w:cs="Times New Roman"/>
+        </w:rPr>
+        <w:t>从关注人类生存质量角度出发</w:t>
+      </w:r>
+      <w:r>
+        <w:rPr>
+          <w:rFonts w:hint="eastAsia" w:ascii="Times New Roman" w:hAnsi="Times New Roman" w:eastAsia="Times New Roman" w:cs="Times New Roman"/>
+        </w:rPr>
+        <w:t>，</w:t>
+      </w:r>
+      <w:r>
+        <w:rPr>
+          <w:rFonts w:hint="eastAsia" w:ascii="Times New Roman" w:hAnsi="Times New Roman" w:eastAsia="FangSong" w:cs="Times New Roman"/>
+        </w:rPr>
+        <w:t>将保护地球自然生态环境研究作为重大任务之一</w:t>
+      </w:r>
+      <w:r>
+        <w:rPr>
+          <w:rFonts w:hint="eastAsia" w:ascii="Times New Roman" w:hAnsi="Times New Roman" w:eastAsia="Times New Roman" w:cs="Times New Roman"/>
+        </w:rPr>
+        <w:t>。</w:t>
+      </w:r>
+      <w:r>
+        <w:rPr>
+          <w:rFonts w:hint="eastAsia" w:ascii="Times New Roman" w:hAnsi="Times New Roman" w:eastAsia="FangSong" w:cs="Times New Roman"/>
+        </w:rPr>
+        <w:t>并对与之相关的宇宙空间的复杂体系如太阳系进行了初步研究</w:t>
+      </w:r>
+      <w:r>
+        <w:rPr>
+          <w:rFonts w:hint="eastAsia" w:ascii="Times New Roman" w:hAnsi="Times New Roman" w:eastAsia="Times New Roman" w:cs="Times New Roman"/>
+        </w:rPr>
+        <w:t>。</w:t>
+      </w:r>
+      <w:r>
+        <w:rPr>
+          <w:rFonts w:hint="eastAsia" w:ascii="Times New Roman" w:hAnsi="Times New Roman" w:eastAsia="FangSong" w:cs="Times New Roman"/>
+        </w:rPr>
+        <w:t>结果发现太阳是一个巨大能源</w:t>
+      </w:r>
+      <w:r>
+        <w:rPr>
+          <w:rFonts w:hint="eastAsia" w:ascii="Times New Roman" w:hAnsi="Times New Roman" w:eastAsia="Times New Roman" w:cs="Times New Roman"/>
+        </w:rPr>
+        <w:t>。</w:t>
+      </w:r>
+      <w:r>
+        <w:rPr>
+          <w:rFonts w:hint="eastAsia" w:ascii="Times New Roman" w:hAnsi="Times New Roman" w:eastAsia="FangSong" w:cs="Times New Roman"/>
+        </w:rPr>
+        <w:t>它时刻都在向太空发射大量能量</w:t>
+      </w:r>
+      <w:r>
+        <w:rPr>
+          <w:rFonts w:hint="eastAsia" w:ascii="Times New Roman" w:hAnsi="Times New Roman" w:eastAsia="Times New Roman" w:cs="Times New Roman"/>
+        </w:rPr>
+        <w:t>，</w:t>
+      </w:r>
+      <w:r>
+        <w:rPr>
+          <w:rFonts w:hint="eastAsia" w:ascii="Times New Roman" w:hAnsi="Times New Roman" w:eastAsia="FangSong" w:cs="Times New Roman"/>
+        </w:rPr>
+        <w:t>其能量来源就是太阳时刻不停地进行着的链式聚变反应</w:t>
+      </w:r>
+      <w:r>
+        <w:rPr>
+          <w:rFonts w:hint="eastAsia" w:ascii="Times New Roman" w:hAnsi="Times New Roman" w:eastAsia="Times New Roman" w:cs="Times New Roman"/>
+        </w:rPr>
+        <w:t>。</w:t>
+      </w:r>
+      <w:r>
+        <w:rPr>
+          <w:rFonts w:hint="eastAsia" w:ascii="Times New Roman" w:hAnsi="Times New Roman" w:eastAsia="FangSong" w:cs="Times New Roman"/>
+        </w:rPr>
+        <w:t>在那里</w:t>
+      </w:r>
+      <w:r>
+        <w:rPr>
+          <w:rFonts w:hint="eastAsia" w:ascii="Times New Roman" w:hAnsi="Times New Roman" w:eastAsia="Times New Roman" w:cs="Times New Roman"/>
+        </w:rPr>
+        <w:t>，</w:t>
+      </w:r>
+      <w:r>
+        <w:rPr>
+          <w:rFonts w:hint="eastAsia" w:ascii="Times New Roman" w:hAnsi="Times New Roman" w:eastAsia="FangSong" w:cs="Times New Roman"/>
+        </w:rPr>
+        <w:t>氢原子核在极高温度下发生聚变反应</w:t>
+      </w:r>
+      <w:r>
+        <w:rPr>
+          <w:rFonts w:hint="eastAsia" w:ascii="Times New Roman" w:hAnsi="Times New Roman" w:eastAsia="Times New Roman" w:cs="Times New Roman"/>
+        </w:rPr>
+        <w:t>。</w:t>
+      </w:r>
+      <w:r>
+        <w:rPr>
+          <w:rFonts w:hint="eastAsia" w:ascii="Times New Roman" w:hAnsi="Times New Roman" w:eastAsia="FangSong" w:cs="Times New Roman"/>
+        </w:rPr>
+        <w:t>这种反应放出的能量</w:t>
+      </w:r>
+      <w:r>
+        <w:rPr>
+          <w:rFonts w:hint="eastAsia" w:ascii="Times New Roman" w:hAnsi="Times New Roman" w:eastAsia="Times New Roman" w:cs="Times New Roman"/>
+        </w:rPr>
+        <w:t>，</w:t>
+      </w:r>
+      <w:r>
+        <w:rPr>
+          <w:rFonts w:hint="eastAsia" w:ascii="Times New Roman" w:hAnsi="Times New Roman" w:eastAsia="FangSong" w:cs="Times New Roman"/>
+        </w:rPr>
+        <w:t>一方面用以维持反应必需的高温</w:t>
+      </w:r>
+      <w:r>
+        <w:rPr>
+          <w:rFonts w:hint="eastAsia" w:ascii="Times New Roman" w:hAnsi="Times New Roman" w:eastAsia="Times New Roman" w:cs="Times New Roman"/>
+        </w:rPr>
+        <w:t>，</w:t>
+      </w:r>
+      <w:r>
+        <w:rPr>
+          <w:rFonts w:hint="eastAsia" w:ascii="Times New Roman" w:hAnsi="Times New Roman" w:eastAsia="FangSong" w:cs="Times New Roman"/>
+        </w:rPr>
+        <w:t>另一方面则向太空辐射出能量</w:t>
+      </w:r>
+      <w:r>
+        <w:rPr>
+          <w:rFonts w:hint="eastAsia" w:ascii="Times New Roman" w:hAnsi="Times New Roman" w:eastAsia="Times New Roman" w:cs="Times New Roman"/>
+        </w:rPr>
+        <w:t>。</w:t>
+      </w:r>
+      <w:r>
+        <w:rPr>
+          <w:rFonts w:hint="eastAsia" w:ascii="Times New Roman" w:hAnsi="Times New Roman" w:eastAsia="FangSong" w:cs="Times New Roman"/>
+        </w:rPr>
+        <w:t>其中一种重要的聚变过程是碳</w:t>
+      </w:r>
+      <w:r>
+        <w:rPr>
+          <w:rFonts w:hint="eastAsia" w:ascii="Times New Roman" w:hAnsi="Times New Roman" w:eastAsia="Times New Roman" w:cs="Times New Roman"/>
+        </w:rPr>
+        <w:t>—</w:t>
+      </w:r>
+      <w:r>
+        <w:rPr>
+          <w:rFonts w:hint="eastAsia" w:ascii="Times New Roman" w:hAnsi="Times New Roman" w:eastAsia="FangSong" w:cs="Times New Roman"/>
+        </w:rPr>
+        <w:t>氮循环</w:t>
+      </w:r>
+      <w:r>
+        <w:rPr>
+          <w:rFonts w:hint="eastAsia" w:ascii="Times New Roman" w:hAnsi="Times New Roman" w:eastAsia="Times New Roman" w:cs="Times New Roman"/>
+        </w:rPr>
+        <w:t>。</w:t>
+      </w:r>
+      <w:r>
+        <w:rPr>
+          <w:rFonts w:hint="eastAsia" w:ascii="Times New Roman" w:hAnsi="Times New Roman" w:eastAsia="FangSong" w:cs="Times New Roman"/>
+        </w:rPr>
+        <w:t>这一循环是由一系列由碳</w:t>
+      </w:r>
+      <w:r>
+        <w:rPr>
+          <w:rFonts w:hint="eastAsia" w:ascii="Times New Roman" w:hAnsi="Times New Roman" w:eastAsia="Times New Roman" w:cs="Times New Roman"/>
+        </w:rPr>
+        <w:t>—</w:t>
+      </w:r>
+      <w:r>
+        <w:rPr>
+          <w:rFonts w:hint="eastAsia" w:ascii="Times New Roman" w:hAnsi="Times New Roman" w:eastAsia="FangSong" w:cs="Times New Roman"/>
+        </w:rPr>
+        <w:t>氮作媒介的反应组成的</w:t>
+      </w:r>
+      <w:r>
+        <w:rPr>
+          <w:rFonts w:hint="eastAsia" w:ascii="Times New Roman" w:hAnsi="Times New Roman" w:eastAsia="Times New Roman" w:cs="Times New Roman"/>
+        </w:rPr>
+        <w:t>，</w:t>
+      </w:r>
+      <w:r>
+        <w:rPr>
+          <w:rFonts w:hint="eastAsia" w:ascii="Times New Roman" w:hAnsi="Times New Roman" w:eastAsia="FangSong" w:cs="Times New Roman"/>
+        </w:rPr>
+        <w:t>并按下列步骤进行</w:t>
+      </w:r>
+      <w:r>
+        <w:rPr>
+          <w:rFonts w:hint="eastAsia" w:ascii="Times New Roman" w:hAnsi="Times New Roman" w:eastAsia="Times New Roman" w:cs="Times New Roman"/>
+        </w:rPr>
+        <w:t>：</w:t>
+      </w:r>
+    </w:p>
+    <w:p>
+      <w:pPr>
+        <w:pStyle w:val="BodyText"/>
+      </w:pPr>
+      <m:oMathPara>
+        <m:oMathParaPr>
+          <m:jc m:val="center"/>
+          <m:ctrlPr>
+            <w:rPr>
+              <w:sz w:val="28"/>
+              <w:szCs w:val="28"/>
+            </w:rPr>
+          </m:ctrlPr>
+        </m:oMathParaPr>
+        <m:oMath>
+          <m:r>
+            <m:rPr>
+              <m:sty m:val="p"/>
+            </m:rPr>
+            <m:t>①</m:t>
+          </m:r>
+          <m:r>
+            <m:t> </m:t>
+          </m:r>
+          <m:sSubSup>
+            <m:e>
+              <m:r>
+                <m:t>​</m:t>
+              </m:r>
+            </m:e>
+            <m:sub>
+              <m:r>
+                <m:t>1</m:t>
+              </m:r>
+            </m:sub>
+            <m:sup>
+              <m:r>
+                <m:t>1</m:t>
+              </m:r>
+            </m:sup>
+          </m:sSubSup>
+          <m:r>
+            <m:rPr>
+              <m:sty m:val="p"/>
+            </m:rPr>
+            <m:t>H</m:t>
+          </m:r>
+          <m:r>
+            <m:rPr>
+              <m:sty m:val="p"/>
+            </m:rPr>
+            <m:t>+</m:t>
+          </m:r>
+          <m:sSubSup>
+            <m:e>
+              <m:r>
+                <m:t>​</m:t>
+              </m:r>
+            </m:e>
+            <m:sub>
+              <m:r>
+                <m:t>6</m:t>
+              </m:r>
+            </m:sub>
+            <m:sup>
+              <m:r>
+                <m:t>12</m:t>
+              </m:r>
+            </m:sup>
+          </m:sSubSup>
+          <m:r>
+            <m:rPr>
+              <m:sty m:val="p"/>
+            </m:rPr>
+            <m:t>C</m:t>
+          </m:r>
+          <m:r>
+            <m:rPr>
+              <m:sty m:val="p"/>
+            </m:rPr>
+            <m:t>→</m:t>
+          </m:r>
+          <m:sSubSup>
+            <m:e>
+              <m:r>
+                <m:t>​</m:t>
+              </m:r>
+            </m:e>
+            <m:sub>
+              <m:r>
+                <m:t>7</m:t>
+              </m:r>
+            </m:sub>
+            <m:sup>
+              <m:r>
+                <m:t>13</m:t>
+              </m:r>
+            </m:sup>
+          </m:sSubSup>
+          <m:r>
+            <m:rPr>
+              <m:sty m:val="p"/>
+            </m:rPr>
+            <m:t>N</m:t>
+          </m:r>
+          <m:r>
+            <m:t>  </m:t>
+          </m:r>
+          <m:r>
+            <m:rPr>
+              <m:sty m:val="p"/>
+            </m:rPr>
+            <m:t>②</m:t>
+          </m:r>
+          <m:r>
+            <m:t> </m:t>
+          </m:r>
+          <m:sSubSup>
+            <m:e>
+              <m:r>
+                <m:t>​</m:t>
+              </m:r>
+            </m:e>
+            <m:sub>
+              <m:r>
+                <m:t>7</m:t>
+              </m:r>
+            </m:sub>
+            <m:sup>
+              <m:r>
+                <m:t>13</m:t>
+              </m:r>
+            </m:sup>
+          </m:sSubSup>
+          <m:r>
+            <m:rPr>
+              <m:sty m:val="p"/>
+            </m:rPr>
+            <m:t>N</m:t>
+          </m:r>
+          <m:r>
+            <m:rPr>
+              <m:sty m:val="p"/>
+            </m:rPr>
+            <m:t>→</m:t>
+          </m:r>
+          <m:sSubSup>
+            <m:e>
+              <m:r>
+                <m:t>​</m:t>
+              </m:r>
+            </m:e>
+            <m:sub>
+              <m:r>
+                <m:t>y</m:t>
+              </m:r>
+            </m:sub>
+            <m:sup>
+              <m:r>
+                <m:t>x</m:t>
+              </m:r>
+            </m:sup>
+          </m:sSubSup>
+          <m:r>
+            <m:rPr>
+              <m:sty m:val="p"/>
+            </m:rPr>
+            <m:t>C</m:t>
+          </m:r>
+          <m:r>
+            <m:rPr>
+              <m:sty m:val="p"/>
+            </m:rPr>
+            <m:t>+</m:t>
+          </m:r>
+          <m:sSup>
+            <m:e>
+              <m:r>
+                <m:rPr>
+                  <m:sty m:val="p"/>
+                </m:rPr>
+                <m:t>e</m:t>
+              </m:r>
+            </m:e>
+            <m:sup>
+              <m:r>
+                <m:rPr>
+                  <m:sty m:val="p"/>
+                </m:rPr>
+                <m:t>+</m:t>
+              </m:r>
+            </m:sup>
+          </m:sSup>
+          <m:r>
+            <m:rPr>
+              <m:sty m:val="p"/>
+            </m:rPr>
+            <m:t>+</m:t>
+          </m:r>
+          <m:sSub>
+            <m:e>
+              <m:r>
+                <m:rPr>
+                  <m:sty m:val="p"/>
+                </m:rPr>
+                <m:t>v</m:t>
+              </m:r>
+            </m:e>
+            <m:sub>
+              <m:r>
+                <m:rPr>
+                  <m:sty m:val="p"/>
+                </m:rPr>
+                <m:t>e</m:t>
+              </m:r>
+            </m:sub>
+          </m:sSub>
+          <m:r>
+            <m:t>  </m:t>
+          </m:r>
+          <m:r>
+            <m:rPr>
+              <m:sty m:val="p"/>
+            </m:rPr>
+            <m:t>③</m:t>
+          </m:r>
+          <m:r>
+            <m:t> </m:t>
+          </m:r>
+          <m:sSubSup>
+            <m:e>
+              <m:r>
+                <m:t>​</m:t>
+              </m:r>
+            </m:e>
+            <m:sub>
+              <m:r>
+                <m:t>1</m:t>
+              </m:r>
+            </m:sub>
+            <m:sup>
+              <m:r>
+                <m:t>1</m:t>
+              </m:r>
+            </m:sup>
+          </m:sSubSup>
+          <m:r>
+            <m:rPr>
+              <m:sty m:val="p"/>
+            </m:rPr>
+            <m:t>H</m:t>
+          </m:r>
+          <m:r>
+            <m:rPr>
+              <m:sty m:val="p"/>
+            </m:rPr>
+            <m:t>+</m:t>
+          </m:r>
+          <m:sSubSup>
+            <m:e>
+              <m:r>
+                <m:t>​</m:t>
+              </m:r>
+            </m:e>
+            <m:sub>
+              <m:r>
+                <m:t>y</m:t>
+              </m:r>
+            </m:sub>
+            <m:sup>
+              <m:r>
+                <m:t>x</m:t>
+              </m:r>
+            </m:sup>
+          </m:sSubSup>
+          <m:r>
+            <m:rPr>
+              <m:sty m:val="p"/>
+            </m:rPr>
+            <m:t>C</m:t>
+          </m:r>
+          <m:r>
+            <m:rPr>
+              <m:sty m:val="p"/>
+            </m:rPr>
+            <m:t>→</m:t>
+          </m:r>
+          <m:sSubSup>
+            <m:e>
+              <m:r>
+                <m:t>​</m:t>
+              </m:r>
+            </m:e>
+            <m:sub>
+              <m:sSup>
+                <m:e>
+                  <m:r>
+                    <m:t>y</m:t>
+                  </m:r>
+                </m:e>
+                <m:sup>
+                  <m:r>
+                    <m:rPr>
+                      <m:sty m:val="p"/>
+                    </m:rPr>
+                    <m:t>′</m:t>
+                  </m:r>
+                </m:sup>
+              </m:sSup>
+            </m:sub>
+            <m:sup>
+              <m:sSup>
+                <m:e>
+                  <m:r>
+                    <m:t>x</m:t>
+                  </m:r>
+                </m:e>
+                <m:sup>
+                  <m:r>
+                    <m:rPr>
+                      <m:sty m:val="p"/>
+                    </m:rPr>
+                    <m:t>′</m:t>
+                  </m:r>
+                </m:sup>
+              </m:sSup>
+            </m:sup>
+          </m:sSubSup>
+          <m:r>
+            <m:rPr>
+              <m:sty m:val="p"/>
+            </m:rPr>
+            <m:t>N</m:t>
+          </m:r>
+        </m:oMath>
+      </m:oMathPara>
+    </w:p>
+    <w:p>
+      <w:pPr>
+        <w:pStyle w:val="FirstParagraph"/>
+      </w:pPr>
+      <m:oMathPara>
+        <m:oMathParaPr>
+          <m:jc m:val="center"/>
+          <m:ctrlPr>
+            <w:rPr>
+              <w:sz w:val="28"/>
+              <w:szCs w:val="28"/>
+            </w:rPr>
+          </m:ctrlPr>
+        </m:oMathParaPr>
+        <m:oMath>
+          <m:r>
+            <m:rPr>
+              <m:sty m:val="p"/>
+            </m:rPr>
+            <m:t>④</m:t>
+          </m:r>
+          <m:r>
+            <m:t> </m:t>
+          </m:r>
+          <m:sSubSup>
+            <m:e>
+              <m:r>
+                <m:t>​</m:t>
+              </m:r>
+            </m:e>
+            <m:sub>
+              <m:r>
+                <m:t>1</m:t>
+              </m:r>
+            </m:sub>
+            <m:sup>
+              <m:r>
+                <m:t>1</m:t>
+              </m:r>
+            </m:sup>
+          </m:sSubSup>
+          <m:r>
+            <m:rPr>
+              <m:sty m:val="p"/>
+            </m:rPr>
+            <m:t>H</m:t>
+          </m:r>
+          <m:r>
+            <m:rPr>
+              <m:sty m:val="p"/>
+            </m:rPr>
+            <m:t>+</m:t>
+          </m:r>
+          <m:sSubSup>
+            <m:e>
+              <m:r>
+                <m:t>​</m:t>
+              </m:r>
+            </m:e>
+            <m:sub>
+              <m:sSup>
+                <m:e>
+                  <m:r>
+                    <m:t>y</m:t>
+                  </m:r>
+                </m:e>
+                <m:sup>
+                  <m:r>
+                    <m:rPr>
+                      <m:sty m:val="p"/>
+                    </m:rPr>
+                    <m:t>′</m:t>
+                  </m:r>
+                </m:sup>
+              </m:sSup>
+            </m:sub>
+            <m:sup>
+              <m:sSup>
+                <m:e>
+                  <m:r>
+                    <m:t>x</m:t>
+                  </m:r>
+                </m:e>
+                <m:sup>
+                  <m:r>
+                    <m:rPr>
+                      <m:sty m:val="p"/>
+                    </m:rPr>
+                    <m:t>′</m:t>
+                  </m:r>
+                </m:sup>
+              </m:sSup>
+            </m:sup>
+          </m:sSubSup>
+          <m:r>
+            <m:rPr>
+              <m:sty m:val="p"/>
+            </m:rPr>
+            <m:t>N</m:t>
+          </m:r>
+          <m:r>
+            <m:rPr>
+              <m:sty m:val="p"/>
+            </m:rPr>
+            <m:t>→</m:t>
+          </m:r>
+          <m:sSubSup>
+            <m:e>
+              <m:r>
+                <m:t>​</m:t>
+              </m:r>
+            </m:e>
+            <m:sub>
+              <m:sSup>
+                <m:e>
+                  <m:r>
+                    <m:t>y</m:t>
+                  </m:r>
+                </m:e>
+                <m:sup>
+                  <m:r>
+                    <m:rPr>
+                      <m:sty m:val="p"/>
+                    </m:rPr>
+                    <m:t>″</m:t>
+                  </m:r>
+                </m:sup>
+              </m:sSup>
+            </m:sub>
+            <m:sup>
+              <m:sSup>
+                <m:e>
+                  <m:r>
+                    <m:t>x</m:t>
+                  </m:r>
+                </m:e>
+                <m:sup>
+                  <m:r>
+                    <m:rPr>
+                      <m:sty m:val="p"/>
+                    </m:rPr>
+                    <m:t>″</m:t>
+                  </m:r>
+                </m:sup>
+              </m:sSup>
+            </m:sup>
+          </m:sSubSup>
+          <m:r>
+            <m:rPr>
+              <m:sty m:val="p"/>
+            </m:rPr>
+            <m:t>O</m:t>
+          </m:r>
+          <m:r>
+            <m:t>  </m:t>
+          </m:r>
+          <m:r>
+            <m:rPr>
+              <m:sty m:val="p"/>
+            </m:rPr>
+            <m:t>⑤</m:t>
+          </m:r>
+          <m:r>
+            <m:t> </m:t>
+          </m:r>
+          <m:sSubSup>
+            <m:e>
+              <m:r>
+                <m:t>​</m:t>
+              </m:r>
+            </m:e>
+            <m:sub>
+              <m:sSup>
+                <m:e>
+                  <m:r>
+                    <m:t>y</m:t>
+                  </m:r>
+                </m:e>
+                <m:sup>
+                  <m:r>
+                    <m:rPr>
+                      <m:sty m:val="p"/>
+                    </m:rPr>
+                    <m:t>″</m:t>
+                  </m:r>
+                </m:sup>
+              </m:sSup>
+            </m:sub>
+            <m:sup>
+              <m:sSup>
+                <m:e>
+                  <m:r>
+                    <m:t>x</m:t>
+                  </m:r>
+                </m:e>
+                <m:sup>
+                  <m:r>
+                    <m:rPr>
+                      <m:sty m:val="p"/>
+                    </m:rPr>
+                    <m:t>″</m:t>
+                  </m:r>
+                </m:sup>
+              </m:sSup>
+            </m:sup>
+          </m:sSubSup>
+          <m:r>
+            <m:rPr>
+              <m:sty m:val="p"/>
+            </m:rPr>
+            <m:t>O</m:t>
+          </m:r>
+          <m:r>
+            <m:rPr>
+              <m:sty m:val="p"/>
+            </m:rPr>
+            <m:t>→</m:t>
+          </m:r>
+          <m:sSubSup>
+            <m:e>
+              <m:r>
+                <m:t>​</m:t>
+              </m:r>
+            </m:e>
+            <m:sub>
+              <m:sSup>
+                <m:e>
+                  <m:r>
+                    <m:t>y</m:t>
+                  </m:r>
+                </m:e>
+                <m:sup>
+                  <m:r>
+                    <m:rPr>
+                      <m:sty m:val="p"/>
+                    </m:rPr>
+                    <m:t>″</m:t>
+                  </m:r>
+                </m:sup>
+              </m:sSup>
+            </m:sub>
+            <m:sup>
+              <m:sSup>
+                <m:e>
+                  <m:r>
+                    <m:t>x</m:t>
+                  </m:r>
+                </m:e>
+                <m:sup>
+                  <m:r>
+                    <m:rPr>
+                      <m:sty m:val="p"/>
+                    </m:rPr>
+                    <m:t>″</m:t>
+                  </m:r>
+                </m:sup>
+              </m:sSup>
+            </m:sup>
+          </m:sSubSup>
+          <m:r>
+            <m:rPr>
+              <m:sty m:val="p"/>
+            </m:rPr>
+            <m:t>N</m:t>
+          </m:r>
+          <m:r>
+            <m:rPr>
+              <m:sty m:val="p"/>
+            </m:rPr>
+            <m:t>+</m:t>
+          </m:r>
+          <m:sSup>
+            <m:e>
+              <m:r>
+                <m:rPr>
+                  <m:sty m:val="p"/>
+                </m:rPr>
+                <m:t>e</m:t>
+              </m:r>
+            </m:e>
+            <m:sup>
+              <m:r>
+                <m:rPr>
+                  <m:sty m:val="p"/>
+                </m:rPr>
+                <m:t>+</m:t>
+              </m:r>
+            </m:sup>
+          </m:sSup>
+          <m:r>
+            <m:rPr>
+              <m:sty m:val="p"/>
+            </m:rPr>
+            <m:t>+</m:t>
+          </m:r>
+          <m:sSub>
+            <m:e>
+              <m:r>
+                <m:rPr>
+                  <m:sty m:val="p"/>
+                </m:rPr>
+                <m:t>v</m:t>
+              </m:r>
+            </m:e>
+            <m:sub>
+              <m:r>
+                <m:rPr>
+                  <m:sty m:val="p"/>
+                </m:rPr>
+                <m:t>e</m:t>
+              </m:r>
+            </m:sub>
+          </m:sSub>
+          <m:r>
+            <m:t>  </m:t>
+          </m:r>
+          <m:r>
+            <m:rPr>
+              <m:sty m:val="p"/>
+            </m:rPr>
+            <m:t>⑥</m:t>
+          </m:r>
+          <m:r>
+            <m:t> </m:t>
+          </m:r>
+          <m:sSubSup>
+            <m:e>
+              <m:r>
+                <m:t>​</m:t>
+              </m:r>
+            </m:e>
+            <m:sub>
+              <m:r>
+                <m:t>1</m:t>
+              </m:r>
+            </m:sub>
+            <m:sup>
+              <m:r>
+                <m:t>1</m:t>
+              </m:r>
+            </m:sup>
+          </m:sSubSup>
+          <m:r>
+            <m:rPr>
+              <m:sty m:val="p"/>
+            </m:rPr>
+            <m:t>H</m:t>
+          </m:r>
+          <m:r>
+            <m:rPr>
+              <m:sty m:val="p"/>
+            </m:rPr>
+            <m:t>+</m:t>
+          </m:r>
+          <m:sSubSup>
+            <m:e>
+              <m:r>
+                <m:t>​</m:t>
+              </m:r>
+            </m:e>
+            <m:sub>
+              <m:sSup>
+                <m:e>
+                  <m:r>
+                    <m:t>y</m:t>
+                  </m:r>
+                </m:e>
+                <m:sup>
+                  <m:r>
+                    <m:rPr>
+                      <m:sty m:val="p"/>
+                    </m:rPr>
+                    <m:t>″</m:t>
+                  </m:r>
+                </m:sup>
+              </m:sSup>
+            </m:sub>
+            <m:sup>
+              <m:sSup>
+                <m:e>
+                  <m:r>
+                    <m:t>x</m:t>
+                  </m:r>
+                </m:e>
+                <m:sup>
+                  <m:r>
+                    <m:rPr>
+                      <m:sty m:val="p"/>
+                    </m:rPr>
+                    <m:t>″</m:t>
+                  </m:r>
+                </m:sup>
+              </m:sSup>
+            </m:sup>
+          </m:sSubSup>
+          <m:r>
+            <m:rPr>
+              <m:sty m:val="p"/>
+            </m:rPr>
+            <m:t>N</m:t>
+          </m:r>
+          <m:r>
+            <m:rPr>
+              <m:sty m:val="p"/>
+            </m:rPr>
+            <m:t>→</m:t>
+          </m:r>
+          <m:sSubSup>
+            <m:e>
+              <m:r>
+                <m:t>​</m:t>
+              </m:r>
+            </m:e>
+            <m:sub>
+              <m:r>
+                <m:t>6</m:t>
+              </m:r>
+            </m:sub>
+            <m:sup>
+              <m:r>
+                <m:t>12</m:t>
+              </m:r>
+            </m:sup>
+          </m:sSubSup>
+          <m:r>
+            <m:rPr>
+              <m:sty m:val="p"/>
+            </m:rPr>
+            <m:t>C</m:t>
+          </m:r>
+          <m:r>
+            <m:rPr>
+              <m:sty m:val="p"/>
+            </m:rPr>
+            <m:t>+</m:t>
+          </m:r>
+          <m:sSubSup>
+            <m:e>
+              <m:r>
+                <m:t>​</m:t>
+              </m:r>
+            </m:e>
+            <m:sub>
+              <m:r>
+                <m:t>2</m:t>
+              </m:r>
+            </m:sub>
+            <m:sup>
+              <m:r>
+                <m:t>4</m:t>
+              </m:r>
+            </m:sup>
+          </m:sSubSup>
+          <m:r>
+            <m:rPr>
+              <m:sty m:val="p"/>
+            </m:rPr>
+            <m:t>H</m:t>
+          </m:r>
+          <m:r>
+            <m:rPr>
+              <m:sty m:val="p"/>
+            </m:rPr>
+            <m:t>e</m:t>
+          </m:r>
+        </m:oMath>
+      </m:oMathPara>
+    </w:p>
+    <w:p>
+      <w:pPr>
+        <w:pStyle w:val="FirstParagraph"/>
+      </w:pPr>
+      <w:r>
+        <w:rPr>
+          <w:rFonts w:hint="eastAsia" w:ascii="Times New Roman" w:hAnsi="Times New Roman" w:eastAsia="FangSong" w:cs="Times New Roman"/>
+        </w:rPr>
+        <w:t>上述过程</w:t>
+      </w:r>
+      <w:r>
+        <w:rPr>
+          <w:rFonts w:hint="eastAsia" w:ascii="Times New Roman" w:hAnsi="Times New Roman" w:eastAsia="Times New Roman" w:cs="Times New Roman"/>
+        </w:rPr>
+        <w:t>，</w:t>
+      </w:r>
+      <w:r>
+        <w:rPr>
+          <w:rFonts w:hint="eastAsia" w:ascii="Times New Roman" w:hAnsi="Times New Roman" w:eastAsia="FangSong" w:cs="Times New Roman"/>
+        </w:rPr>
+        <w:t>放出的净能量为</w:t>
+      </w:r>
+      <w:r>
+        <w:rPr>
+          <w:rFonts w:ascii="Times New Roman" w:hAnsi="Times New Roman" w:eastAsia="Times New Roman" w:cs="Times New Roman"/>
+        </w:rPr>
+        <w:t xml:space="preserve"> 25.7 </w:t>
+      </w:r>
+      <w:r>
+        <w:rPr>
+          <w:rFonts w:hint="eastAsia" w:ascii="Times New Roman" w:hAnsi="Times New Roman" w:eastAsia="Times New Roman" w:cs="Times New Roman"/>
+        </w:rPr>
+        <w:t>MeV。</w:t>
+      </w:r>
+      <w:r>
+        <w:rPr>
+          <w:rFonts w:hint="eastAsia" w:ascii="Times New Roman" w:hAnsi="Times New Roman" w:eastAsia="FangSong" w:cs="Times New Roman"/>
+        </w:rPr>
+        <w:t>每消耗</w:t>
+      </w:r>
+      <w:r>
+        <w:rPr>
+          <w:rFonts w:ascii="Times New Roman" w:hAnsi="Times New Roman" w:eastAsia="Times New Roman" w:cs="Times New Roman"/>
+        </w:rPr>
+        <w:t xml:space="preserve"> </w:t>
+      </w:r>
+      <m:oMath>
+        <m:oMathPr>
+          <m:ctrlPr>
+            <w:rPr>
+              <w:sz w:val="28"/>
+              <w:szCs w:val="28"/>
+            </w:rPr>
+          </m:ctrlPr>
+        </m:oMathPr>
+        <m:r>
+          <m:t>1</m:t>
+        </m:r>
+        <m:r>
+          <m:t> </m:t>
+        </m:r>
+        <m:r>
+          <m:rPr>
+            <m:sty m:val="p"/>
+          </m:rPr>
+          <m:t>k</m:t>
+        </m:r>
+        <m:r>
+          <m:rPr>
+            <m:sty m:val="p"/>
+          </m:rPr>
+          <m:t>g</m:t>
+        </m:r>
+        <m:r>
+          <m:t> </m:t>
+        </m:r>
+        <m:sSubSup>
+          <m:e>
+            <m:r>
+              <m:t>​</m:t>
+            </m:r>
+          </m:e>
+          <m:sub>
+            <m:r>
+              <m:t>1</m:t>
+            </m:r>
+          </m:sub>
+          <m:sup>
+            <m:r>
+              <m:t>1</m:t>
+            </m:r>
+          </m:sup>
+        </m:sSubSup>
+        <m:r>
+          <m:rPr>
+            <m:sty m:val="p"/>
+          </m:rPr>
+          <m:t>H</m:t>
+        </m:r>
+      </m:oMath>
+      <w:r>
+        <w:rPr>
+          <w:rFonts w:ascii="Times New Roman" w:hAnsi="Times New Roman" w:eastAsia="Times New Roman" w:cs="Times New Roman"/>
+        </w:rPr>
+        <w:t xml:space="preserve"> </w:t>
+      </w:r>
+      <w:r>
+        <w:rPr>
+          <w:rFonts w:hint="eastAsia" w:ascii="Times New Roman" w:hAnsi="Times New Roman" w:eastAsia="FangSong" w:cs="Times New Roman"/>
+        </w:rPr>
+        <w:t xml:space="preserve">约产生</w:t>
+      </w:r>
+      <w:r>
+        <w:rPr>
+          <w:rFonts w:ascii="Times New Roman" w:hAnsi="Times New Roman" w:eastAsia="Times New Roman" w:cs="Times New Roman"/>
+        </w:rPr>
+        <w:t xml:space="preserve"> </w:t>
+      </w:r>
+      <m:oMath>
+        <m:oMathPr>
+          <m:ctrlPr>
+            <w:rPr>
+              <w:sz w:val="28"/>
+              <w:szCs w:val="28"/>
+            </w:rPr>
+          </m:ctrlPr>
+        </m:oMathPr>
+        <m:r>
+          <m:t>6.2</m:t>
+        </m:r>
+        <m:r>
+          <m:rPr>
+            <m:sty m:val="p"/>
+          </m:rPr>
+          <m:t>×</m:t>
+        </m:r>
+        <m:sSup>
+          <m:e>
+            <m:r>
+              <m:t>10</m:t>
+            </m:r>
+          </m:e>
+          <m:sup>
+            <m:r>
+              <m:t>14</m:t>
+            </m:r>
+          </m:sup>
+        </m:sSup>
+        <m:r>
+          <m:t> </m:t>
+        </m:r>
+        <m:r>
+          <m:rPr>
+            <m:sty m:val="p"/>
+          </m:rPr>
+          <m:t>J</m:t>
+        </m:r>
+      </m:oMath>
+      <w:r>
+        <w:rPr>
+          <w:rFonts w:ascii="Times New Roman" w:hAnsi="Times New Roman" w:eastAsia="Times New Roman" w:cs="Times New Roman"/>
+        </w:rPr>
+        <w:t xml:space="preserve"> </w:t>
+      </w:r>
+      <w:r>
+        <w:rPr>
+          <w:rFonts w:hint="eastAsia" w:ascii="Times New Roman" w:hAnsi="Times New Roman" w:eastAsia="FangSong" w:cs="Times New Roman"/>
+        </w:rPr>
+        <w:t>的能量</w:t>
+      </w:r>
+      <w:r>
+        <w:rPr>
+          <w:rFonts w:hint="eastAsia" w:ascii="Times New Roman" w:hAnsi="Times New Roman" w:eastAsia="Times New Roman" w:cs="Times New Roman"/>
+        </w:rPr>
+        <w:t>。</w:t>
+      </w:r>
+      <w:r>
+        <w:rPr>
+          <w:rFonts w:hint="eastAsia" w:ascii="Times New Roman" w:hAnsi="Times New Roman" w:eastAsia="FangSong" w:cs="Times New Roman"/>
+        </w:rPr>
+        <w:t>核聚变反应是太阳能够在几十亿年内稳定地发光释能的主要原因</w:t>
+      </w:r>
+      <w:r>
+        <w:rPr>
+          <w:rFonts w:hint="eastAsia" w:ascii="Times New Roman" w:hAnsi="Times New Roman" w:eastAsia="Times New Roman" w:cs="Times New Roman"/>
+        </w:rPr>
+        <w:t>。</w:t>
+      </w:r>
+    </w:p>
+    <w:p>
+      <w:pPr>
+        <w:pStyle w:val="BodyText"/>
+      </w:pPr>
+      <w:r>
+        <w:rPr>
+          <w:rFonts w:ascii="Times New Roman" w:hAnsi="Times New Roman" w:eastAsia="Times New Roman" w:cs="Times New Roman"/>
+        </w:rPr>
+        <w:t xml:space="preserve">5-1 </w:t>
+      </w:r>
+      <w:r>
+        <w:rPr>
+          <w:rFonts w:hint="eastAsia" w:ascii="Times New Roman" w:hAnsi="Times New Roman" w:eastAsia="FangSong" w:cs="Times New Roman"/>
+        </w:rPr>
+        <w:t xml:space="preserve">在上述过程中</w:t>
+      </w:r>
+      <w:r>
+        <w:rPr>
+          <w:rFonts w:ascii="Times New Roman" w:hAnsi="Times New Roman" w:eastAsia="Times New Roman" w:cs="Times New Roman"/>
+        </w:rPr>
+        <w:t xml:space="preserve"> </w:t>
+      </w:r>
+      <m:oMath>
+        <m:r>
+          <m:t>x</m:t>
+        </m:r>
+        <m:r>
+          <m:rPr>
+            <m:sty m:val="p"/>
+          </m:rPr>
+          <m:t>=</m:t>
+        </m:r>
+        <m:r>
+          <m:rPr>
+            <m:sty m:val="p"/>
+          </m:rPr>
+          <m:t>_</m:t>
+        </m:r>
+      </m:oMath>
+      <w:r>
+        <w:rPr>
+          <w:rFonts w:hint="eastAsia" w:ascii="Times New Roman" w:hAnsi="Times New Roman" w:eastAsia="Times New Roman" w:cs="Times New Roman"/>
+        </w:rPr>
+        <w:t xml:space="preserve">，</w:t>
+      </w:r>
+      <m:oMath>
+        <m:r>
+          <m:t>y</m:t>
+        </m:r>
+        <m:r>
+          <m:rPr>
+            <m:sty m:val="p"/>
+          </m:rPr>
+          <m:t>=</m:t>
+        </m:r>
+        <m:r>
+          <m:rPr>
+            <m:sty m:val="p"/>
+          </m:rPr>
+          <m:t>_</m:t>
+        </m:r>
+      </m:oMath>
+      <w:r>
+        <w:rPr>
+          <w:rFonts w:hint="eastAsia" w:ascii="Times New Roman" w:hAnsi="Times New Roman" w:eastAsia="Times New Roman" w:cs="Times New Roman"/>
+        </w:rPr>
+        <w:t xml:space="preserve">；</w:t>
+      </w:r>
+      <m:oMath>
+        <m:sSup>
+          <m:e>
+            <m:r>
+              <m:t>x</m:t>
+            </m:r>
+          </m:e>
+          <m:sup>
+            <m:r>
+              <m:rPr>
+                <m:sty m:val="p"/>
+              </m:rPr>
+              <m:t>′</m:t>
+            </m:r>
+          </m:sup>
+        </m:sSup>
+        <m:r>
+          <m:rPr>
+            <m:sty m:val="p"/>
+          </m:rPr>
+          <m:t>=</m:t>
+        </m:r>
+        <m:r>
+          <m:rPr>
+            <m:sty m:val="p"/>
+          </m:rPr>
+          <m:t>_</m:t>
+        </m:r>
+      </m:oMath>
+      <w:r>
+        <w:rPr>
+          <w:rFonts w:hint="eastAsia" w:ascii="Times New Roman" w:hAnsi="Times New Roman" w:eastAsia="Times New Roman" w:cs="Times New Roman"/>
+        </w:rPr>
+        <w:t xml:space="preserve">，</w:t>
+      </w:r>
+      <m:oMath>
+        <m:sSup>
+          <m:e>
+            <m:r>
+              <m:t>y</m:t>
+            </m:r>
+          </m:e>
+          <m:sup>
+            <m:r>
+              <m:rPr>
+                <m:sty m:val="p"/>
+              </m:rPr>
+              <m:t>′</m:t>
+            </m:r>
+          </m:sup>
+        </m:sSup>
+        <m:r>
+          <m:rPr>
+            <m:sty m:val="p"/>
+          </m:rPr>
+          <m:t>=</m:t>
+        </m:r>
+        <m:r>
+          <m:rPr>
+            <m:sty m:val="p"/>
+          </m:rPr>
+          <m:t>_</m:t>
+        </m:r>
+      </m:oMath>
+      <w:r>
+        <w:rPr>
+          <w:rFonts w:hint="eastAsia" w:ascii="Times New Roman" w:hAnsi="Times New Roman" w:eastAsia="Times New Roman" w:cs="Times New Roman"/>
+        </w:rPr>
+        <w:t xml:space="preserve">；</w:t>
+      </w:r>
+      <m:oMath>
+        <m:sSup>
+          <m:e>
+            <m:r>
+              <m:t>x</m:t>
+            </m:r>
+          </m:e>
+          <m:sup>
+            <m:r>
+              <m:rPr>
+                <m:sty m:val="p"/>
+              </m:rPr>
+              <m:t>″</m:t>
+            </m:r>
+          </m:sup>
+        </m:sSup>
+        <m:r>
+          <m:rPr>
+            <m:sty m:val="p"/>
+          </m:rPr>
+          <m:t>=</m:t>
+        </m:r>
+        <m:r>
+          <m:rPr>
+            <m:sty m:val="p"/>
+          </m:rPr>
+          <m:t>_</m:t>
+        </m:r>
+      </m:oMath>
+      <w:r>
+        <w:rPr>
+          <w:rFonts w:hint="eastAsia" w:ascii="Times New Roman" w:hAnsi="Times New Roman" w:eastAsia="Times New Roman" w:cs="Times New Roman"/>
+        </w:rPr>
+        <w:t xml:space="preserve">，</w:t>
+      </w:r>
+      <m:oMath>
+        <m:sSup>
+          <m:e>
+            <m:r>
+              <m:t>y</m:t>
+            </m:r>
+          </m:e>
+          <m:sup>
+            <m:r>
+              <m:rPr>
+                <m:sty m:val="p"/>
+              </m:rPr>
+              <m:t>″</m:t>
+            </m:r>
+          </m:sup>
+        </m:sSup>
+        <m:r>
+          <m:rPr>
+            <m:sty m:val="p"/>
+          </m:rPr>
+          <m:t>=</m:t>
+        </m:r>
+        <m:r>
+          <m:rPr>
+            <m:sty m:val="p"/>
+          </m:rPr>
+          <m:t>_</m:t>
+        </m:r>
+      </m:oMath>
+      <w:r>
+        <w:rPr>
+          <w:rFonts w:hint="eastAsia" w:ascii="Times New Roman" w:hAnsi="Times New Roman" w:eastAsia="Times New Roman" w:cs="Times New Roman"/>
+        </w:rPr>
+        <w:t>（</w:t>
+      </w:r>
+      <w:r>
+        <w:rPr>
+          <w:rFonts w:hint="eastAsia" w:ascii="Times New Roman" w:hAnsi="Times New Roman" w:eastAsia="FangSong" w:cs="Times New Roman"/>
+        </w:rPr>
+        <w:t>均填数值</w:t>
+      </w:r>
+      <w:r>
+        <w:rPr>
+          <w:rFonts w:hint="eastAsia" w:ascii="Times New Roman" w:hAnsi="Times New Roman" w:eastAsia="Times New Roman" w:cs="Times New Roman"/>
+        </w:rPr>
+        <w:t>）。</w:t>
+      </w:r>
+    </w:p>
+    <w:p>
+      <w:pPr>
+        <w:pStyle w:val="BodyText"/>
+      </w:pPr>
+      <w:r>
+        <w:rPr>
+          <w:rFonts w:ascii="Times New Roman" w:hAnsi="Times New Roman" w:eastAsia="Times New Roman" w:cs="Times New Roman"/>
+        </w:rPr>
+        <w:t xml:space="preserve">5-2 </w:t>
+      </w:r>
+      <w:r>
+        <w:rPr>
+          <w:rFonts w:hint="eastAsia" w:ascii="Times New Roman" w:hAnsi="Times New Roman" w:eastAsia="FangSong" w:cs="Times New Roman"/>
+        </w:rPr>
+        <w:t>写出与净能量产生对应的反应方程式</w:t>
+      </w:r>
+      <w:r>
+        <w:rPr>
+          <w:rFonts w:hint="eastAsia" w:ascii="Times New Roman" w:hAnsi="Times New Roman" w:eastAsia="Times New Roman" w:cs="Times New Roman"/>
+        </w:rPr>
+        <w:t>：____。</w:t>
+      </w:r>
+    </w:p>
+    <w:p>
+      <w:pPr>
+        <w:pStyle w:val="BodyText"/>
+      </w:pPr>
+      <w:r>
+        <w:rPr>
+          <w:rFonts w:ascii="Times New Roman" w:hAnsi="Times New Roman" w:eastAsia="Times New Roman" w:cs="Times New Roman"/>
+        </w:rPr>
+        <w:t xml:space="preserve">5-3 </w:t>
+      </w:r>
+      <w:r>
+        <w:rPr>
+          <w:rFonts w:hint="eastAsia" w:ascii="Times New Roman" w:hAnsi="Times New Roman" w:eastAsia="FangSong" w:cs="Times New Roman"/>
+        </w:rPr>
+        <w:t>在反应中碳原子的作用是</w:t>
+      </w:r>
+      <w:r>
+        <w:rPr>
+          <w:rFonts w:hint="eastAsia" w:ascii="Times New Roman" w:hAnsi="Times New Roman" w:eastAsia="Times New Roman" w:cs="Times New Roman"/>
+        </w:rPr>
+        <w:t>____。</w:t>
+      </w:r>
+    </w:p>
+    <w:p>
+      <w:pPr>
+        <w:pStyle w:val="BodyText"/>
+      </w:pPr>
+      <w:r>
+        <w:rPr>
+          <w:rFonts w:ascii="Times New Roman" w:hAnsi="Times New Roman" w:eastAsia="Times New Roman" w:cs="Times New Roman"/>
+        </w:rPr>
+        <w:t xml:space="preserve">📖 </w:t>
+      </w:r>
+      <w:r>
+        <w:rPr>
+          <w:rFonts w:hint="eastAsia" w:ascii="Times New Roman" w:hAnsi="Times New Roman" w:eastAsia="FangSong" w:cs="Times New Roman"/>
+        </w:rPr>
+        <w:t xml:space="preserve">查看答案</w:t>
+      </w:r>
+    </w:p>
+    <w:p>
+      <w:pPr>
+        <w:pStyle w:val="BodyText"/>
+      </w:pPr>
+      <w:r>
+        <w:rPr>
+          <w:rFonts w:ascii="Times New Roman" w:hAnsi="Times New Roman" w:eastAsia="Times New Roman" w:cs="Times New Roman"/>
+        </w:rPr>
+        <w:t xml:space="preserve">5-1 </w:t>
+      </w:r>
+      <w:r>
+        <w:rPr>
+          <w:rFonts w:hint="eastAsia" w:ascii="Times New Roman" w:hAnsi="Times New Roman" w:eastAsia="Times New Roman" w:cs="Times New Roman"/>
+        </w:rPr>
+        <w:t xml:space="preserve">13；6；14；7；15；7。</w:t>
+      </w:r>
+    </w:p>
+    <w:p>
+      <w:pPr>
+        <w:pStyle w:val="BodyText"/>
+      </w:pPr>
+      <w:r>
+        <w:rPr>
+          <w:rFonts w:ascii="Times New Roman" w:hAnsi="Times New Roman" w:eastAsia="Times New Roman" w:cs="Times New Roman"/>
+        </w:rPr>
+        <w:t xml:space="preserve">5-2</w:t>
+      </w:r>
+      <w:r>
+        <w:rPr>
+          <w:rFonts w:ascii="Times New Roman" w:hAnsi="Times New Roman" w:eastAsia="Times New Roman" w:cs="Times New Roman"/>
+        </w:rPr>
+        <w:t xml:space="preserve"> </w:t>
+      </w:r>
+      <m:oMath>
+        <m:oMathPr>
+          <m:ctrlPr>
+            <w:rPr>
+              <w:sz w:val="28"/>
+              <w:szCs w:val="28"/>
+            </w:rPr>
+          </m:ctrlPr>
+        </m:oMathPr>
+        <m:r>
+          <m:t>4</m:t>
+        </m:r>
+        <m:r>
+          <m:t> </m:t>
+        </m:r>
+        <m:sSubSup>
+          <m:e>
+            <m:r>
+              <m:t>​</m:t>
+            </m:r>
+          </m:e>
+          <m:sub>
+            <m:r>
+              <m:t>1</m:t>
+            </m:r>
+          </m:sub>
+          <m:sup>
+            <m:r>
+              <m:t>1</m:t>
+            </m:r>
+          </m:sup>
+        </m:sSubSup>
+        <m:r>
+          <m:rPr>
+            <m:sty m:val="p"/>
+          </m:rPr>
+          <m:t>H</m:t>
+        </m:r>
+        <m:r>
+          <m:rPr>
+            <m:sty m:val="p"/>
+          </m:rPr>
+          <m:t>→</m:t>
+        </m:r>
+        <m:sSubSup>
+          <m:e>
+            <m:r>
+              <m:t>​</m:t>
+            </m:r>
+          </m:e>
+          <m:sub>
+            <m:r>
+              <m:t>2</m:t>
+            </m:r>
+          </m:sub>
+          <m:sup>
+            <m:r>
+              <m:t>4</m:t>
+            </m:r>
+          </m:sup>
+        </m:sSubSup>
+        <m:r>
+          <m:rPr>
+            <m:sty m:val="p"/>
+          </m:rPr>
+          <m:t>H</m:t>
+        </m:r>
+        <m:r>
+          <m:rPr>
+            <m:sty m:val="p"/>
+          </m:rPr>
+          <m:t>e</m:t>
+        </m:r>
+        <m:r>
+          <m:rPr>
+            <m:sty m:val="p"/>
+          </m:rPr>
+          <m:t>+</m:t>
+        </m:r>
+        <m:r>
+          <m:t>2</m:t>
+        </m:r>
+        <m:sSup>
+          <m:e>
+            <m:r>
+              <m:rPr>
+                <m:sty m:val="p"/>
+              </m:rPr>
+              <m:t>e</m:t>
+            </m:r>
+          </m:e>
+          <m:sup>
+            <m:r>
+              <m:rPr>
+                <m:sty m:val="p"/>
+              </m:rPr>
+              <m:t>+</m:t>
+            </m:r>
+          </m:sup>
+        </m:sSup>
+        <m:r>
+          <m:rPr>
+            <m:sty m:val="p"/>
+          </m:rPr>
+          <m:t>+</m:t>
+        </m:r>
+        <m:r>
+          <m:t>2</m:t>
+        </m:r>
+        <m:sSub>
+          <m:e>
+            <m:r>
+              <m:rPr>
+                <m:sty m:val="p"/>
+              </m:rPr>
+              <m:t>v</m:t>
+            </m:r>
+          </m:e>
+          <m:sub>
+            <m:r>
+              <m:rPr>
+                <m:sty m:val="p"/>
+              </m:rPr>
+              <m:t>e</m:t>
+            </m:r>
+          </m:sub>
+        </m:sSub>
+        <m:r>
+          <m:rPr>
+            <m:sty m:val="p"/>
+          </m:rPr>
+          <m:t>+</m:t>
+        </m:r>
+        <m:r>
+          <m:t>25.7</m:t>
+        </m:r>
+        <m:r>
+          <m:t> </m:t>
+        </m:r>
+        <m:r>
+          <m:rPr>
+            <m:sty m:val="p"/>
+          </m:rPr>
+          <m:t>M</m:t>
+        </m:r>
+        <m:r>
+          <m:rPr>
+            <m:sty m:val="p"/>
+          </m:rPr>
+          <m:t>e</m:t>
+        </m:r>
+        <m:r>
+          <m:rPr>
+            <m:sty m:val="p"/>
+          </m:rPr>
+          <m:t>V</m:t>
+        </m:r>
+      </m:oMath>
+    </w:p>
+    <w:p>
+      <w:pPr>
+        <w:pStyle w:val="BodyText"/>
+      </w:pPr>
+      <w:r>
+        <w:rPr>
+          <w:rFonts w:ascii="Times New Roman" w:hAnsi="Times New Roman" w:eastAsia="Times New Roman" w:cs="Times New Roman"/>
+        </w:rPr>
+        <w:t xml:space="preserve">5-3 </w:t>
+      </w:r>
+      <w:r>
+        <w:rPr>
+          <w:rFonts w:hint="eastAsia" w:ascii="Times New Roman" w:hAnsi="Times New Roman" w:eastAsia="FangSong" w:cs="Times New Roman"/>
+        </w:rPr>
+        <w:t xml:space="preserve">催化剂</w:t>
+      </w:r>
+    </w:p>
+    <w:p>
+      <w:pPr>
+        <w:spacing w:before="160" w:after="80"/>
+      </w:pPr>
+      <w:r>
+        <w:pict>
+          <v:rect style="width:0;height:1.5pt" o:hralign="center" o:hrstd="t" o:hr="t"/>
+        </w:pict>
+      </w:r>
+    </w:p>
+    <w:bookmarkEnd w:id="13"/>
+    <w:bookmarkStart w:id="14" w:name="竞赛提升"/>
+    <w:p>
+      <w:pPr>
+        <w:pStyle w:val="Heading2"/>
+        <w:spacing w:before="280" w:after="120"/>
+      </w:pPr>
+      <w:r>
+        <w:rPr>
+          <w:rFonts w:hint="eastAsia" w:ascii="Times New Roman" w:hAnsi="Times New Roman" w:eastAsia="SimHei" w:cs="Times New Roman"/>
+        </w:rPr>
+        <w:t xml:space="preserve">竞赛提升</w:t>
+      </w:r>
+    </w:p>
+    <w:bookmarkEnd w:id="14"/>
+    <w:bookmarkStart w:id="18" w:name="ch1b-9-极限密度法测分子量"/>
+    <w:p>
+      <w:pPr>
+        <w:pStyle w:val="Heading2"/>
+        <w:spacing w:before="280" w:after="120"/>
+      </w:pPr>
+      <w:r>
+        <w:rPr>
+          <w:rFonts w:ascii="Times New Roman" w:hAnsi="Times New Roman" w:eastAsia="Times New Roman" w:cs="Times New Roman"/>
+        </w:rPr>
+        <w:t xml:space="preserve">6.5 </w:t>
+      </w:r>
+      <w:r>
+        <w:rPr>
+          <w:rFonts w:hint="eastAsia" w:ascii="Times New Roman" w:hAnsi="Times New Roman" w:eastAsia="Times New Roman" w:cs="Times New Roman"/>
+        </w:rPr>
+        <w:t>Ch1B-9-</w:t>
       </w:r>
       <w:r>
         <w:rPr>
@@ -1712,18 +5634,18 @@
           <wp:inline>
             <wp:extent cx="3600000" cy="2099041"/>
             <wp:effectExtent b="0" l="0" r="0" t="0"/>
-            <wp:docPr descr="" title="" id="10" name="Picture"/>
+            <wp:docPr descr="" title="" id="16" name="Picture"/>
             <a:graphic>
               <a:graphicData uri="http://schemas.openxmlformats.org/drawingml/2006/picture">
                 <pic:pic>
                   <pic:nvPicPr>
-                    <pic:cNvPr descr="c934fb94c98b60ba79699b5ab886dfca6cc84c7780623a611d3f4ef0a2454024.jpg" id="11" name="Picture"/>
+                    <pic:cNvPr descr="c934fb94c98b60ba79699b5ab886dfca6cc84c7780623a611d3f4ef0a2454024.jpg" id="17" name="Picture"/>
                     <pic:cNvPicPr>
                       <a:picLocks noChangeArrowheads="1" noChangeAspect="1"/>
                     </pic:cNvPicPr>
                   </pic:nvPicPr>
                   <pic:blipFill>
-                    <a:blip r:embed="rId9"/>
+                    <a:blip r:embed="rId15"/>
                     <a:stretch>
                       <a:fillRect/>
                     </a:stretch>
@@ -3031,8 +6953,8 @@
         </w:pict>
       </w:r>
     </w:p>
-    <w:bookmarkEnd w:id="12"/>
-    <w:bookmarkStart w:id="13" w:name="一分册测试-ch6a-5-nh4假想元素与u235裂变"/>
+    <w:bookmarkEnd w:id="18"/>
+    <w:bookmarkStart w:id="19" w:name="ch6a-5-nh4假想元素与u235裂变"/>
     <w:p>
       <w:pPr>
         <w:pStyle w:val="Heading2"/>
@@ -3042,19 +6964,13 @@
         <w:rPr>
           <w:rFonts w:ascii="Times New Roman" w:hAnsi="Times New Roman" w:eastAsia="Times New Roman" w:cs="Times New Roman"/>
         </w:rPr>
-        <w:t xml:space="preserve">6.2 </w:t>
-      </w:r>
-      <w:r>
-        <w:rPr>
-          <w:rFonts w:hint="eastAsia" w:ascii="Times New Roman" w:hAnsi="Times New Roman" w:eastAsia="SimHei" w:cs="Times New Roman"/>
-        </w:rPr>
-        <w:t>一分册测试</w:t>
-      </w:r>
-      <w:r>
-        <w:rPr>
-          <w:rFonts w:hint="eastAsia" w:ascii="Times New Roman" w:hAnsi="Times New Roman" w:eastAsia="Times New Roman" w:cs="Times New Roman"/>
-        </w:rPr>
-        <w:t>-Ch6A-5-NH4</w:t>
+        <w:t xml:space="preserve">6.6 </w:t>
+      </w:r>
+      <w:r>
+        <w:rPr>
+          <w:rFonts w:hint="eastAsia" w:ascii="Times New Roman" w:hAnsi="Times New Roman" w:eastAsia="Times New Roman" w:cs="Times New Roman"/>
+        </w:rPr>
+        <w:t>Ch6A-5-NH4</w:t>
       </w:r>
       <w:r>
         <w:rPr>
@@ -4264,8 +8180,8 @@
         </w:pict>
       </w:r>
     </w:p>
-    <w:bookmarkEnd w:id="13"/>
-    <w:bookmarkStart w:id="14" w:name="基础-习13"/>
+    <w:bookmarkEnd w:id="19"/>
+    <w:bookmarkStart w:id="20" w:name="基础-习13"/>
     <w:p>
       <w:pPr>
         <w:pStyle w:val="Heading2"/>
@@ -4275,7 +8191,7 @@
         <w:rPr>
           <w:rFonts w:ascii="Times New Roman" w:hAnsi="Times New Roman" w:eastAsia="Times New Roman" w:cs="Times New Roman"/>
         </w:rPr>
-        <w:t xml:space="preserve">6.3 </w:t>
+        <w:t xml:space="preserve">6.7 </w:t>
       </w:r>
       <w:r>
         <w:rPr>
@@ -5403,10 +9319,10 @@
         </w:pict>
       </w:r>
     </w:p>
-    <w:bookmarkEnd w:id="14"/>
-    <w:bookmarkEnd w:id="15"/>
+    <w:bookmarkEnd w:id="20"/>
+    <w:bookmarkEnd w:id="21"/>
     <w:sectPr>
-      <w:footerReference w:type="default" r:id="rId10"/>
+      <w:footerReference w:type="default" r:id="rId9"/>
       <w:footnotePr>
         <w:numRestart w:val="eachSect"/>
       </w:footnotePr>
